--- a/input/docx/שיננא ראש השנה.docx
+++ b/input/docx/שיננא ראש השנה.docx
@@ -626,7 +626,28 @@
           <w:spacing w:val="-2"/>
           <w:rtl/>
         </w:rPr>
-        <w:t xml:space="preserve">דניסן ר"ה למלכים, </w:t>
+        <w:t xml:space="preserve">דניסן </w:t>
+      </w:r>
+      <w:r>
+        <w:rPr>
+          <w:rStyle w:val="afffff"/>
+          <w:spacing w:val="-2"/>
+          <w:rtl/>
+          <w:rPrChange w:id="9001" w:author="מנוע אמוראים" w:date="2026-10-05T16:42:09Z">
+            <w:rPr>
+              <w:spacing w:val="-2"/>
+              <w:rtl/>
+            </w:rPr>
+          </w:rPrChange>
+        </w:rPr>
+        <w:t xml:space="preserve">ר"ה</w:t>
+      </w:r>
+      <w:r>
+        <w:rPr>
+          <w:spacing w:val="-2"/>
+          <w:rtl/>
+        </w:rPr>
+        <w:t xml:space="preserve"> למלכים, </w:t>
       </w:r>
       <w:r>
         <w:rPr>
@@ -1216,7 +1237,28 @@
           <w:spacing w:val="0"/>
           <w:rtl/>
         </w:rPr>
-        <w:t>'ויהי בשמונים שנה וארבע מאות שנה לצאת בני ישראל מארץ מצרים וגו',</w:t>
+        <w:t xml:space="preserve">'</w:t>
+      </w:r>
+      <w:r>
+        <w:rPr>
+          <w:rStyle w:val="af4"/>
+          <w:spacing w:val="0"/>
+          <w:rtl/>
+          <w:rPrChange w:id="9001" w:author="מנוע פסוקים" w:date="2026-10-05T16:38:44Z">
+            <w:rPr>
+              <w:spacing w:val="0"/>
+              <w:rtl/>
+            </w:rPr>
+          </w:rPrChange>
+        </w:rPr>
+        <w:t xml:space="preserve">ויהי בשמונים שנה וארבע מאות שנה לצאת בני ישראל מארץ מצרים</w:t>
+      </w:r>
+      <w:r>
+        <w:rPr>
+          <w:spacing w:val="0"/>
+          <w:rtl/>
+        </w:rPr>
+        <w:t xml:space="preserve"> וגו',</w:t>
       </w:r>
       <w:r>
         <w:rPr>
@@ -1421,7 +1463,25 @@
         <w:rPr>
           <w:rtl/>
         </w:rPr>
-        <w:t>מכלל דר"ה לאו תשרי הוא.</w:t>
+        <w:t xml:space="preserve">מכלל </w:t>
+      </w:r>
+      <w:r>
+        <w:rPr>
+          <w:rStyle w:val="afffff"/>
+          <w:rtl/>
+          <w:rPrChange w:id="9002" w:author="מנוע אמוראים" w:date="2026-10-05T16:42:09Z">
+            <w:rPr>
+              <w:rtl/>
+            </w:rPr>
+          </w:rPrChange>
+        </w:rPr>
+        <w:t xml:space="preserve">דר"ה</w:t>
+      </w:r>
+      <w:r>
+        <w:rPr>
+          <w:rtl/>
+        </w:rPr>
+        <w:t xml:space="preserve"> לאו תשרי הוא.</w:t>
       </w:r>
     </w:p>
     <w:p>
@@ -2216,12 +2276,29 @@
       </w:pPr>
       <w:r>
         <w:rPr>
+          <w:rStyle w:val="afffff"/>
+          <w:rFonts w:ascii="Fb Fontext" w:hAnsi="Fb Fontext" w:cs="PFT_Frank"/>
+          <w:szCs w:val="14"/>
+          <w:rtl/>
+          <w:rPrChange w:id="9003" w:author="מנוע אמוראים" w:date="2026-10-05T16:42:09Z">
+            <w:rPr>
+              <w:rStyle w:val="afffb"/>
+              <w:rFonts w:ascii="Fb Fontext" w:hAnsi="Fb Fontext" w:cs="PFT_Frank"/>
+              <w:szCs w:val="14"/>
+              <w:rtl/>
+            </w:rPr>
+          </w:rPrChange>
+        </w:rPr>
+        <w:t xml:space="preserve">ור"ה</w:t>
+      </w:r>
+      <w:r>
+        <w:rPr>
           <w:rStyle w:val="afffb"/>
           <w:rFonts w:ascii="Fb Fontext" w:hAnsi="Fb Fontext" w:cs="PFT_Frank"/>
           <w:szCs w:val="14"/>
           <w:rtl/>
         </w:rPr>
-        <w:t>ור"ה לאו סיון</w:t>
+        <w:t xml:space="preserve"> לאו סיון</w:t>
       </w:r>
       <w:r>
         <w:rPr>
@@ -2780,11 +2857,29 @@
         <w:rPr>
           <w:rtl/>
         </w:rPr>
-        <w:t>'דברי נחמיה בן חכליה ויהי</w:t>
-      </w:r>
-      <w:r>
-        <w:rPr>
-          <w:rtl/>
+        <w:t xml:space="preserve">'</w:t>
+      </w:r>
+      <w:r>
+        <w:rPr>
+          <w:rStyle w:val="af4"/>
+          <w:rtl/>
+          <w:rPrChange w:id="9002" w:author="מנוע פסוקים" w:date="2026-10-05T16:38:44Z">
+            <w:rPr>
+              <w:rtl/>
+            </w:rPr>
+          </w:rPrChange>
+        </w:rPr>
+        <w:t xml:space="preserve">דברי נחמיה בן חכליה ויהי</w:t>
+      </w:r>
+      <w:r>
+        <w:rPr>
+          <w:rStyle w:val="af4"/>
+          <w:rtl/>
+          <w:rPrChange w:id="9003" w:author="מנוע פסוקים" w:date="2026-10-05T16:38:44Z">
+            <w:rPr>
+              <w:rtl/>
+            </w:rPr>
+          </w:rPrChange>
         </w:rPr>
         <w:t xml:space="preserve"> בחדש כסלו שנת עשרים</w:t>
       </w:r>
@@ -2917,7 +3012,25 @@
         <w:rPr>
           <w:rtl/>
         </w:rPr>
-        <w:t xml:space="preserve">מכלל דר"ה </w:t>
+        <w:t xml:space="preserve">מכלל </w:t>
+      </w:r>
+      <w:r>
+        <w:rPr>
+          <w:rStyle w:val="afffff"/>
+          <w:rtl/>
+          <w:rPrChange w:id="9004" w:author="מנוע אמוראים" w:date="2026-10-05T16:42:09Z">
+            <w:rPr>
+              <w:rtl/>
+            </w:rPr>
+          </w:rPrChange>
+        </w:rPr>
+        <w:t xml:space="preserve">דר"ה</w:t>
+      </w:r>
+      <w:r>
+        <w:rPr>
+          <w:rtl/>
+        </w:rPr>
+        <w:t xml:space="preserve"> </w:t>
       </w:r>
       <w:r>
         <w:rPr>
@@ -4416,7 +4529,25 @@
         <w:rPr>
           <w:rtl/>
         </w:rPr>
-        <w:t xml:space="preserve"> רגל שבו ר"ה לרגלים.</w:t>
+        <w:t xml:space="preserve"> רגל שבו </w:t>
+      </w:r>
+      <w:r>
+        <w:rPr>
+          <w:rStyle w:val="afffff"/>
+          <w:rtl/>
+          <w:rPrChange w:id="9005" w:author="מנוע אמוראים" w:date="2026-10-05T16:42:09Z">
+            <w:rPr>
+              <w:rtl/>
+            </w:rPr>
+          </w:rPrChange>
+        </w:rPr>
+        <w:t xml:space="preserve">ר"ה</w:t>
+      </w:r>
+      <w:r>
+        <w:rPr>
+          <w:rtl/>
+        </w:rPr>
+        <w:t xml:space="preserve"> לרגלים.</w:t>
       </w:r>
     </w:p>
     <w:p>
@@ -10326,7 +10457,25 @@
         <w:rPr>
           <w:rtl/>
         </w:rPr>
-        <w:t>אין מעברין לפני ר"ה,</w:t>
+        <w:t xml:space="preserve">אין מעברין לפני </w:t>
+      </w:r>
+      <w:r>
+        <w:rPr>
+          <w:rStyle w:val="afffff"/>
+          <w:rtl/>
+          <w:rPrChange w:id="9006" w:author="מנוע אמוראים" w:date="2026-10-05T16:42:09Z">
+            <w:rPr>
+              <w:rtl/>
+            </w:rPr>
+          </w:rPrChange>
+        </w:rPr>
+        <w:t xml:space="preserve">ר"ה</w:t>
+      </w:r>
+      <w:r>
+        <w:rPr>
+          <w:rtl/>
+        </w:rPr>
+        <w:t xml:space="preserve">,</w:t>
       </w:r>
     </w:p>
     <w:p>
@@ -10378,7 +10527,21 @@
           <w:spacing w:val="-4"/>
           <w:rtl/>
         </w:rPr>
-        <w:t>אחר ר"ה</w:t>
+        <w:t xml:space="preserve">אחר </w:t>
+      </w:r>
+      <w:r>
+        <w:rPr>
+          <w:rStyle w:val="afffff"/>
+          <w:spacing w:val="-4"/>
+          <w:rtl/>
+          <w:rPrChange w:id="9007" w:author="מנוע אמוראים" w:date="2026-10-05T16:42:09Z">
+            <w:rPr>
+              <w:spacing w:val="-4"/>
+              <w:rtl/>
+            </w:rPr>
+          </w:rPrChange>
+        </w:rPr>
+        <w:t xml:space="preserve">ר"ה</w:t>
       </w:r>
       <w:r>
         <w:rPr>
@@ -11674,9 +11837,21 @@
       </w:r>
       <w:r>
         <w:rPr>
-          <w:rtl/>
-        </w:rPr>
-        <w:t>דמר"ה ח</w:t>
+          <w:rStyle w:val="afffff"/>
+          <w:rtl/>
+          <w:rPrChange w:id="9008" w:author="מנוע אמוראים" w:date="2026-10-05T16:42:09Z">
+            <w:rPr>
+              <w:rtl/>
+            </w:rPr>
+          </w:rPrChange>
+        </w:rPr>
+        <w:t xml:space="preserve">דמר"ה</w:t>
+      </w:r>
+      <w:r>
+        <w:rPr>
+          <w:rtl/>
+        </w:rPr>
+        <w:t xml:space="preserve"> ח</w:t>
       </w:r>
       <w:r>
         <w:rPr>
@@ -11872,7 +12047,25 @@
         <w:rPr>
           <w:rtl/>
         </w:rPr>
-        <w:t>ד'לבשו כרים הצאן ועמקים יעטפו בר יתרועעו אף ישירו'.</w:t>
+        <w:t xml:space="preserve">ד'</w:t>
+      </w:r>
+      <w:r>
+        <w:rPr>
+          <w:rStyle w:val="af4"/>
+          <w:rtl/>
+          <w:rPrChange w:id="9004" w:author="מנוע פסוקים" w:date="2026-10-05T16:38:44Z">
+            <w:rPr>
+              <w:rtl/>
+            </w:rPr>
+          </w:rPrChange>
+        </w:rPr>
+        <w:t xml:space="preserve">לבשו כרים הצאן ועמקים יעטפו בר יתרועעו אף ישירו</w:t>
+      </w:r>
+      <w:r>
+        <w:rPr>
+          <w:rtl/>
+        </w:rPr>
+        <w:t xml:space="preserve">'.</w:t>
       </w:r>
     </w:p>
     <w:p>
@@ -11964,7 +12157,25 @@
         <w:rPr>
           <w:rtl/>
         </w:rPr>
-        <w:t>מתעברות באדר ויולדות באב, ר"ה שלהן אלול.</w:t>
+        <w:t xml:space="preserve">מתעברות באדר ויולדות באב, </w:t>
+      </w:r>
+      <w:r>
+        <w:rPr>
+          <w:rStyle w:val="afffff"/>
+          <w:rtl/>
+          <w:rPrChange w:id="9009" w:author="מנוע אמוראים" w:date="2026-10-05T16:42:09Z">
+            <w:rPr>
+              <w:rtl/>
+            </w:rPr>
+          </w:rPrChange>
+        </w:rPr>
+        <w:t xml:space="preserve">ר"ה</w:t>
+      </w:r>
+      <w:r>
+        <w:rPr>
+          <w:rtl/>
+        </w:rPr>
+        <w:t xml:space="preserve"> שלהן אלול.</w:t>
       </w:r>
     </w:p>
     <w:p>
@@ -12112,7 +12323,25 @@
         <w:rPr>
           <w:rtl/>
         </w:rPr>
-        <w:t>מתעברות בניסן ויולדות באלול, ר"ה שלהן תשרי.</w:t>
+        <w:t xml:space="preserve">מתעברות בניסן ויולדות באלול, </w:t>
+      </w:r>
+      <w:r>
+        <w:rPr>
+          <w:rStyle w:val="afffff"/>
+          <w:rtl/>
+          <w:rPrChange w:id="9010" w:author="מנוע אמוראים" w:date="2026-10-05T16:42:09Z">
+            <w:rPr>
+              <w:rtl/>
+            </w:rPr>
+          </w:rPrChange>
+        </w:rPr>
+        <w:t xml:space="preserve">ר"ה</w:t>
+      </w:r>
+      <w:r>
+        <w:rPr>
+          <w:rtl/>
+        </w:rPr>
+        <w:t xml:space="preserve"> שלהן תשרי.</w:t>
       </w:r>
     </w:p>
     <w:p>
@@ -12601,7 +12830,25 @@
         <w:rPr>
           <w:rtl/>
         </w:rPr>
-        <w:t>מקיש מעשר בהמה למעשר דגן, דר"ה שלו תשרי.</w:t>
+        <w:t xml:space="preserve">מקיש מעשר בהמה למעשר דגן, </w:t>
+      </w:r>
+      <w:r>
+        <w:rPr>
+          <w:rStyle w:val="afffff"/>
+          <w:rtl/>
+          <w:rPrChange w:id="9011" w:author="מנוע אמוראים" w:date="2026-10-05T16:42:09Z">
+            <w:rPr>
+              <w:rtl/>
+            </w:rPr>
+          </w:rPrChange>
+        </w:rPr>
+        <w:t xml:space="preserve">דר"ה</w:t>
+      </w:r>
+      <w:r>
+        <w:rPr>
+          <w:rtl/>
+        </w:rPr>
+        <w:t xml:space="preserve"> שלו תשרי.</w:t>
       </w:r>
     </w:p>
     <w:p>
@@ -13336,13 +13583,41 @@
           <w:bCs/>
           <w:rtl/>
         </w:rPr>
-        <w:t>ד'ובשנה</w:t>
-      </w:r>
-      <w:r>
-        <w:rPr>
-          <w:rtl/>
-        </w:rPr>
-        <w:t xml:space="preserve"> השביעת שבת שבתון יהיה לארץ',</w:t>
+        <w:t xml:space="preserve">ד'</w:t>
+      </w:r>
+      <w:r>
+        <w:rPr>
+          <w:rStyle w:val="af4"/>
+          <w:b/>
+          <w:bCs/>
+          <w:rtl/>
+          <w:rPrChange w:id="9005" w:author="מנוע פסוקים" w:date="2026-10-05T16:38:44Z">
+            <w:rPr>
+              <w:b/>
+              <w:bCs/>
+              <w:rtl/>
+            </w:rPr>
+          </w:rPrChange>
+        </w:rPr>
+        <w:t xml:space="preserve">ובשנה</w:t>
+      </w:r>
+      <w:r>
+        <w:rPr>
+          <w:rStyle w:val="af4"/>
+          <w:rtl/>
+          <w:rPrChange w:id="9006" w:author="מנוע פסוקים" w:date="2026-10-05T16:38:44Z">
+            <w:rPr>
+              <w:rtl/>
+            </w:rPr>
+          </w:rPrChange>
+        </w:rPr>
+        <w:t xml:space="preserve"> השביעת שבת שבתון יהיה לארץ</w:t>
+      </w:r>
+      <w:r>
+        <w:rPr>
+          <w:rtl/>
+        </w:rPr>
+        <w:t xml:space="preserve">',</w:t>
       </w:r>
     </w:p>
     <w:p>
@@ -13579,16 +13854,29 @@
       </w:pPr>
       <w:r>
         <w:rPr>
-          <w:rtl/>
-        </w:rPr>
-        <w:t>ד</w:t>
-      </w:r>
-      <w:r>
-        <w:rPr>
-          <w:rFonts w:hint="cs"/>
-          <w:rtl/>
-        </w:rPr>
-        <w:t>מר"ה</w:t>
+          <w:rStyle w:val="afffff"/>
+          <w:rtl/>
+          <w:rPrChange w:id="9012" w:author="מנוע אמוראים" w:date="2026-10-05T16:42:09Z">
+            <w:rPr>
+              <w:rtl/>
+            </w:rPr>
+          </w:rPrChange>
+        </w:rPr>
+        <w:t xml:space="preserve">ד</w:t>
+      </w:r>
+      <w:r>
+        <w:rPr>
+          <w:rStyle w:val="afffff"/>
+          <w:rFonts w:hint="cs"/>
+          <w:rtl/>
+          <w:rPrChange w:id="9013" w:author="מנוע אמוראים" w:date="2026-10-05T16:42:09Z">
+            <w:rPr>
+              <w:rFonts w:hint="cs"/>
+              <w:rtl/>
+            </w:rPr>
+          </w:rPrChange>
+        </w:rPr>
+        <w:t xml:space="preserve">מר"ה</w:t>
       </w:r>
       <w:r>
         <w:rPr>
@@ -15194,7 +15482,25 @@
         <w:rPr>
           <w:rtl/>
         </w:rPr>
-        <w:t xml:space="preserve"> ר"ה </w:t>
+        <w:t xml:space="preserve"> </w:t>
+      </w:r>
+      <w:r>
+        <w:rPr>
+          <w:rStyle w:val="afffff"/>
+          <w:rtl/>
+          <w:rPrChange w:id="9014" w:author="מנוע אמוראים" w:date="2026-10-05T16:42:09Z">
+            <w:rPr>
+              <w:rtl/>
+            </w:rPr>
+          </w:rPrChange>
+        </w:rPr>
+        <w:t xml:space="preserve">ר"ה</w:t>
+      </w:r>
+      <w:r>
+        <w:rPr>
+          <w:rtl/>
+        </w:rPr>
+        <w:t xml:space="preserve"> </w:t>
       </w:r>
       <w:r>
         <w:rPr>
@@ -15291,7 +15597,25 @@
         <w:rPr>
           <w:rtl/>
         </w:rPr>
-        <w:t xml:space="preserve">יום לפני ר"ה </w:t>
+        <w:t xml:space="preserve">יום לפני </w:t>
+      </w:r>
+      <w:r>
+        <w:rPr>
+          <w:rStyle w:val="afffff"/>
+          <w:rtl/>
+          <w:rPrChange w:id="9015" w:author="מנוע אמוראים" w:date="2026-10-05T16:42:09Z">
+            <w:rPr>
+              <w:rtl/>
+            </w:rPr>
+          </w:rPrChange>
+        </w:rPr>
+        <w:t xml:space="preserve">ר"ה</w:t>
+      </w:r>
+      <w:r>
+        <w:rPr>
+          <w:rtl/>
+        </w:rPr>
+        <w:t xml:space="preserve"> </w:t>
       </w:r>
       <w:r>
         <w:rPr>
@@ -15983,7 +16307,21 @@
           <w:spacing w:val="-4"/>
           <w:rtl/>
         </w:rPr>
-        <w:t>יום לפני ר"ה</w:t>
+        <w:t xml:space="preserve">יום לפני </w:t>
+      </w:r>
+      <w:r>
+        <w:rPr>
+          <w:rStyle w:val="afffff"/>
+          <w:spacing w:val="-4"/>
+          <w:rtl/>
+          <w:rPrChange w:id="9016" w:author="מנוע אמוראים" w:date="2026-10-05T16:42:09Z">
+            <w:rPr>
+              <w:spacing w:val="-4"/>
+              <w:rtl/>
+            </w:rPr>
+          </w:rPrChange>
+        </w:rPr>
+        <w:t xml:space="preserve">ר"ה</w:t>
       </w:r>
       <w:r>
         <w:rPr>
@@ -16869,13 +17207,22 @@
       </w:pPr>
       <w:r>
         <w:rPr>
-          <w:rStyle w:val="afffb"/>
+          <w:rStyle w:val="afffff"/>
           <w:rFonts w:ascii="Fb Fontext" w:hAnsi="Fb Fontext" w:cs="PFT_Frank"/>
           <w:spacing w:val="-6"/>
           <w:szCs w:val="14"/>
           <w:rtl/>
-        </w:rPr>
-        <w:t>בר"ה</w:t>
+          <w:rPrChange w:id="9017" w:author="מנוע אמוראים" w:date="2026-10-05T16:42:09Z">
+            <w:rPr>
+              <w:rStyle w:val="afffb"/>
+              <w:rFonts w:ascii="Fb Fontext" w:hAnsi="Fb Fontext" w:cs="PFT_Frank"/>
+              <w:spacing w:val="-6"/>
+              <w:szCs w:val="14"/>
+              <w:rtl/>
+            </w:rPr>
+          </w:rPrChange>
+        </w:rPr>
+        <w:t xml:space="preserve">בר"ה</w:t>
       </w:r>
       <w:r>
         <w:rPr>
@@ -18542,26 +18889,67 @@
       </w:pPr>
       <w:r>
         <w:rPr>
+          <w:rStyle w:val="afffff"/>
           <w:rFonts w:ascii="Fb Fontext" w:hAnsi="Fb Fontext" w:cs="PFT_Frank"/>
           <w:b/>
           <w:bCs/>
           <w:spacing w:val="-2"/>
           <w:szCs w:val="14"/>
           <w:rtl/>
-        </w:rPr>
-        <w:t>ב</w:t>
-      </w:r>
-      <w:r>
-        <w:rPr>
-          <w:rStyle w:val="afffb"/>
+          <w:rPrChange w:id="9018" w:author="מנוע אמוראים" w:date="2026-10-05T16:42:09Z">
+            <w:rPr>
+              <w:rFonts w:ascii="Fb Fontext" w:hAnsi="Fb Fontext" w:cs="PFT_Frank"/>
+              <w:b/>
+              <w:bCs/>
+              <w:spacing w:val="-2"/>
+              <w:szCs w:val="14"/>
+              <w:rtl/>
+            </w:rPr>
+          </w:rPrChange>
+        </w:rPr>
+        <w:t xml:space="preserve">ב</w:t>
+      </w:r>
+      <w:r>
+        <w:rPr>
+          <w:rStyle w:val="afffff"/>
           <w:rFonts w:cs="PFT_Frank"/>
           <w:b/>
           <w:bCs w:val="0"/>
           <w:spacing w:val="-2"/>
           <w:szCs w:val="14"/>
           <w:rtl/>
-        </w:rPr>
-        <w:t>ר</w:t>
+          <w:rPrChange w:id="9019" w:author="מנוע אמוראים" w:date="2026-10-05T16:42:09Z">
+            <w:rPr>
+              <w:rStyle w:val="afffb"/>
+              <w:rFonts w:cs="PFT_Frank"/>
+              <w:b/>
+              <w:bCs w:val="0"/>
+              <w:spacing w:val="-2"/>
+              <w:szCs w:val="14"/>
+              <w:rtl/>
+            </w:rPr>
+          </w:rPrChange>
+        </w:rPr>
+        <w:t xml:space="preserve">ר</w:t>
+      </w:r>
+      <w:r>
+        <w:rPr>
+          <w:rStyle w:val="afffff"/>
+          <w:rFonts w:cs="PFT_Frank"/>
+          <w:spacing w:val="-2"/>
+          <w:szCs w:val="14"/>
+          <w:rtl/>
+          <w:rPrChange w:id="9020" w:author="מנוע אמוראים" w:date="2026-10-05T16:42:09Z">
+            <w:rPr>
+              <w:rStyle w:val="afffb"/>
+              <w:rFonts w:cs="PFT_Frank"/>
+              <w:spacing w:val="-2"/>
+              <w:szCs w:val="14"/>
+              <w:rtl/>
+            </w:rPr>
+          </w:rPrChange>
+        </w:rPr>
+        <w:t xml:space="preserve">"ה</w:t>
       </w:r>
       <w:r>
         <w:rPr>
@@ -18571,7 +18959,7 @@
           <w:szCs w:val="14"/>
           <w:rtl/>
         </w:rPr>
-        <w:t>"ה נפקדה שרה רחל וחנה,</w:t>
+        <w:t xml:space="preserve"> נפקדה שרה רחל וחנה,</w:t>
       </w:r>
       <w:r>
         <w:rPr>
@@ -18662,9 +19050,21 @@
       </w:r>
       <w:r>
         <w:rPr>
-          <w:rtl/>
-        </w:rPr>
-        <w:t xml:space="preserve">מר"ה, </w:t>
+          <w:rStyle w:val="afffff"/>
+          <w:rtl/>
+          <w:rPrChange w:id="9021" w:author="מנוע אמוראים" w:date="2026-10-05T16:42:09Z">
+            <w:rPr>
+              <w:rtl/>
+            </w:rPr>
+          </w:rPrChange>
+        </w:rPr>
+        <w:t xml:space="preserve">מר"ה</w:t>
+      </w:r>
+      <w:r>
+        <w:rPr>
+          <w:rtl/>
+        </w:rPr>
+        <w:t xml:space="preserve">, </w:t>
       </w:r>
       <w:r>
         <w:rPr>
@@ -18814,12 +19214,29 @@
       </w:pPr>
       <w:r>
         <w:rPr>
+          <w:rStyle w:val="afffff"/>
+          <w:rFonts w:cs="PFT_Frank"/>
+          <w:szCs w:val="14"/>
+          <w:rtl/>
+          <w:rPrChange w:id="9022" w:author="מנוע אמוראים" w:date="2026-10-05T16:42:09Z">
+            <w:rPr>
+              <w:rStyle w:val="afffb"/>
+              <w:rFonts w:cs="PFT_Frank"/>
+              <w:szCs w:val="14"/>
+              <w:rtl/>
+            </w:rPr>
+          </w:rPrChange>
+        </w:rPr>
+        <w:t xml:space="preserve">בר"ה</w:t>
+      </w:r>
+      <w:r>
+        <w:rPr>
           <w:rStyle w:val="afffb"/>
           <w:rFonts w:cs="PFT_Frank"/>
           <w:szCs w:val="14"/>
           <w:rtl/>
         </w:rPr>
-        <w:t>בר"ה יצא יוסף מבית האסורין</w:t>
+        <w:t xml:space="preserve"> יצא יוסף מבית האסורין</w:t>
       </w:r>
       <w:r>
         <w:rPr>
@@ -18892,6 +19309,23 @@
           <w:rtl/>
         </w:rPr>
       </w:pPr>
+      <w:r>
+        <w:rPr>
+          <w:rStyle w:val="afffff"/>
+          <w:rFonts w:cs="PFT_Frank"/>
+          <w:szCs w:val="14"/>
+          <w:rtl/>
+          <w:rPrChange w:id="9023" w:author="מנוע אמוראים" w:date="2026-10-05T16:42:09Z">
+            <w:rPr>
+              <w:rStyle w:val="afffb"/>
+              <w:rFonts w:cs="PFT_Frank"/>
+              <w:szCs w:val="14"/>
+              <w:rtl/>
+            </w:rPr>
+          </w:rPrChange>
+        </w:rPr>
+        <w:t xml:space="preserve">בר"ה</w:t>
+      </w:r>
       <w:r>
         <w:rPr>
           <w:rStyle w:val="afffb"/>
@@ -18899,7 +19333,7 @@
           <w:szCs w:val="14"/>
           <w:rtl/>
         </w:rPr>
-        <w:t>בר"ה בטלה עבודה מאבותינו במצרים</w:t>
+        <w:t xml:space="preserve"> בטלה עבודה מאבותינו במצרים</w:t>
       </w:r>
       <w:r>
         <w:rPr>
@@ -20053,7 +20487,37 @@
           <w:szCs w:val="14"/>
           <w:rtl/>
         </w:rPr>
-        <w:t xml:space="preserve">ליקט ירק ערב ר"ה, </w:t>
+        <w:t xml:space="preserve">ליקט ירק ערב </w:t>
+      </w:r>
+      <w:r>
+        <w:rPr>
+          <w:rStyle w:val="afffff"/>
+          <w:rFonts w:cs="PFT_Frank"/>
+          <w:b/>
+          <w:bCs/>
+          <w:szCs w:val="14"/>
+          <w:rtl/>
+          <w:rPrChange w:id="9024" w:author="מנוע אמוראים" w:date="2026-10-05T16:42:09Z">
+            <w:rPr>
+              <w:rFonts w:cs="PFT_Frank"/>
+              <w:b/>
+              <w:bCs/>
+              <w:szCs w:val="14"/>
+              <w:rtl/>
+            </w:rPr>
+          </w:rPrChange>
+        </w:rPr>
+        <w:t xml:space="preserve">ר"ה</w:t>
+      </w:r>
+      <w:r>
+        <w:rPr>
+          <w:rFonts w:cs="PFT_Frank"/>
+          <w:b/>
+          <w:bCs/>
+          <w:szCs w:val="14"/>
+          <w:rtl/>
+        </w:rPr>
+        <w:t xml:space="preserve">, </w:t>
       </w:r>
       <w:r>
         <w:rPr>
@@ -20948,7 +21412,21 @@
           <w:spacing w:val="-4"/>
           <w:rtl/>
         </w:rPr>
-        <w:t xml:space="preserve"> בידוע שהביאה שליש לפני ר"ה</w:t>
+        <w:t xml:space="preserve"> בידוע שהביאה שליש לפני </w:t>
+      </w:r>
+      <w:r>
+        <w:rPr>
+          <w:rStyle w:val="afffff"/>
+          <w:spacing w:val="-4"/>
+          <w:rtl/>
+          <w:rPrChange w:id="9025" w:author="מנוע אמוראים" w:date="2026-10-05T16:42:09Z">
+            <w:rPr>
+              <w:spacing w:val="-4"/>
+              <w:rtl/>
+            </w:rPr>
+          </w:rPrChange>
+        </w:rPr>
+        <w:t xml:space="preserve">ר"ה</w:t>
       </w:r>
     </w:p>
     <w:p>
@@ -21801,7 +22279,21 @@
           <w:spacing w:val="-2"/>
           <w:rtl/>
         </w:rPr>
-        <w:t>שהשרישו לפני ר"ה</w:t>
+        <w:t xml:space="preserve">שהשרישו לפני </w:t>
+      </w:r>
+      <w:r>
+        <w:rPr>
+          <w:rStyle w:val="afffff"/>
+          <w:spacing w:val="-2"/>
+          <w:rtl/>
+          <w:rPrChange w:id="9026" w:author="מנוע אמוראים" w:date="2026-10-05T16:42:09Z">
+            <w:rPr>
+              <w:spacing w:val="-2"/>
+              <w:rtl/>
+            </w:rPr>
+          </w:rPrChange>
+        </w:rPr>
+        <w:t xml:space="preserve">ר"ה</w:t>
       </w:r>
     </w:p>
     <w:p>
@@ -22138,7 +22630,28 @@
           <w:rFonts w:ascii="Fb Fontext" w:hAnsi="Fb Fontext"/>
           <w:rtl/>
         </w:rPr>
-        <w:t>לפני ר"ה ומקצתו</w:t>
+        <w:t xml:space="preserve">לפני </w:t>
+      </w:r>
+      <w:r>
+        <w:rPr>
+          <w:rStyle w:val="afffff"/>
+          <w:rFonts w:ascii="Fb Fontext" w:hAnsi="Fb Fontext"/>
+          <w:rtl/>
+          <w:rPrChange w:id="9027" w:author="מנוע אמוראים" w:date="2026-10-05T16:42:09Z">
+            <w:rPr>
+              <w:rFonts w:ascii="Fb Fontext" w:hAnsi="Fb Fontext"/>
+              <w:rtl/>
+            </w:rPr>
+          </w:rPrChange>
+        </w:rPr>
+        <w:t xml:space="preserve">ר"ה</w:t>
+      </w:r>
+      <w:r>
+        <w:rPr>
+          <w:rFonts w:ascii="Fb Fontext" w:hAnsi="Fb Fontext"/>
+          <w:rtl/>
+        </w:rPr>
+        <w:t xml:space="preserve"> ומקצתו</w:t>
       </w:r>
       <w:r>
         <w:rPr>
@@ -22152,7 +22665,28 @@
           <w:rFonts w:ascii="Fb Fontext" w:hAnsi="Fb Fontext"/>
           <w:rtl/>
         </w:rPr>
-        <w:t xml:space="preserve">לאחר ר"ה - אין תורמין ומעשרין מזע"ז, </w:t>
+        <w:t xml:space="preserve">לאחר </w:t>
+      </w:r>
+      <w:r>
+        <w:rPr>
+          <w:rStyle w:val="afffff"/>
+          <w:rFonts w:ascii="Fb Fontext" w:hAnsi="Fb Fontext"/>
+          <w:rtl/>
+          <w:rPrChange w:id="9028" w:author="מנוע אמוראים" w:date="2026-10-05T16:42:09Z">
+            <w:rPr>
+              <w:rFonts w:ascii="Fb Fontext" w:hAnsi="Fb Fontext"/>
+              <w:rtl/>
+            </w:rPr>
+          </w:rPrChange>
+        </w:rPr>
+        <w:t xml:space="preserve">ר"ה</w:t>
+      </w:r>
+      <w:r>
+        <w:rPr>
+          <w:rFonts w:ascii="Fb Fontext" w:hAnsi="Fb Fontext"/>
+          <w:rtl/>
+        </w:rPr>
+        <w:t xml:space="preserve"> - אין תורמין ומעשרין מזע"ז, </w:t>
       </w:r>
       <w:r>
         <w:rPr>
@@ -22263,7 +22797,28 @@
           <w:rFonts w:ascii="Fb Fontext" w:hAnsi="Fb Fontext"/>
           <w:rtl/>
         </w:rPr>
-        <w:t>הלכה כר"ש שזורי</w:t>
+        <w:t xml:space="preserve">הלכה </w:t>
+      </w:r>
+      <w:r>
+        <w:rPr>
+          <w:rStyle w:val="afffff"/>
+          <w:rFonts w:ascii="Fb Fontext" w:hAnsi="Fb Fontext"/>
+          <w:rtl/>
+          <w:rPrChange w:id="9029" w:author="מנוע אמוראים" w:date="2026-10-05T16:42:09Z">
+            <w:rPr>
+              <w:rFonts w:ascii="Fb Fontext" w:hAnsi="Fb Fontext"/>
+              <w:rtl/>
+            </w:rPr>
+          </w:rPrChange>
+        </w:rPr>
+        <w:t xml:space="preserve">כר"ש</w:t>
+      </w:r>
+      <w:r>
+        <w:rPr>
+          <w:rFonts w:ascii="Fb Fontext" w:hAnsi="Fb Fontext"/>
+          <w:rtl/>
+        </w:rPr>
+        <w:t xml:space="preserve"> שזורי</w:t>
       </w:r>
       <w:r>
         <w:rPr>
@@ -22729,7 +23284,19 @@
         <w:rPr>
           <w:rtl/>
         </w:rPr>
-        <w:t>יום לפני ר"ה</w:t>
+        <w:t xml:space="preserve">יום לפני </w:t>
+      </w:r>
+      <w:r>
+        <w:rPr>
+          <w:rStyle w:val="afffff"/>
+          <w:rtl/>
+          <w:rPrChange w:id="9030" w:author="מנוע אמוראים" w:date="2026-10-05T16:42:09Z">
+            <w:rPr>
+              <w:rtl/>
+            </w:rPr>
+          </w:rPrChange>
+        </w:rPr>
+        <w:t xml:space="preserve">ר"ה</w:t>
       </w:r>
       <w:r>
         <w:rPr>
@@ -23018,7 +23585,37 @@
         <w:rPr>
           <w:rtl/>
         </w:rPr>
-        <w:t>מנהג ר"ג ור"א</w:t>
+        <w:t xml:space="preserve">מנהג </w:t>
+      </w:r>
+      <w:r>
+        <w:rPr>
+          <w:rStyle w:val="afffff"/>
+          <w:rtl/>
+          <w:rPrChange w:id="9031" w:author="מנוע אמוראים" w:date="2026-10-05T16:42:09Z">
+            <w:rPr>
+              <w:rtl/>
+            </w:rPr>
+          </w:rPrChange>
+        </w:rPr>
+        <w:t xml:space="preserve">ר"ג</w:t>
+      </w:r>
+      <w:r>
+        <w:rPr>
+          <w:rtl/>
+        </w:rPr>
+        <w:t xml:space="preserve"> </w:t>
+      </w:r>
+      <w:r>
+        <w:rPr>
+          <w:rStyle w:val="afffff"/>
+          <w:rtl/>
+          <w:rPrChange w:id="9032" w:author="מנוע אמוראים" w:date="2026-10-05T16:42:09Z">
+            <w:rPr>
+              <w:rtl/>
+            </w:rPr>
+          </w:rPrChange>
+        </w:rPr>
+        <w:t xml:space="preserve">ור"א</w:t>
       </w:r>
       <w:r>
         <w:rPr>
@@ -23437,17 +24034,52 @@
       </w:r>
       <w:r>
         <w:rPr>
+          <w:rStyle w:val="afffff"/>
           <w:rFonts w:ascii="Fb Fontext" w:hAnsi="Fb Fontext" w:hint="cs"/>
           <w:rtl/>
-        </w:rPr>
-        <w:t>כ</w:t>
-      </w:r>
-      <w:r>
-        <w:rPr>
+          <w:rPrChange w:id="9033" w:author="מנוע אמוראים" w:date="2026-10-05T16:42:09Z">
+            <w:rPr>
+              <w:rFonts w:ascii="Fb Fontext" w:hAnsi="Fb Fontext" w:hint="cs"/>
+              <w:rtl/>
+            </w:rPr>
+          </w:rPrChange>
+        </w:rPr>
+        <w:t xml:space="preserve">כ</w:t>
+      </w:r>
+      <w:r>
+        <w:rPr>
+          <w:rStyle w:val="afffff"/>
           <w:rFonts w:ascii="Fb Fontext" w:hAnsi="Fb Fontext"/>
           <w:rtl/>
-        </w:rPr>
-        <w:t>ר"ג ור"א</w:t>
+          <w:rPrChange w:id="9034" w:author="מנוע אמוראים" w:date="2026-10-05T16:42:09Z">
+            <w:rPr>
+              <w:rFonts w:ascii="Fb Fontext" w:hAnsi="Fb Fontext"/>
+              <w:rtl/>
+            </w:rPr>
+          </w:rPrChange>
+        </w:rPr>
+        <w:t xml:space="preserve">ר"ג</w:t>
+      </w:r>
+      <w:r>
+        <w:rPr>
+          <w:rFonts w:ascii="Fb Fontext" w:hAnsi="Fb Fontext"/>
+          <w:rtl/>
+        </w:rPr>
+        <w:t xml:space="preserve"> </w:t>
+      </w:r>
+      <w:r>
+        <w:rPr>
+          <w:rStyle w:val="afffff"/>
+          <w:rFonts w:ascii="Fb Fontext" w:hAnsi="Fb Fontext"/>
+          <w:rtl/>
+          <w:rPrChange w:id="9035" w:author="מנוע אמוראים" w:date="2026-10-05T16:42:09Z">
+            <w:rPr>
+              <w:rFonts w:ascii="Fb Fontext" w:hAnsi="Fb Fontext"/>
+              <w:rtl/>
+            </w:rPr>
+          </w:rPrChange>
+        </w:rPr>
+        <w:t xml:space="preserve">ור"א</w:t>
       </w:r>
       <w:r>
         <w:rPr>
@@ -23734,16 +24366,35 @@
       </w:pPr>
       <w:r>
         <w:rPr>
-          <w:rFonts w:hint="cs"/>
-          <w:rtl/>
-        </w:rPr>
-        <w:t>ל</w:t>
-      </w:r>
-      <w:r>
-        <w:rPr>
-          <w:rtl/>
-        </w:rPr>
-        <w:t xml:space="preserve">ר"ג </w:t>
+          <w:rStyle w:val="afffff"/>
+          <w:rFonts w:hint="cs"/>
+          <w:rtl/>
+          <w:rPrChange w:id="9036" w:author="מנוע אמוראים" w:date="2026-10-05T16:42:09Z">
+            <w:rPr>
+              <w:rFonts w:hint="cs"/>
+              <w:rtl/>
+            </w:rPr>
+          </w:rPrChange>
+        </w:rPr>
+        <w:t xml:space="preserve">ל</w:t>
+      </w:r>
+      <w:r>
+        <w:rPr>
+          <w:rStyle w:val="afffff"/>
+          <w:rtl/>
+          <w:rPrChange w:id="9037" w:author="מנוע אמוראים" w:date="2026-10-05T16:42:09Z">
+            <w:rPr>
+              <w:rtl/>
+            </w:rPr>
+          </w:rPrChange>
+        </w:rPr>
+        <w:t xml:space="preserve">ר"ג</w:t>
+      </w:r>
+      <w:r>
+        <w:rPr>
+          <w:rtl/>
+        </w:rPr>
+        <w:t xml:space="preserve"> </w:t>
       </w:r>
       <w:r>
         <w:rPr>
@@ -23756,7 +24407,25 @@
         <w:rPr>
           <w:rtl/>
         </w:rPr>
-        <w:t>אתרוג אחר לקיטתו עישורו כירק - ר"ה שלו</w:t>
+        <w:t xml:space="preserve">אתרוג אחר לקיטתו עישורו כירק - </w:t>
+      </w:r>
+      <w:r>
+        <w:rPr>
+          <w:rStyle w:val="afffff"/>
+          <w:rtl/>
+          <w:rPrChange w:id="9038" w:author="מנוע אמוראים" w:date="2026-10-05T16:42:09Z">
+            <w:rPr>
+              <w:rtl/>
+            </w:rPr>
+          </w:rPrChange>
+        </w:rPr>
+        <w:t xml:space="preserve">ר"ה</w:t>
+      </w:r>
+      <w:r>
+        <w:rPr>
+          <w:rtl/>
+        </w:rPr>
+        <w:t xml:space="preserve"> שלו</w:t>
       </w:r>
       <w:r>
         <w:rPr>
@@ -24128,9 +24797,21 @@
       </w:r>
       <w:r>
         <w:rPr>
-          <w:rtl/>
-        </w:rPr>
-        <w:t xml:space="preserve">ר"ה שלו </w:t>
+          <w:rStyle w:val="afffff"/>
+          <w:rtl/>
+          <w:rPrChange w:id="9039" w:author="מנוע אמוראים" w:date="2026-10-05T16:42:09Z">
+            <w:rPr>
+              <w:rtl/>
+            </w:rPr>
+          </w:rPrChange>
+        </w:rPr>
+        <w:t xml:space="preserve">ר"ה</w:t>
+      </w:r>
+      <w:r>
+        <w:rPr>
+          <w:rtl/>
+        </w:rPr>
+        <w:t xml:space="preserve"> שלו </w:t>
       </w:r>
       <w:r>
         <w:rPr>
@@ -24221,7 +24902,34 @@
           <w:spacing w:val="-6"/>
           <w:rtl/>
         </w:rPr>
-        <w:t>אתרוג ר"ה שלו</w:t>
+        <w:t xml:space="preserve">אתרוג </w:t>
+      </w:r>
+      <w:r>
+        <w:rPr>
+          <w:rStyle w:val="afffff"/>
+          <w:rFonts w:ascii="Fb Fontext" w:hAnsi="Fb Fontext"/>
+          <w:b/>
+          <w:spacing w:val="-6"/>
+          <w:rtl/>
+          <w:rPrChange w:id="9040" w:author="מנוע אמוראים" w:date="2026-10-05T16:42:09Z">
+            <w:rPr>
+              <w:rFonts w:ascii="Fb Fontext" w:hAnsi="Fb Fontext"/>
+              <w:b/>
+              <w:spacing w:val="-6"/>
+              <w:rtl/>
+            </w:rPr>
+          </w:rPrChange>
+        </w:rPr>
+        <w:t xml:space="preserve">ר"ה</w:t>
+      </w:r>
+      <w:r>
+        <w:rPr>
+          <w:rFonts w:ascii="Fb Fontext" w:hAnsi="Fb Fontext"/>
+          <w:b/>
+          <w:spacing w:val="-6"/>
+          <w:rtl/>
+        </w:rPr>
+        <w:t xml:space="preserve"> שלו</w:t>
       </w:r>
       <w:r>
         <w:rPr>
@@ -25475,7 +26183,19 @@
         <w:rPr>
           <w:rtl/>
         </w:rPr>
-        <w:t xml:space="preserve"> רי"ו</w:t>
+        <w:t xml:space="preserve"> </w:t>
+      </w:r>
+      <w:r>
+        <w:rPr>
+          <w:rStyle w:val="afffff"/>
+          <w:rtl/>
+          <w:rPrChange w:id="9041" w:author="מנוע אמוראים" w:date="2026-10-05T16:42:09Z">
+            <w:rPr>
+              <w:rtl/>
+            </w:rPr>
+          </w:rPrChange>
+        </w:rPr>
+        <w:t xml:space="preserve">רי"ו</w:t>
       </w:r>
       <w:r>
         <w:rPr>
@@ -26188,7 +26908,25 @@
         <w:rPr>
           <w:rtl/>
         </w:rPr>
-        <w:t>הכל נידונים בר"ה, וגז</w:t>
+        <w:t xml:space="preserve">הכל נידונים </w:t>
+      </w:r>
+      <w:r>
+        <w:rPr>
+          <w:rStyle w:val="afffff"/>
+          <w:rtl/>
+          <w:rPrChange w:id="9042" w:author="מנוע אמוראים" w:date="2026-10-05T16:42:09Z">
+            <w:rPr>
+              <w:rtl/>
+            </w:rPr>
+          </w:rPrChange>
+        </w:rPr>
+        <w:t xml:space="preserve">בר"ה</w:t>
+      </w:r>
+      <w:r>
+        <w:rPr>
+          <w:rtl/>
+        </w:rPr>
+        <w:t xml:space="preserve">, וגז</w:t>
       </w:r>
       <w:r>
         <w:rPr>
@@ -26229,7 +26967,19 @@
         <w:rPr>
           <w:rtl/>
         </w:rPr>
-        <w:t>הכל נידונין בר"ה</w:t>
+        <w:t xml:space="preserve">הכל נידונין </w:t>
+      </w:r>
+      <w:r>
+        <w:rPr>
+          <w:rStyle w:val="afffff"/>
+          <w:rtl/>
+          <w:rPrChange w:id="9043" w:author="מנוע אמוראים" w:date="2026-10-05T16:42:09Z">
+            <w:rPr>
+              <w:rtl/>
+            </w:rPr>
+          </w:rPrChange>
+        </w:rPr>
+        <w:t xml:space="preserve">בר"ה</w:t>
       </w:r>
       <w:r>
         <w:rPr>
@@ -26301,9 +27051,15 @@
       </w:r>
       <w:r>
         <w:rPr>
-          <w:rtl/>
-        </w:rPr>
-        <w:t>בר"ה</w:t>
+          <w:rStyle w:val="afffff"/>
+          <w:rtl/>
+          <w:rPrChange w:id="9044" w:author="מנוע אמוראים" w:date="2026-10-05T16:42:09Z">
+            <w:rPr>
+              <w:rtl/>
+            </w:rPr>
+          </w:rPrChange>
+        </w:rPr>
+        <w:t xml:space="preserve">בר"ה</w:t>
       </w:r>
       <w:r>
         <w:rPr>
@@ -27331,7 +28087,25 @@
         <w:rPr>
           <w:rtl/>
         </w:rPr>
-        <w:t xml:space="preserve">ואמרו לפני בר"ה </w:t>
+        <w:t xml:space="preserve">ואמרו לפני </w:t>
+      </w:r>
+      <w:r>
+        <w:rPr>
+          <w:rStyle w:val="afffff"/>
+          <w:rtl/>
+          <w:rPrChange w:id="9045" w:author="מנוע אמוראים" w:date="2026-10-05T16:42:09Z">
+            <w:rPr>
+              <w:rtl/>
+            </w:rPr>
+          </w:rPrChange>
+        </w:rPr>
+        <w:t xml:space="preserve">בר"ה</w:t>
+      </w:r>
+      <w:r>
+        <w:rPr>
+          <w:rtl/>
+        </w:rPr>
+        <w:t xml:space="preserve"> </w:t>
       </w:r>
       <w:r>
         <w:rPr>
@@ -27782,7 +28556,25 @@
         <w:rPr>
           <w:rtl/>
         </w:rPr>
-        <w:t>ד'כי שמע אלהים אל קול הנער באשר הוא שם'.</w:t>
+        <w:t xml:space="preserve">ד'</w:t>
+      </w:r>
+      <w:r>
+        <w:rPr>
+          <w:rStyle w:val="af4"/>
+          <w:rtl/>
+          <w:rPrChange w:id="9007" w:author="מנוע פסוקים" w:date="2026-10-05T16:38:44Z">
+            <w:rPr>
+              <w:rtl/>
+            </w:rPr>
+          </w:rPrChange>
+        </w:rPr>
+        <w:t xml:space="preserve">כי שמע אלהים אל קול הנער באשר הוא שם</w:t>
+      </w:r>
+      <w:r>
+        <w:rPr>
+          <w:rtl/>
+        </w:rPr>
+        <w:t xml:space="preserve">'.</w:t>
       </w:r>
     </w:p>
     <w:p>
@@ -28732,7 +29524,25 @@
         <w:rPr>
           <w:rtl/>
         </w:rPr>
-        <w:t>תלויין ועומדין מר"ה ועד יום הכפורים.</w:t>
+        <w:t xml:space="preserve">תלויין ועומדין </w:t>
+      </w:r>
+      <w:r>
+        <w:rPr>
+          <w:rStyle w:val="afffff"/>
+          <w:rtl/>
+          <w:rPrChange w:id="9046" w:author="מנוע אמוראים" w:date="2026-10-05T16:42:09Z">
+            <w:rPr>
+              <w:rtl/>
+            </w:rPr>
+          </w:rPrChange>
+        </w:rPr>
+        <w:t xml:space="preserve">מר"ה</w:t>
+      </w:r>
+      <w:r>
+        <w:rPr>
+          <w:rtl/>
+        </w:rPr>
+        <w:t xml:space="preserve"> ועד יום הכפורים.</w:t>
       </w:r>
     </w:p>
     <w:p>
@@ -29190,23 +30000,47 @@
       </w:pPr>
       <w:r>
         <w:rPr>
-          <w:rtl/>
-        </w:rPr>
-        <w:lastRenderedPageBreak/>
-        <w:t>אלה לחיי עולם</w:t>
-      </w:r>
-      <w:r>
-        <w:rPr>
-          <w:rFonts w:hint="cs"/>
-          <w:rtl/>
-        </w:rPr>
-        <w:t>,</w:t>
-      </w:r>
-      <w:r>
-        <w:rPr>
-          <w:rtl/>
-        </w:rPr>
-        <w:t xml:space="preserve"> ואלה לחרפות לדראון עולם',</w:t>
+          <w:rStyle w:val="af4"/>
+          <w:rtl/>
+          <w:rPrChange w:id="9008" w:author="מנוע פסוקים" w:date="2026-10-05T16:38:44Z">
+            <w:rPr>
+              <w:rtl/>
+            </w:rPr>
+          </w:rPrChange>
+        </w:rPr>
+        <w:t xml:space="preserve">אלה לחיי עולם</w:t>
+      </w:r>
+      <w:r>
+        <w:rPr>
+          <w:rStyle w:val="af4"/>
+          <w:rFonts w:hint="cs"/>
+          <w:rtl/>
+          <w:rPrChange w:id="9009" w:author="מנוע פסוקים" w:date="2026-10-05T16:38:44Z">
+            <w:rPr>
+              <w:rFonts w:hint="cs"/>
+              <w:rtl/>
+            </w:rPr>
+          </w:rPrChange>
+        </w:rPr>
+        <w:t xml:space="preserve">,</w:t>
+      </w:r>
+      <w:r>
+        <w:rPr>
+          <w:rStyle w:val="af4"/>
+          <w:rtl/>
+          <w:rPrChange w:id="9010" w:author="מנוע פסוקים" w:date="2026-10-05T16:38:44Z">
+            <w:rPr>
+              <w:rtl/>
+            </w:rPr>
+          </w:rPrChange>
+        </w:rPr>
+        <w:t xml:space="preserve"> ואלה לחרפות לדראון עולם</w:t>
+      </w:r>
+      <w:r>
+        <w:rPr>
+          <w:rtl/>
+        </w:rPr>
+        <w:t xml:space="preserve">',</w:t>
       </w:r>
     </w:p>
     <w:p>
@@ -31373,7 +32207,25 @@
         <w:rPr>
           <w:rtl/>
         </w:rPr>
-        <w:t>רשעים גמורין בר"ה, ופסקו להם גשמים מועטים,</w:t>
+        <w:t xml:space="preserve">רשעים גמורין </w:t>
+      </w:r>
+      <w:r>
+        <w:rPr>
+          <w:rStyle w:val="afffff"/>
+          <w:rtl/>
+          <w:rPrChange w:id="9047" w:author="מנוע אמוראים" w:date="2026-10-05T16:42:09Z">
+            <w:rPr>
+              <w:rtl/>
+            </w:rPr>
+          </w:rPrChange>
+        </w:rPr>
+        <w:t xml:space="preserve">בר"ה</w:t>
+      </w:r>
+      <w:r>
+        <w:rPr>
+          <w:rtl/>
+        </w:rPr>
+        <w:t xml:space="preserve">, ופסקו להם גשמים מועטים,</w:t>
       </w:r>
       <w:r>
         <w:rPr>
@@ -32923,35 +33775,73 @@
       </w:pPr>
       <w:r>
         <w:rPr>
-          <w:rtl/>
+          <w:rStyle w:val="af4"/>
+          <w:rtl/>
+          <w:rPrChange w:id="9011" w:author="מנוע פסוקים" w:date="2026-10-05T16:38:44Z">
+            <w:rPr>
+              <w:rtl/>
+            </w:rPr>
+          </w:rPrChange>
         </w:rPr>
         <w:t xml:space="preserve">ויהי </w:t>
       </w:r>
       <w:r>
         <w:rPr>
+          <w:rStyle w:val="af4"/>
           <w:b/>
           <w:bCs/>
           <w:rtl/>
-        </w:rPr>
-        <w:t>כעשרת הימים</w:t>
-      </w:r>
-      <w:r>
-        <w:rPr>
-          <w:rtl/>
+          <w:rPrChange w:id="9012" w:author="מנוע פסוקים" w:date="2026-10-05T16:38:44Z">
+            <w:rPr>
+              <w:b/>
+              <w:bCs/>
+              <w:rtl/>
+            </w:rPr>
+          </w:rPrChange>
+        </w:rPr>
+        <w:t xml:space="preserve">כעשרת הימים</w:t>
+      </w:r>
+      <w:r>
+        <w:rPr>
+          <w:rStyle w:val="af4"/>
+          <w:rtl/>
+          <w:rPrChange w:id="9013" w:author="מנוע פסוקים" w:date="2026-10-05T16:38:44Z">
+            <w:rPr>
+              <w:rtl/>
+            </w:rPr>
+          </w:rPrChange>
         </w:rPr>
         <w:t xml:space="preserve"> ויגף</w:t>
       </w:r>
       <w:r>
         <w:rPr>
-          <w:rtl/>
+          <w:rStyle w:val="af4"/>
+          <w:rtl/>
+          <w:rPrChange w:id="9014" w:author="מנוע פסוקים" w:date="2026-10-05T16:38:44Z">
+            <w:rPr>
+              <w:rtl/>
+            </w:rPr>
+          </w:rPrChange>
         </w:rPr>
         <w:t xml:space="preserve"> ה'</w:t>
       </w:r>
       <w:r>
         <w:rPr>
-          <w:rtl/>
-        </w:rPr>
-        <w:t xml:space="preserve"> את נבל,</w:t>
+          <w:rStyle w:val="af4"/>
+          <w:rtl/>
+          <w:rPrChange w:id="9015" w:author="מנוע פסוקים" w:date="2026-10-05T16:38:44Z">
+            <w:rPr>
+              <w:rtl/>
+            </w:rPr>
+          </w:rPrChange>
+        </w:rPr>
+        <w:t xml:space="preserve"> את נבל</w:t>
+      </w:r>
+      <w:r>
+        <w:rPr>
+          <w:rtl/>
+        </w:rPr>
+        <w:t xml:space="preserve">,</w:t>
       </w:r>
     </w:p>
     <w:p>
@@ -33022,7 +33912,25 @@
         <w:rPr>
           <w:rtl/>
         </w:rPr>
-        <w:t>אלו עשרה ימים שבין ר"ה ליום הכפורים.</w:t>
+        <w:t xml:space="preserve">אלו עשרה ימים שבין </w:t>
+      </w:r>
+      <w:r>
+        <w:rPr>
+          <w:rStyle w:val="afffff"/>
+          <w:rtl/>
+          <w:rPrChange w:id="9048" w:author="מנוע אמוראים" w:date="2026-10-05T16:42:09Z">
+            <w:rPr>
+              <w:rtl/>
+            </w:rPr>
+          </w:rPrChange>
+        </w:rPr>
+        <w:t xml:space="preserve">ר"ה</w:t>
+      </w:r>
+      <w:r>
+        <w:rPr>
+          <w:rtl/>
+        </w:rPr>
+        <w:t xml:space="preserve"> ליום הכפורים.</w:t>
       </w:r>
     </w:p>
     <w:p>
@@ -35341,7 +36249,20 @@
           <w:rStyle w:val="afffff1"/>
           <w:rtl/>
         </w:rPr>
-        <w:t xml:space="preserve"> ר"מ</w:t>
+        <w:t xml:space="preserve"> </w:t>
+      </w:r>
+      <w:r>
+        <w:rPr>
+          <w:rStyle w:val="afffff"/>
+          <w:rtl/>
+          <w:rPrChange w:id="9049" w:author="מנוע אמוראים" w:date="2026-10-05T16:42:09Z">
+            <w:rPr>
+              <w:rStyle w:val="afffff1"/>
+              <w:rtl/>
+            </w:rPr>
+          </w:rPrChange>
+        </w:rPr>
+        <w:t xml:space="preserve">ר"מ</w:t>
       </w:r>
       <w:r>
         <w:rPr>
@@ -35796,9 +36717,21 @@
       </w:r>
       <w:r>
         <w:rPr>
-          <w:rtl/>
-        </w:rPr>
-        <w:t xml:space="preserve">ר"ה, ולא </w:t>
+          <w:rStyle w:val="afffff"/>
+          <w:rtl/>
+          <w:rPrChange w:id="9050" w:author="מנוע אמוראים" w:date="2026-10-05T16:42:09Z">
+            <w:rPr>
+              <w:rtl/>
+            </w:rPr>
+          </w:rPrChange>
+        </w:rPr>
+        <w:t xml:space="preserve">ר"ה</w:t>
+      </w:r>
+      <w:r>
+        <w:rPr>
+          <w:rtl/>
+        </w:rPr>
+        <w:t xml:space="preserve">, ולא </w:t>
       </w:r>
       <w:r>
         <w:rPr>
@@ -37691,9 +38624,39 @@
       </w:r>
       <w:r>
         <w:rPr>
-          <w:rtl/>
-        </w:rPr>
-        <w:t xml:space="preserve">ר"ה לר"ה אלא </w:t>
+          <w:rStyle w:val="afffff"/>
+          <w:rtl/>
+          <w:rPrChange w:id="9051" w:author="מנוע אמוראים" w:date="2026-10-05T16:42:09Z">
+            <w:rPr>
+              <w:rtl/>
+            </w:rPr>
+          </w:rPrChange>
+        </w:rPr>
+        <w:t xml:space="preserve">ר"ה</w:t>
+      </w:r>
+      <w:r>
+        <w:rPr>
+          <w:rtl/>
+        </w:rPr>
+        <w:t xml:space="preserve"> </w:t>
+      </w:r>
+      <w:r>
+        <w:rPr>
+          <w:rStyle w:val="afffff"/>
+          <w:rtl/>
+          <w:rPrChange w:id="9052" w:author="מנוע אמוראים" w:date="2026-10-05T16:42:09Z">
+            <w:rPr>
+              <w:rtl/>
+            </w:rPr>
+          </w:rPrChange>
+        </w:rPr>
+        <w:t xml:space="preserve">לר"ה</w:t>
+      </w:r>
+      <w:r>
+        <w:rPr>
+          <w:rtl/>
+        </w:rPr>
+        <w:t xml:space="preserve"> אלא </w:t>
       </w:r>
       <w:r>
         <w:rPr>
@@ -41164,17 +42127,45 @@
           <w:szCs w:val="14"/>
           <w:rtl/>
         </w:rPr>
-        <w:t xml:space="preserve"> כר</w:t>
-      </w:r>
-      <w:r>
-        <w:rPr>
-          <w:rStyle w:val="afffb"/>
+        <w:t xml:space="preserve"> </w:t>
+      </w:r>
+      <w:r>
+        <w:rPr>
+          <w:rStyle w:val="afffff"/>
+          <w:rFonts w:ascii="Fb Fontext" w:hAnsi="Fb Fontext" w:cs="PFT_Frank"/>
+          <w:spacing w:val="-2"/>
+          <w:szCs w:val="14"/>
+          <w:rtl/>
+          <w:rPrChange w:id="9053" w:author="מנוע אמוראים" w:date="2026-10-05T16:42:09Z">
+            <w:rPr>
+              <w:rStyle w:val="afffb"/>
+              <w:rFonts w:ascii="Fb Fontext" w:hAnsi="Fb Fontext" w:cs="PFT_Frank"/>
+              <w:spacing w:val="-2"/>
+              <w:szCs w:val="14"/>
+              <w:rtl/>
+            </w:rPr>
+          </w:rPrChange>
+        </w:rPr>
+        <w:t xml:space="preserve">כר</w:t>
+      </w:r>
+      <w:r>
+        <w:rPr>
+          <w:rStyle w:val="afffff"/>
           <w:rFonts w:ascii="Fb Fontext" w:hAnsi="Fb Fontext" w:cs="PFT_Frank" w:hint="cs"/>
           <w:spacing w:val="-2"/>
           <w:szCs w:val="14"/>
           <w:rtl/>
-        </w:rPr>
-        <w:t>"ש</w:t>
+          <w:rPrChange w:id="9054" w:author="מנוע אמוראים" w:date="2026-10-05T16:42:09Z">
+            <w:rPr>
+              <w:rStyle w:val="afffb"/>
+              <w:rFonts w:ascii="Fb Fontext" w:hAnsi="Fb Fontext" w:cs="PFT_Frank" w:hint="cs"/>
+              <w:spacing w:val="-2"/>
+              <w:szCs w:val="14"/>
+              <w:rtl/>
+            </w:rPr>
+          </w:rPrChange>
+        </w:rPr>
+        <w:t xml:space="preserve">"ש</w:t>
       </w:r>
       <w:r>
         <w:rPr>
@@ -41187,7 +42178,28 @@
           <w:rFonts w:hint="cs"/>
           <w:rtl/>
         </w:rPr>
-        <w:t>והך דכר"ש מ</w:t>
+        <w:t xml:space="preserve">והך </w:t>
+      </w:r>
+      <w:r>
+        <w:rPr>
+          <w:rStyle w:val="afffff"/>
+          <w:rFonts w:hint="cs"/>
+          <w:rtl/>
+          <w:rPrChange w:id="9055" w:author="מנוע אמוראים" w:date="2026-10-05T16:42:09Z">
+            <w:rPr>
+              <w:rFonts w:hint="cs"/>
+              <w:rtl/>
+            </w:rPr>
+          </w:rPrChange>
+        </w:rPr>
+        <w:t xml:space="preserve">דכר"ש</w:t>
+      </w:r>
+      <w:r>
+        <w:rPr>
+          <w:rFonts w:hint="cs"/>
+          <w:rtl/>
+        </w:rPr>
+        <w:t xml:space="preserve"> מ</w:t>
       </w:r>
       <w:r>
         <w:rPr>
@@ -43055,7 +44067,37 @@
         <w:rPr>
           <w:rtl/>
         </w:rPr>
-        <w:t>רה משום ר"ח חסר שחל בער"ש</w:t>
+        <w:t xml:space="preserve">רה משום </w:t>
+      </w:r>
+      <w:r>
+        <w:rPr>
+          <w:rStyle w:val="afffff"/>
+          <w:rtl/>
+          <w:rPrChange w:id="9056" w:author="מנוע אמוראים" w:date="2026-10-05T16:42:09Z">
+            <w:rPr>
+              <w:rtl/>
+            </w:rPr>
+          </w:rPrChange>
+        </w:rPr>
+        <w:t xml:space="preserve">ר"ח</w:t>
+      </w:r>
+      <w:r>
+        <w:rPr>
+          <w:rtl/>
+        </w:rPr>
+        <w:t xml:space="preserve"> חסר שחל </w:t>
+      </w:r>
+      <w:r>
+        <w:rPr>
+          <w:rStyle w:val="afffff"/>
+          <w:rtl/>
+          <w:rPrChange w:id="9057" w:author="מנוע אמוראים" w:date="2026-10-05T16:42:09Z">
+            <w:rPr>
+              <w:rtl/>
+            </w:rPr>
+          </w:rPrChange>
+        </w:rPr>
+        <w:t xml:space="preserve">בער"ש</w:t>
       </w:r>
       <w:r>
         <w:rPr>
@@ -43208,16 +44250,53 @@
       </w:r>
       <w:r>
         <w:rPr>
-          <w:rFonts w:hint="cs"/>
-          <w:rtl/>
-        </w:rPr>
-        <w:t>ד</w:t>
-      </w:r>
-      <w:r>
-        <w:rPr>
-          <w:rtl/>
-        </w:rPr>
-        <w:t xml:space="preserve">בר"ח שבער"ש לא </w:t>
+          <w:rStyle w:val="afffff"/>
+          <w:rFonts w:hint="cs"/>
+          <w:rtl/>
+          <w:rPrChange w:id="9058" w:author="מנוע אמוראים" w:date="2026-10-05T16:42:09Z">
+            <w:rPr>
+              <w:rFonts w:hint="cs"/>
+              <w:rtl/>
+            </w:rPr>
+          </w:rPrChange>
+        </w:rPr>
+        <w:t xml:space="preserve">ד</w:t>
+      </w:r>
+      <w:r>
+        <w:rPr>
+          <w:rStyle w:val="afffff"/>
+          <w:rtl/>
+          <w:rPrChange w:id="9059" w:author="מנוע אמוראים" w:date="2026-10-05T16:42:09Z">
+            <w:rPr>
+              <w:rtl/>
+            </w:rPr>
+          </w:rPrChange>
+        </w:rPr>
+        <w:t xml:space="preserve">בר"ח</w:t>
+      </w:r>
+      <w:r>
+        <w:rPr>
+          <w:rtl/>
+        </w:rPr>
+        <w:t xml:space="preserve"> </w:t>
+      </w:r>
+      <w:r>
+        <w:rPr>
+          <w:rStyle w:val="afffff"/>
+          <w:rtl/>
+          <w:rPrChange w:id="9060" w:author="מנוע אמוראים" w:date="2026-10-05T16:42:09Z">
+            <w:rPr>
+              <w:rtl/>
+            </w:rPr>
+          </w:rPrChange>
+        </w:rPr>
+        <w:t xml:space="preserve">שבער"ש</w:t>
+      </w:r>
+      <w:r>
+        <w:rPr>
+          <w:rtl/>
+        </w:rPr>
+        <w:t xml:space="preserve"> לא </w:t>
       </w:r>
       <w:r>
         <w:rPr>
@@ -49432,7 +50511,25 @@
         <w:rPr>
           <w:rtl/>
         </w:rPr>
-        <w:t>והספידה ר"ג הספד גדול.</w:t>
+        <w:t xml:space="preserve">והספידה </w:t>
+      </w:r>
+      <w:r>
+        <w:rPr>
+          <w:rStyle w:val="afffff"/>
+          <w:rtl/>
+          <w:rPrChange w:id="9061" w:author="מנוע אמוראים" w:date="2026-10-05T16:42:09Z">
+            <w:rPr>
+              <w:rtl/>
+            </w:rPr>
+          </w:rPrChange>
+        </w:rPr>
+        <w:t xml:space="preserve">ר"ג</w:t>
+      </w:r>
+      <w:r>
+        <w:rPr>
+          <w:rtl/>
+        </w:rPr>
+        <w:t xml:space="preserve"> הספד גדול.</w:t>
       </w:r>
     </w:p>
     <w:p>
@@ -55304,7 +56401,25 @@
         <w:rPr>
           <w:rtl/>
         </w:rPr>
-        <w:t xml:space="preserve">שוה יובל לר"ה לתקיעה ולברכות, </w:t>
+        <w:t xml:space="preserve">שוה יובל </w:t>
+      </w:r>
+      <w:r>
+        <w:rPr>
+          <w:rStyle w:val="afffff"/>
+          <w:rtl/>
+          <w:rPrChange w:id="9062" w:author="מנוע אמוראים" w:date="2026-10-05T16:42:09Z">
+            <w:rPr>
+              <w:rtl/>
+            </w:rPr>
+          </w:rPrChange>
+        </w:rPr>
+        <w:t xml:space="preserve">לר"ה</w:t>
+      </w:r>
+      <w:r>
+        <w:rPr>
+          <w:rtl/>
+        </w:rPr>
+        <w:t xml:space="preserve"> לתקיעה ולברכות, </w:t>
       </w:r>
       <w:r>
         <w:rPr>
@@ -61251,7 +62366,28 @@
           <w:rFonts w:ascii="Fb Fontext" w:hAnsi="Fb Fontext"/>
           <w:rtl/>
         </w:rPr>
-        <w:t xml:space="preserve">פעם אחת חל ר"ה להיות בשבת, </w:t>
+        <w:t xml:space="preserve">פעם אחת חל </w:t>
+      </w:r>
+      <w:r>
+        <w:rPr>
+          <w:rStyle w:val="afffff"/>
+          <w:rFonts w:ascii="Fb Fontext" w:hAnsi="Fb Fontext"/>
+          <w:rtl/>
+          <w:rPrChange w:id="9063" w:author="מנוע אמוראים" w:date="2026-10-05T16:42:09Z">
+            <w:rPr>
+              <w:rFonts w:ascii="Fb Fontext" w:hAnsi="Fb Fontext"/>
+              <w:rtl/>
+            </w:rPr>
+          </w:rPrChange>
+        </w:rPr>
+        <w:t xml:space="preserve">ר"ה</w:t>
+      </w:r>
+      <w:r>
+        <w:rPr>
+          <w:rFonts w:ascii="Fb Fontext" w:hAnsi="Fb Fontext"/>
+          <w:rtl/>
+        </w:rPr>
+        <w:t xml:space="preserve"> להיות בשבת, </w:t>
       </w:r>
       <w:r>
         <w:rPr>
@@ -63198,12 +64334,33 @@
           <w:rFonts w:ascii="Fb Fontext" w:hAnsi="Fb Fontext"/>
           <w:rtl/>
         </w:rPr>
-        <w:t xml:space="preserve">תמיד של ר"ה, </w:t>
-      </w:r>
-      <w:r>
-        <w:rPr>
+        <w:t xml:space="preserve">תמיד של </w:t>
+      </w:r>
+      <w:r>
+        <w:rPr>
+          <w:rStyle w:val="afffff"/>
           <w:rFonts w:ascii="Fb Fontext" w:hAnsi="Fb Fontext"/>
           <w:rtl/>
+          <w:rPrChange w:id="9064" w:author="מנוע אמוראים" w:date="2026-10-05T16:42:09Z">
+            <w:rPr>
+              <w:rFonts w:ascii="Fb Fontext" w:hAnsi="Fb Fontext"/>
+              <w:rtl/>
+            </w:rPr>
+          </w:rPrChange>
+        </w:rPr>
+        <w:t xml:space="preserve">ר"ה</w:t>
+      </w:r>
+      <w:r>
+        <w:rPr>
+          <w:rFonts w:ascii="Fb Fontext" w:hAnsi="Fb Fontext"/>
+          <w:rtl/>
+        </w:rPr>
+        <w:t xml:space="preserve">, </w:t>
+      </w:r>
+      <w:r>
+        <w:rPr>
+          <w:rFonts w:ascii="Fb Fontext" w:hAnsi="Fb Fontext"/>
+          <w:rtl/>
         </w:rPr>
         <w:tab/>
       </w:r>
@@ -63409,7 +64566,25 @@
         <w:rPr>
           <w:rtl/>
         </w:rPr>
-        <w:t xml:space="preserve">חל ר"ה </w:t>
+        <w:t xml:space="preserve">חל </w:t>
+      </w:r>
+      <w:r>
+        <w:rPr>
+          <w:rStyle w:val="afffff"/>
+          <w:rtl/>
+          <w:rPrChange w:id="9065" w:author="מנוע אמוראים" w:date="2026-10-05T16:42:09Z">
+            <w:rPr>
+              <w:rtl/>
+            </w:rPr>
+          </w:rPrChange>
+        </w:rPr>
+        <w:t xml:space="preserve">ר"ה</w:t>
+      </w:r>
+      <w:r>
+        <w:rPr>
+          <w:rtl/>
+        </w:rPr>
+        <w:t xml:space="preserve"> </w:t>
       </w:r>
       <w:r>
         <w:rPr>
@@ -65902,29 +67077,52 @@
       </w:r>
       <w:r>
         <w:rPr>
-          <w:rStyle w:val="afffff1"/>
+          <w:rStyle w:val="afffff"/>
           <w:rFonts w:hint="cs"/>
           <w:spacing w:val="-2"/>
           <w:rtl/>
-        </w:rPr>
-        <w:t>ריב</w:t>
-      </w:r>
-      <w:r>
-        <w:rPr>
-          <w:rStyle w:val="afffff1"/>
+          <w:rPrChange w:id="9066" w:author="מנוע אמוראים" w:date="2026-10-05T16:42:09Z">
+            <w:rPr>
+              <w:rStyle w:val="afffff1"/>
+              <w:rFonts w:hint="cs"/>
+              <w:spacing w:val="-2"/>
+              <w:rtl/>
+            </w:rPr>
+          </w:rPrChange>
+        </w:rPr>
+        <w:t xml:space="preserve">ריב</w:t>
+      </w:r>
+      <w:r>
+        <w:rPr>
+          <w:rStyle w:val="afffff"/>
           <w:spacing w:val="-2"/>
           <w:rtl/>
-        </w:rPr>
-        <w:t>"</w:t>
-      </w:r>
-      <w:r>
-        <w:rPr>
-          <w:rStyle w:val="afffff1"/>
+          <w:rPrChange w:id="9067" w:author="מנוע אמוראים" w:date="2026-10-05T16:42:09Z">
+            <w:rPr>
+              <w:rStyle w:val="afffff1"/>
+              <w:spacing w:val="-2"/>
+              <w:rtl/>
+            </w:rPr>
+          </w:rPrChange>
+        </w:rPr>
+        <w:t xml:space="preserve">"</w:t>
+      </w:r>
+      <w:r>
+        <w:rPr>
+          <w:rStyle w:val="afffff"/>
           <w:rFonts w:hint="cs"/>
           <w:spacing w:val="-2"/>
           <w:rtl/>
-        </w:rPr>
-        <w:t>ז</w:t>
+          <w:rPrChange w:id="9068" w:author="מנוע אמוראים" w:date="2026-10-05T16:42:09Z">
+            <w:rPr>
+              <w:rStyle w:val="afffff1"/>
+              <w:rFonts w:hint="cs"/>
+              <w:spacing w:val="-2"/>
+              <w:rtl/>
+            </w:rPr>
+          </w:rPrChange>
+        </w:rPr>
+        <w:t xml:space="preserve">ז</w:t>
       </w:r>
       <w:r>
         <w:rPr>
@@ -70081,33 +71279,73 @@
       </w:r>
       <w:r>
         <w:rPr>
+          <w:rStyle w:val="afffff"/>
           <w:rFonts w:ascii="Fb Fontext" w:hAnsi="Fb Fontext" w:cs="PFT_Frank" w:hint="cs"/>
           <w:b/>
           <w:bCs/>
           <w:szCs w:val="14"/>
           <w:rtl/>
-        </w:rPr>
-        <w:t>דבר</w:t>
-      </w:r>
-      <w:r>
-        <w:rPr>
+          <w:rPrChange w:id="9069" w:author="מנוע אמוראים" w:date="2026-10-05T16:42:09Z">
+            <w:rPr>
+              <w:rFonts w:ascii="Fb Fontext" w:hAnsi="Fb Fontext" w:cs="PFT_Frank" w:hint="cs"/>
+              <w:b/>
+              <w:bCs/>
+              <w:szCs w:val="14"/>
+              <w:rtl/>
+            </w:rPr>
+          </w:rPrChange>
+        </w:rPr>
+        <w:t xml:space="preserve">דבר</w:t>
+      </w:r>
+      <w:r>
+        <w:rPr>
+          <w:rStyle w:val="afffff"/>
           <w:rFonts w:ascii="Fb Fontext" w:hAnsi="Fb Fontext" w:cs="PFT_Frank"/>
           <w:b/>
           <w:bCs/>
           <w:szCs w:val="14"/>
           <w:rtl/>
-        </w:rPr>
-        <w:t>"</w:t>
-      </w:r>
-      <w:r>
-        <w:rPr>
+          <w:rPrChange w:id="9070" w:author="מנוע אמוראים" w:date="2026-10-05T16:42:09Z">
+            <w:rPr>
+              <w:rFonts w:ascii="Fb Fontext" w:hAnsi="Fb Fontext" w:cs="PFT_Frank"/>
+              <w:b/>
+              <w:bCs/>
+              <w:szCs w:val="14"/>
+              <w:rtl/>
+            </w:rPr>
+          </w:rPrChange>
+        </w:rPr>
+        <w:t xml:space="preserve">"</w:t>
+      </w:r>
+      <w:r>
+        <w:rPr>
+          <w:rStyle w:val="afffff"/>
           <w:rFonts w:ascii="Fb Fontext" w:hAnsi="Fb Fontext" w:cs="PFT_Frank" w:hint="cs"/>
           <w:b/>
           <w:bCs/>
           <w:szCs w:val="14"/>
           <w:rtl/>
-        </w:rPr>
-        <w:t xml:space="preserve">ה </w:t>
+          <w:rPrChange w:id="9071" w:author="מנוע אמוראים" w:date="2026-10-05T16:42:09Z">
+            <w:rPr>
+              <w:rFonts w:ascii="Fb Fontext" w:hAnsi="Fb Fontext" w:cs="PFT_Frank" w:hint="cs"/>
+              <w:b/>
+              <w:bCs/>
+              <w:szCs w:val="14"/>
+              <w:rtl/>
+            </w:rPr>
+          </w:rPrChange>
+        </w:rPr>
+        <w:t xml:space="preserve">ה</w:t>
+      </w:r>
+      <w:r>
+        <w:rPr>
+          <w:rFonts w:ascii="Fb Fontext" w:hAnsi="Fb Fontext" w:cs="PFT_Frank" w:hint="cs"/>
+          <w:b/>
+          <w:bCs/>
+          <w:szCs w:val="14"/>
+          <w:rtl/>
+        </w:rPr>
+        <w:t xml:space="preserve"> </w:t>
       </w:r>
       <w:r>
         <w:rPr>
@@ -72375,7 +73613,28 @@
           <w:rFonts w:hint="cs"/>
           <w:rtl/>
         </w:rPr>
-        <w:t xml:space="preserve"> תקעו בחודש שופר בכסה ליום חגנו,</w:t>
+        <w:t xml:space="preserve"> </w:t>
+      </w:r>
+      <w:r>
+        <w:rPr>
+          <w:rStyle w:val="af4"/>
+          <w:rFonts w:hint="cs"/>
+          <w:rtl/>
+          <w:rPrChange w:id="9016" w:author="מנוע פסוקים" w:date="2026-10-05T16:38:44Z">
+            <w:rPr>
+              <w:rFonts w:hint="cs"/>
+              <w:rtl/>
+            </w:rPr>
+          </w:rPrChange>
+        </w:rPr>
+        <w:t xml:space="preserve">תקעו בחודש שופר בכסה ליום חגנו</w:t>
+      </w:r>
+      <w:r>
+        <w:rPr>
+          <w:rFonts w:hint="cs"/>
+          <w:rtl/>
+        </w:rPr>
+        <w:t xml:space="preserve">,</w:t>
       </w:r>
     </w:p>
     <w:p>
@@ -73528,20 +74787,54 @@
           <w:rFonts w:hint="cs"/>
           <w:rtl/>
         </w:rPr>
-        <w:t>שהפסיק מקר</w:t>
-      </w:r>
-      <w:r>
-        <w:rPr>
-          <w:rtl/>
-        </w:rPr>
-        <w:t>"</w:t>
-      </w:r>
-      <w:r>
-        <w:rPr>
-          <w:rFonts w:hint="cs"/>
-          <w:rtl/>
-        </w:rPr>
-        <w:t>ש במבואות המטונפות ושהה כדי לגמור</w:t>
+        <w:t xml:space="preserve">שהפסיק </w:t>
+      </w:r>
+      <w:r>
+        <w:rPr>
+          <w:rStyle w:val="afffff"/>
+          <w:rFonts w:hint="cs"/>
+          <w:rtl/>
+          <w:rPrChange w:id="9072" w:author="מנוע אמוראים" w:date="2026-10-05T16:42:09Z">
+            <w:rPr>
+              <w:rFonts w:hint="cs"/>
+              <w:rtl/>
+            </w:rPr>
+          </w:rPrChange>
+        </w:rPr>
+        <w:t xml:space="preserve">מקר</w:t>
+      </w:r>
+      <w:r>
+        <w:rPr>
+          <w:rStyle w:val="afffff"/>
+          <w:rtl/>
+          <w:rPrChange w:id="9073" w:author="מנוע אמוראים" w:date="2026-10-05T16:42:09Z">
+            <w:rPr>
+              <w:rtl/>
+            </w:rPr>
+          </w:rPrChange>
+        </w:rPr>
+        <w:t xml:space="preserve">"</w:t>
+      </w:r>
+      <w:r>
+        <w:rPr>
+          <w:rStyle w:val="afffff"/>
+          <w:rFonts w:hint="cs"/>
+          <w:rtl/>
+          <w:rPrChange w:id="9074" w:author="מנוע אמוראים" w:date="2026-10-05T16:42:09Z">
+            <w:rPr>
+              <w:rFonts w:hint="cs"/>
+              <w:rtl/>
+            </w:rPr>
+          </w:rPrChange>
+        </w:rPr>
+        <w:t xml:space="preserve">ש</w:t>
+      </w:r>
+      <w:r>
+        <w:rPr>
+          <w:rFonts w:hint="cs"/>
+          <w:rtl/>
+        </w:rPr>
+        <w:t xml:space="preserve"> במבואות המטונפות ושהה כדי לגמור</w:t>
       </w:r>
     </w:p>
     <w:p>
@@ -73714,7 +75007,25 @@
         <w:rPr>
           <w:rtl/>
         </w:rPr>
-        <w:t xml:space="preserve"> של ר"ה ויום הכפורים </w:t>
+        <w:t xml:space="preserve"> של </w:t>
+      </w:r>
+      <w:r>
+        <w:rPr>
+          <w:rStyle w:val="afffff"/>
+          <w:rtl/>
+          <w:rPrChange w:id="9075" w:author="מנוע אמוראים" w:date="2026-10-05T16:42:09Z">
+            <w:rPr>
+              <w:rtl/>
+            </w:rPr>
+          </w:rPrChange>
+        </w:rPr>
+        <w:t xml:space="preserve">ר"ה</w:t>
+      </w:r>
+      <w:r>
+        <w:rPr>
+          <w:rtl/>
+        </w:rPr>
+        <w:t xml:space="preserve"> ויום הכפורים </w:t>
       </w:r>
       <w:r>
         <w:rPr>
@@ -73793,7 +75104,28 @@
           <w:spacing w:val="-4"/>
           <w:rtl/>
         </w:rPr>
-        <w:t>אמרו לפני בר"ה מלכיות זכרונות ושופרות.</w:t>
+        <w:t xml:space="preserve">אמרו לפני </w:t>
+      </w:r>
+      <w:r>
+        <w:rPr>
+          <w:rStyle w:val="afffff"/>
+          <w:spacing w:val="-4"/>
+          <w:rtl/>
+          <w:rPrChange w:id="9076" w:author="מנוע אמוראים" w:date="2026-10-05T16:42:09Z">
+            <w:rPr>
+              <w:spacing w:val="-4"/>
+              <w:rtl/>
+            </w:rPr>
+          </w:rPrChange>
+        </w:rPr>
+        <w:t xml:space="preserve">בר"ה</w:t>
+      </w:r>
+      <w:r>
+        <w:rPr>
+          <w:spacing w:val="-4"/>
+          <w:rtl/>
+        </w:rPr>
+        <w:t xml:space="preserve"> מלכיות זכרונות ושופרות.</w:t>
       </w:r>
     </w:p>
     <w:p>
@@ -74460,14 +75792,35 @@
           <w:rFonts w:ascii="Fb Fontext" w:hAnsi="Fb Fontext"/>
           <w:rtl/>
         </w:rPr>
-        <w:t>מודים חכמים לר</w:t>
-      </w:r>
-      <w:r>
-        <w:rPr>
+        <w:t xml:space="preserve">מודים חכמים </w:t>
+      </w:r>
+      <w:r>
+        <w:rPr>
+          <w:rStyle w:val="afffff"/>
+          <w:rFonts w:ascii="Fb Fontext" w:hAnsi="Fb Fontext"/>
+          <w:rtl/>
+          <w:rPrChange w:id="9077" w:author="מנוע אמוראים" w:date="2026-10-05T16:42:09Z">
+            <w:rPr>
+              <w:rFonts w:ascii="Fb Fontext" w:hAnsi="Fb Fontext"/>
+              <w:rtl/>
+            </w:rPr>
+          </w:rPrChange>
+        </w:rPr>
+        <w:t xml:space="preserve">לר</w:t>
+      </w:r>
+      <w:r>
+        <w:rPr>
+          <w:rStyle w:val="afffff"/>
           <w:rFonts w:ascii="Fb Fontext" w:hAnsi="Fb Fontext" w:hint="cs"/>
           <w:rtl/>
-        </w:rPr>
-        <w:t>"ג</w:t>
+          <w:rPrChange w:id="9078" w:author="מנוע אמוראים" w:date="2026-10-05T16:42:09Z">
+            <w:rPr>
+              <w:rFonts w:ascii="Fb Fontext" w:hAnsi="Fb Fontext" w:hint="cs"/>
+              <w:rtl/>
+            </w:rPr>
+          </w:rPrChange>
+        </w:rPr>
+        <w:t xml:space="preserve">"ג</w:t>
       </w:r>
       <w:r>
         <w:rPr>
@@ -74666,20 +76019,47 @@
           <w:rFonts w:hint="cs"/>
           <w:rtl/>
         </w:rPr>
-        <w:t>הך מודים ר</w:t>
-      </w:r>
-      <w:r>
-        <w:rPr>
-          <w:rtl/>
-        </w:rPr>
-        <w:t>"</w:t>
-      </w:r>
-      <w:r>
-        <w:rPr>
-          <w:rFonts w:hint="cs"/>
-          <w:rtl/>
-        </w:rPr>
-        <w:t>מ</w:t>
+        <w:t xml:space="preserve">הך מודים </w:t>
+      </w:r>
+      <w:r>
+        <w:rPr>
+          <w:rStyle w:val="afffff"/>
+          <w:rFonts w:hint="cs"/>
+          <w:rtl/>
+          <w:rPrChange w:id="9079" w:author="מנוע אמוראים" w:date="2026-10-05T16:42:09Z">
+            <w:rPr>
+              <w:rFonts w:hint="cs"/>
+              <w:rtl/>
+            </w:rPr>
+          </w:rPrChange>
+        </w:rPr>
+        <w:t xml:space="preserve">ר</w:t>
+      </w:r>
+      <w:r>
+        <w:rPr>
+          <w:rStyle w:val="afffff"/>
+          <w:rtl/>
+          <w:rPrChange w:id="9080" w:author="מנוע אמוראים" w:date="2026-10-05T16:42:09Z">
+            <w:rPr>
+              <w:rtl/>
+            </w:rPr>
+          </w:rPrChange>
+        </w:rPr>
+        <w:t xml:space="preserve">"</w:t>
+      </w:r>
+      <w:r>
+        <w:rPr>
+          <w:rStyle w:val="afffff"/>
+          <w:rFonts w:hint="cs"/>
+          <w:rtl/>
+          <w:rPrChange w:id="9081" w:author="מנוע אמוראים" w:date="2026-10-05T16:42:09Z">
+            <w:rPr>
+              <w:rFonts w:hint="cs"/>
+              <w:rtl/>
+            </w:rPr>
+          </w:rPrChange>
+        </w:rPr>
+        <w:t xml:space="preserve">מ</w:t>
       </w:r>
       <w:r>
         <w:rPr>
@@ -74787,7 +76167,25 @@
         <w:rPr>
           <w:rtl/>
         </w:rPr>
-        <w:t>ברכות של ר"ה ושל יום הכפורים</w:t>
+        <w:t xml:space="preserve">ברכות של </w:t>
+      </w:r>
+      <w:r>
+        <w:rPr>
+          <w:rStyle w:val="afffff"/>
+          <w:rtl/>
+          <w:rPrChange w:id="9082" w:author="מנוע אמוראים" w:date="2026-10-05T16:42:09Z">
+            <w:rPr>
+              <w:rtl/>
+            </w:rPr>
+          </w:rPrChange>
+        </w:rPr>
+        <w:t xml:space="preserve">ר"ה</w:t>
+      </w:r>
+      <w:r>
+        <w:rPr>
+          <w:rtl/>
+        </w:rPr>
+        <w:t xml:space="preserve"> ושל יום הכפורים</w:t>
       </w:r>
     </w:p>
     <w:p>
@@ -75279,16 +76677,29 @@
       </w:r>
       <w:r>
         <w:rPr>
-          <w:rFonts w:hint="cs"/>
-          <w:rtl/>
-        </w:rPr>
-        <w:t>ד</w:t>
-      </w:r>
-      <w:r>
-        <w:rPr>
-          <w:rtl/>
-        </w:rPr>
-        <w:t>ר"ה</w:t>
+          <w:rStyle w:val="afffff"/>
+          <w:rFonts w:hint="cs"/>
+          <w:rtl/>
+          <w:rPrChange w:id="9083" w:author="מנוע אמוראים" w:date="2026-10-05T16:42:09Z">
+            <w:rPr>
+              <w:rFonts w:hint="cs"/>
+              <w:rtl/>
+            </w:rPr>
+          </w:rPrChange>
+        </w:rPr>
+        <w:t xml:space="preserve">ד</w:t>
+      </w:r>
+      <w:r>
+        <w:rPr>
+          <w:rStyle w:val="afffff"/>
+          <w:rtl/>
+          <w:rPrChange w:id="9084" w:author="מנוע אמוראים" w:date="2026-10-05T16:42:09Z">
+            <w:rPr>
+              <w:rtl/>
+            </w:rPr>
+          </w:rPrChange>
+        </w:rPr>
+        <w:t xml:space="preserve">ר"ה</w:t>
       </w:r>
       <w:r>
         <w:rPr>

--- a/input/docx/שיננא ראש השנה.docx
+++ b/input/docx/שיננא ראש השנה.docx
@@ -10747,6 +10747,14 @@
           <w:rtl/>
         </w:rPr>
       </w:pPr>
+      <w:ins w:id="9801" w:author="מספור קטעי משנה" w:date="2026-10-06T06:45:43Z">
+        <w:r>
+          <w:rPr>
+            <w:rStyle w:val="MisparKeta"/>
+          </w:rPr>
+          <w:t xml:space="preserve">ג. </w:t>
+        </w:r>
+      </w:ins>
       <w:r>
         <w:rPr>
           <w:rFonts w:hint="cs"/>
@@ -11004,6 +11012,14 @@
           <w:rtl/>
         </w:rPr>
       </w:pPr>
+      <w:ins w:id="9802" w:author="מספור קטעי משנה" w:date="2026-10-06T06:45:43Z">
+        <w:r>
+          <w:rPr>
+            <w:rStyle w:val="MisparKeta"/>
+          </w:rPr>
+          <w:t xml:space="preserve">א. </w:t>
+        </w:r>
+      </w:ins>
       <w:r>
         <w:rPr>
           <w:rtl/>
@@ -11243,6 +11259,14 @@
           <w:rtl/>
         </w:rPr>
       </w:pPr>
+      <w:ins w:id="9812" w:author="מספור קטעי משנה" w:date="2026-10-06T10:05:10Z">
+        <w:r>
+          <w:rPr>
+            <w:rStyle w:val="MisparKeta"/>
+          </w:rPr>
+          <w:t xml:space="preserve">ב. </w:t>
+        </w:r>
+      </w:ins>
       <w:r>
         <w:rPr>
           <w:rFonts w:hint="cs"/>
@@ -12004,6 +12028,14 @@
           <w:rtl/>
         </w:rPr>
       </w:pPr>
+      <w:ins w:id="9801" w:author="מספור קטעי משנה" w:date="2026-10-06T10:05:10Z">
+        <w:r>
+          <w:rPr>
+            <w:rStyle w:val="MisparKeta"/>
+          </w:rPr>
+          <w:t xml:space="preserve">ב. </w:t>
+        </w:r>
+      </w:ins>
       <w:r>
         <w:rPr>
           <w:rtl/>
@@ -12854,6 +12886,7 @@
     <w:p>
       <w:pPr>
         <w:pStyle w:val="afffe"/>
+        <w:ind w:end="0"/>
         <w:rPr>
           <w:rtl/>
         </w:rPr>
@@ -13563,6 +13596,14 @@
           <w:rtl/>
         </w:rPr>
       </w:pPr>
+      <w:ins w:id="9803" w:author="מספור קטעי משנה" w:date="2026-10-06T06:45:43Z">
+        <w:r>
+          <w:rPr>
+            <w:rStyle w:val="MisparKeta"/>
+          </w:rPr>
+          <w:t xml:space="preserve">א. </w:t>
+        </w:r>
+      </w:ins>
       <w:r>
         <w:rPr>
           <w:rtl/>
@@ -13732,6 +13773,14 @@
           <w:rtl/>
         </w:rPr>
       </w:pPr>
+      <w:ins w:id="9804" w:author="מספור קטעי משנה" w:date="2026-10-06T06:45:43Z">
+        <w:r>
+          <w:rPr>
+            <w:rStyle w:val="MisparKeta"/>
+          </w:rPr>
+          <w:t xml:space="preserve">ב. </w:t>
+        </w:r>
+      </w:ins>
       <w:r>
         <w:rPr>
           <w:rtl/>
@@ -20148,6 +20197,14 @@
           <w:rtl/>
         </w:rPr>
       </w:pPr>
+      <w:ins w:id="9805" w:author="מספור קטעי משנה" w:date="2026-10-06T06:45:43Z">
+        <w:r>
+          <w:rPr>
+            <w:rStyle w:val="MisparKeta"/>
+          </w:rPr>
+          <w:t xml:space="preserve">א. </w:t>
+        </w:r>
+      </w:ins>
       <w:r>
         <w:rPr>
           <w:rtl/>
@@ -20918,6 +20975,14 @@
           <w:rtl/>
         </w:rPr>
       </w:pPr>
+      <w:ins w:id="9806" w:author="מספור קטעי משנה" w:date="2026-10-06T06:45:43Z">
+        <w:r>
+          <w:rPr>
+            <w:rStyle w:val="MisparKeta"/>
+          </w:rPr>
+          <w:t xml:space="preserve">א. </w:t>
+        </w:r>
+      </w:ins>
       <w:r>
         <w:rPr>
           <w:rtl/>
@@ -23333,6 +23398,14 @@
           <w:rtl/>
         </w:rPr>
       </w:pPr>
+      <w:ins w:id="9807" w:author="מספור קטעי משנה" w:date="2026-10-06T06:45:43Z">
+        <w:r>
+          <w:rPr>
+            <w:rStyle w:val="MisparKeta"/>
+          </w:rPr>
+          <w:t xml:space="preserve">ב. </w:t>
+        </w:r>
+      </w:ins>
       <w:r>
         <w:rPr>
           <w:rtl/>
@@ -26266,12 +26339,33 @@
     </w:p>
     <w:p>
       <w:pPr>
+        <w:pStyle w:val="MishnaBatzad"/>
+        <w:rPr>
+          <w:ins w:id="20007" w:author="קלוד" w:date="2026-10-06T10:09:56Z"/>
+        </w:rPr>
+      </w:pPr>
+      <w:ins w:id="20006" w:author="קלוד" w:date="2026-10-06T10:09:56Z">
+        <w:r>
+          <w:t xml:space="preserve">משנה ב</w:t>
+        </w:r>
+      </w:ins>
+    </w:p>
+    <w:p>
+      <w:pPr>
         <w:pStyle w:val="afff6"/>
         <w:jc w:val="center"/>
         <w:rPr>
           <w:rtl/>
         </w:rPr>
       </w:pPr>
+      <w:ins w:id="9808" w:author="מספור קטעי משנה" w:date="2026-10-06T06:45:43Z">
+        <w:r>
+          <w:rPr>
+            <w:rStyle w:val="MisparKeta"/>
+          </w:rPr>
+          <w:t xml:space="preserve">א. </w:t>
+        </w:r>
+      </w:ins>
       <w:r>
         <w:rPr>
           <w:rtl/>
@@ -26410,6 +26504,14 @@
           <w:rtl/>
         </w:rPr>
       </w:pPr>
+      <w:ins w:id="9809" w:author="מספור קטעי משנה" w:date="2026-10-06T06:45:43Z">
+        <w:r>
+          <w:rPr>
+            <w:rStyle w:val="MisparKeta"/>
+          </w:rPr>
+          <w:t xml:space="preserve">ב. </w:t>
+        </w:r>
+      </w:ins>
       <w:r>
         <w:rPr>
           <w:rStyle w:val="affff"/>
@@ -33940,6 +34042,14 @@
           <w:rtl/>
         </w:rPr>
       </w:pPr>
+      <w:ins w:id="9810" w:author="מספור קטעי משנה" w:date="2026-10-06T06:45:43Z">
+        <w:r>
+          <w:rPr>
+            <w:rStyle w:val="MisparKeta"/>
+          </w:rPr>
+          <w:t xml:space="preserve">א. </w:t>
+        </w:r>
+      </w:ins>
       <w:r>
         <w:rPr>
           <w:rtl/>
@@ -34182,6 +34292,19 @@
     </w:p>
     <w:p>
       <w:pPr>
+        <w:pStyle w:val="MishnaBatzad"/>
+        <w:rPr>
+          <w:ins w:id="20009" w:author="קלוד" w:date="2026-10-06T10:09:56Z"/>
+        </w:rPr>
+      </w:pPr>
+      <w:ins w:id="20008" w:author="קלוד" w:date="2026-10-06T10:09:56Z">
+        <w:r>
+          <w:t xml:space="preserve">משנה ג</w:t>
+        </w:r>
+      </w:ins>
+    </w:p>
+    <w:p>
+      <w:pPr>
         <w:pStyle w:val="afff6"/>
         <w:jc w:val="center"/>
         <w:rPr>
@@ -34189,6 +34312,14 @@
           <w:rtl/>
         </w:rPr>
       </w:pPr>
+      <w:ins w:id="9811" w:author="מספור קטעי משנה" w:date="2026-10-06T06:45:43Z">
+        <w:r>
+          <w:rPr>
+            <w:rStyle w:val="MisparKeta"/>
+          </w:rPr>
+          <w:t xml:space="preserve">ב. </w:t>
+        </w:r>
+      </w:ins>
       <w:r>
         <w:rPr>
           <w:b/>
@@ -36640,6 +36771,14 @@
           <w:rtl/>
         </w:rPr>
       </w:pPr>
+      <w:ins w:id="9802" w:author="מספור קטעי משנה" w:date="2026-10-06T10:05:10Z">
+        <w:r>
+          <w:rPr>
+            <w:rStyle w:val="MisparKeta"/>
+          </w:rPr>
+          <w:t xml:space="preserve">א. </w:t>
+        </w:r>
+      </w:ins>
       <w:r>
         <w:rPr>
           <w:rtl/>
@@ -36785,6 +36924,14 @@
           <w:rtl/>
         </w:rPr>
       </w:pPr>
+      <w:ins w:id="9803" w:author="מספור קטעי משנה" w:date="2026-10-06T10:05:10Z">
+        <w:r>
+          <w:rPr>
+            <w:rStyle w:val="MisparKeta"/>
+          </w:rPr>
+          <w:t xml:space="preserve">ב. </w:t>
+        </w:r>
+      </w:ins>
       <w:r>
         <w:rPr>
           <w:rtl/>
@@ -40423,6 +40570,19 @@
     </w:p>
     <w:p>
       <w:pPr>
+        <w:pStyle w:val="MishnaBatzad"/>
+        <w:rPr>
+          <w:ins w:id="20011" w:author="קלוד" w:date="2026-10-06T10:09:56Z"/>
+        </w:rPr>
+      </w:pPr>
+      <w:ins w:id="20010" w:author="קלוד" w:date="2026-10-06T10:09:56Z">
+        <w:r>
+          <w:t xml:space="preserve">משנה ד</w:t>
+        </w:r>
+      </w:ins>
+    </w:p>
+    <w:p>
+      <w:pPr>
         <w:pStyle w:val="afff6"/>
         <w:jc w:val="center"/>
         <w:rPr>
@@ -40430,6 +40590,14 @@
           <w:rtl/>
         </w:rPr>
       </w:pPr>
+      <w:ins w:id="9812" w:author="מספור קטעי משנה" w:date="2026-10-06T06:45:43Z">
+        <w:r>
+          <w:rPr>
+            <w:rStyle w:val="MisparKeta"/>
+          </w:rPr>
+          <w:t xml:space="preserve">א. </w:t>
+        </w:r>
+      </w:ins>
       <w:r>
         <w:rPr>
           <w:b/>
@@ -40908,6 +41076,19 @@
     </w:p>
     <w:p>
       <w:pPr>
+        <w:pStyle w:val="MishnaBatzad"/>
+        <w:rPr>
+          <w:ins w:id="20013" w:author="קלוד" w:date="2026-10-06T10:09:56Z"/>
+        </w:rPr>
+      </w:pPr>
+      <w:ins w:id="20012" w:author="קלוד" w:date="2026-10-06T10:09:56Z">
+        <w:r>
+          <w:t xml:space="preserve">משנה ה</w:t>
+        </w:r>
+      </w:ins>
+    </w:p>
+    <w:p>
+      <w:pPr>
         <w:pStyle w:val="afff6"/>
         <w:rPr>
           <w:b/>
@@ -40915,6 +41096,14 @@
           <w:rtl/>
         </w:rPr>
       </w:pPr>
+      <w:ins w:id="9813" w:author="מספור קטעי משנה" w:date="2026-10-06T06:45:43Z">
+        <w:r>
+          <w:rPr>
+            <w:rStyle w:val="MisparKeta"/>
+          </w:rPr>
+          <w:t xml:space="preserve">ד. </w:t>
+        </w:r>
+      </w:ins>
       <w:r>
         <w:rPr>
           <w:b/>
@@ -40984,7 +41173,28 @@
           <w:b/>
           <w:rtl/>
         </w:rPr>
-        <w:t>מעשה שעברו יותר מארבעים זוג ועיכבם רבי עקיבא בלוד,</w:t>
+        <w:t xml:space="preserve">מעשה שעברו יותר מארבעים זוג ועיכבם </w:t>
+      </w:r>
+      <w:r>
+        <w:rPr>
+          <w:rStyle w:val="TanaimMishna"/>
+          <w:b/>
+          <w:rtl/>
+          <w:rPrChange w:id="20001" w:author="קלוד" w:date="2026-10-06T10:09:56Z">
+            <w:rPr>
+              <w:b/>
+              <w:rtl/>
+            </w:rPr>
+          </w:rPrChange>
+        </w:rPr>
+        <w:t xml:space="preserve">רבי עקיבא</w:t>
+      </w:r>
+      <w:r>
+        <w:rPr>
+          <w:b/>
+          <w:rtl/>
+        </w:rPr>
+        <w:t xml:space="preserve"> בלוד,</w:t>
       </w:r>
     </w:p>
     <w:p>
@@ -41016,9 +41226,16 @@
       </w:r>
       <w:r>
         <w:rPr>
-          <w:rStyle w:val="afffff"/>
+          <w:rStyle w:val="TanaimMishna"/>
           <w:spacing w:val="-2"/>
           <w:rtl/>
+          <w:rPrChange w:id="20002" w:author="קלוד" w:date="2026-10-06T10:09:56Z">
+            <w:rPr>
+              <w:rStyle w:val="afffff"/>
+              <w:spacing w:val="-2"/>
+              <w:rtl/>
+            </w:rPr>
+          </w:rPrChange>
         </w:rPr>
         <w:t xml:space="preserve">: </w:t>
       </w:r>
@@ -41446,6 +41663,14 @@
           <w:rtl/>
         </w:rPr>
       </w:pPr>
+      <w:ins w:id="9814" w:author="מספור קטעי משנה" w:date="2026-10-06T06:45:43Z">
+        <w:r>
+          <w:rPr>
+            <w:rStyle w:val="MisparKeta"/>
+          </w:rPr>
+          <w:t xml:space="preserve">א. </w:t>
+        </w:r>
+      </w:ins>
       <w:r>
         <w:rPr>
           <w:rtl/>
@@ -41613,12 +41838,33 @@
     </w:p>
     <w:p>
       <w:pPr>
+        <w:pStyle w:val="MishnaBatzad"/>
+        <w:rPr>
+          <w:ins w:id="20015" w:author="קלוד" w:date="2026-10-06T10:09:56Z"/>
+        </w:rPr>
+      </w:pPr>
+      <w:ins w:id="20014" w:author="קלוד" w:date="2026-10-06T10:09:56Z">
+        <w:r>
+          <w:t xml:space="preserve">משנה ז</w:t>
+        </w:r>
+      </w:ins>
+    </w:p>
+    <w:p>
+      <w:pPr>
         <w:pStyle w:val="afff6"/>
         <w:rPr>
           <w:b/>
           <w:rtl/>
         </w:rPr>
       </w:pPr>
+      <w:ins w:id="9815" w:author="מספור קטעי משנה" w:date="2026-10-06T06:45:43Z">
+        <w:r>
+          <w:rPr>
+            <w:rStyle w:val="MisparKeta"/>
+          </w:rPr>
+          <w:t xml:space="preserve">ב. </w:t>
+        </w:r>
+      </w:ins>
       <w:r>
         <w:rPr>
           <w:b/>
@@ -42257,12 +42503,33 @@
     </w:p>
     <w:p>
       <w:pPr>
+        <w:pStyle w:val="MishnaBatzad"/>
+        <w:rPr>
+          <w:ins w:id="20017" w:author="קלוד" w:date="2026-10-06T10:09:56Z"/>
+        </w:rPr>
+      </w:pPr>
+      <w:ins w:id="20016" w:author="קלוד" w:date="2026-10-06T10:09:56Z">
+        <w:r>
+          <w:t xml:space="preserve">משנה ח</w:t>
+        </w:r>
+      </w:ins>
+    </w:p>
+    <w:p>
+      <w:pPr>
         <w:pStyle w:val="afff6"/>
         <w:jc w:val="center"/>
         <w:rPr>
           <w:rtl/>
         </w:rPr>
       </w:pPr>
+      <w:ins w:id="9816" w:author="מספור קטעי משנה" w:date="2026-10-06T06:45:43Z">
+        <w:r>
+          <w:rPr>
+            <w:rStyle w:val="MisparKeta"/>
+          </w:rPr>
+          <w:t xml:space="preserve">ה. </w:t>
+        </w:r>
+      </w:ins>
       <w:r>
         <w:rPr>
           <w:rtl/>
@@ -42413,12 +42680,33 @@
     </w:p>
     <w:p>
       <w:pPr>
+        <w:pStyle w:val="MishnaBatzad"/>
+        <w:rPr>
+          <w:ins w:id="20019" w:author="קלוד" w:date="2026-10-06T10:09:56Z"/>
+        </w:rPr>
+      </w:pPr>
+      <w:ins w:id="20018" w:author="קלוד" w:date="2026-10-06T10:09:56Z">
+        <w:r>
+          <w:t xml:space="preserve">משנה ט</w:t>
+        </w:r>
+      </w:ins>
+    </w:p>
+    <w:p>
+      <w:pPr>
         <w:pStyle w:val="afff6"/>
         <w:jc w:val="center"/>
         <w:rPr>
           <w:rtl/>
         </w:rPr>
       </w:pPr>
+      <w:ins w:id="9817" w:author="מספור קטעי משנה" w:date="2026-10-06T06:45:43Z">
+        <w:r>
+          <w:rPr>
+            <w:rStyle w:val="MisparKeta"/>
+          </w:rPr>
+          <w:t xml:space="preserve">ז. </w:t>
+        </w:r>
+      </w:ins>
       <w:r>
         <w:rPr>
           <w:rtl/>
@@ -42609,12 +42897,33 @@
     </w:p>
     <w:p>
       <w:pPr>
+        <w:pStyle w:val="MishnaBatzad"/>
+        <w:rPr>
+          <w:ins w:id="20021" w:author="קלוד" w:date="2026-10-06T10:09:56Z"/>
+        </w:rPr>
+      </w:pPr>
+      <w:ins w:id="20020" w:author="קלוד" w:date="2026-10-06T10:09:56Z">
+        <w:r>
+          <w:t xml:space="preserve">משנה ט</w:t>
+        </w:r>
+      </w:ins>
+    </w:p>
+    <w:p>
+      <w:pPr>
         <w:pStyle w:val="afff6"/>
         <w:rPr>
           <w:b/>
           <w:rtl/>
         </w:rPr>
       </w:pPr>
+      <w:ins w:id="9818" w:author="מספור קטעי משנה" w:date="2026-10-06T06:45:43Z">
+        <w:r>
+          <w:rPr>
+            <w:rStyle w:val="MisparKeta"/>
+          </w:rPr>
+          <w:t xml:space="preserve">א. </w:t>
+        </w:r>
+      </w:ins>
       <w:r>
         <w:rPr>
           <w:b/>
@@ -43236,6 +43545,14 @@
           <w:rtl/>
         </w:rPr>
       </w:pPr>
+      <w:ins w:id="9819" w:author="מספור קטעי משנה" w:date="2026-10-06T06:45:43Z">
+        <w:r>
+          <w:rPr>
+            <w:rStyle w:val="MisparKeta"/>
+          </w:rPr>
+          <w:t xml:space="preserve">ב. </w:t>
+        </w:r>
+      </w:ins>
       <w:r>
         <w:rPr>
           <w:rtl/>
@@ -43631,6 +43948,14 @@
           <w:rtl/>
         </w:rPr>
       </w:pPr>
+      <w:ins w:id="9820" w:author="מספור קטעי משנה" w:date="2026-10-06T06:45:43Z">
+        <w:r>
+          <w:rPr>
+            <w:rStyle w:val="MisparKeta"/>
+          </w:rPr>
+          <w:t xml:space="preserve">ג. </w:t>
+        </w:r>
+      </w:ins>
       <w:r>
         <w:rPr>
           <w:rStyle w:val="affffd"/>
@@ -43700,6 +44025,19 @@
         </w:rPr>
         <w:t>אם אינן מכירין</w:t>
       </w:r>
+    </w:p>
+    <w:p>
+      <w:pPr>
+        <w:pStyle w:val="MishnaBatzad"/>
+        <w:rPr>
+          <w:ins w:id="20023" w:author="קלוד" w:date="2026-10-06T10:09:56Z"/>
+        </w:rPr>
+      </w:pPr>
+      <w:ins w:id="20022" w:author="קלוד" w:date="2026-10-06T10:09:56Z">
+        <w:r>
+          <w:t xml:space="preserve">משנה ג</w:t>
+        </w:r>
+      </w:ins>
     </w:p>
     <w:p>
       <w:pPr>
@@ -44464,6 +44802,14 @@
           <w:rtl/>
         </w:rPr>
       </w:pPr>
+      <w:ins w:id="9821" w:author="מספור קטעי משנה" w:date="2026-10-06T06:45:43Z">
+        <w:r>
+          <w:rPr>
+            <w:rStyle w:val="MisparKeta"/>
+          </w:rPr>
+          <w:t xml:space="preserve">א. </w:t>
+        </w:r>
+      </w:ins>
       <w:r>
         <w:rPr>
           <w:rtl/>
@@ -45745,6 +46091,14 @@
           <w:rtl/>
         </w:rPr>
       </w:pPr>
+      <w:ins w:id="9822" w:author="מספור קטעי משנה" w:date="2026-10-06T06:45:43Z">
+        <w:r>
+          <w:rPr>
+            <w:rStyle w:val="MisparKeta"/>
+          </w:rPr>
+          <w:t xml:space="preserve">ג. </w:t>
+        </w:r>
+      </w:ins>
       <w:r>
         <w:rPr>
           <w:rtl/>
@@ -46097,6 +46451,19 @@
     </w:p>
     <w:p>
       <w:pPr>
+        <w:pStyle w:val="MishnaBatzad"/>
+        <w:rPr>
+          <w:ins w:id="20025" w:author="קלוד" w:date="2026-10-06T10:09:56Z"/>
+        </w:rPr>
+      </w:pPr>
+      <w:ins w:id="20024" w:author="קלוד" w:date="2026-10-06T10:09:56Z">
+        <w:r>
+          <w:t xml:space="preserve">משנה ה</w:t>
+        </w:r>
+      </w:ins>
+    </w:p>
+    <w:p>
+      <w:pPr>
         <w:pStyle w:val="afff6"/>
         <w:jc w:val="center"/>
         <w:rPr>
@@ -46104,6 +46471,14 @@
           <w:rtl/>
         </w:rPr>
       </w:pPr>
+      <w:ins w:id="9804" w:author="מספור קטעי משנה" w:date="2026-10-06T10:05:10Z">
+        <w:r>
+          <w:rPr>
+            <w:rStyle w:val="MisparKeta"/>
+          </w:rPr>
+          <w:t xml:space="preserve">א. </w:t>
+        </w:r>
+      </w:ins>
       <w:r>
         <w:rPr>
           <w:b/>
@@ -46567,6 +46942,19 @@
     </w:p>
     <w:p>
       <w:pPr>
+        <w:pStyle w:val="MishnaBatzad"/>
+        <w:rPr>
+          <w:ins w:id="20027" w:author="קלוד" w:date="2026-10-06T10:09:56Z"/>
+        </w:rPr>
+      </w:pPr>
+      <w:ins w:id="20026" w:author="קלוד" w:date="2026-10-06T10:09:56Z">
+        <w:r>
+          <w:t xml:space="preserve">משנה ו</w:t>
+        </w:r>
+      </w:ins>
+    </w:p>
+    <w:p>
+      <w:pPr>
         <w:pStyle w:val="afff6"/>
         <w:jc w:val="center"/>
         <w:rPr>
@@ -46574,6 +46962,14 @@
           <w:rtl/>
         </w:rPr>
       </w:pPr>
+      <w:ins w:id="9823" w:author="מספור קטעי משנה" w:date="2026-10-06T06:45:43Z">
+        <w:r>
+          <w:rPr>
+            <w:rStyle w:val="MisparKeta"/>
+          </w:rPr>
+          <w:t xml:space="preserve">ג. </w:t>
+        </w:r>
+      </w:ins>
       <w:r>
         <w:rPr>
           <w:b/>
@@ -47076,6 +47472,14 @@
           <w:rtl/>
         </w:rPr>
       </w:pPr>
+      <w:ins w:id="9824" w:author="מספור קטעי משנה" w:date="2026-10-06T06:45:43Z">
+        <w:r>
+          <w:rPr>
+            <w:rStyle w:val="MisparKeta"/>
+          </w:rPr>
+          <w:t xml:space="preserve">א. </w:t>
+        </w:r>
+      </w:ins>
       <w:r>
         <w:rPr>
           <w:rFonts w:hint="cs"/>
@@ -47461,11 +47865,32 @@
     </w:p>
     <w:p>
       <w:pPr>
+        <w:pStyle w:val="MishnaBatzad"/>
+        <w:rPr>
+          <w:ins w:id="20029" w:author="קלוד" w:date="2026-10-06T10:09:56Z"/>
+        </w:rPr>
+      </w:pPr>
+      <w:ins w:id="20028" w:author="קלוד" w:date="2026-10-06T10:09:56Z">
+        <w:r>
+          <w:t xml:space="preserve">משנה ז</w:t>
+        </w:r>
+      </w:ins>
+    </w:p>
+    <w:p>
+      <w:pPr>
         <w:pStyle w:val="afff6"/>
         <w:rPr>
           <w:rtl/>
         </w:rPr>
       </w:pPr>
+      <w:ins w:id="9825" w:author="מספור קטעי משנה" w:date="2026-10-06T06:45:43Z">
+        <w:r>
+          <w:rPr>
+            <w:rStyle w:val="MisparKeta"/>
+          </w:rPr>
+          <w:t xml:space="preserve">ב. </w:t>
+        </w:r>
+      </w:ins>
       <w:r>
         <w:rPr>
           <w:rtl/>
@@ -47483,9 +47908,16 @@
       </w:pPr>
       <w:r>
         <w:rPr>
-          <w:rStyle w:val="afffff"/>
-          <w:rFonts w:hint="cs"/>
-          <w:rtl/>
+          <w:rStyle w:val="TanaimMishna"/>
+          <w:rFonts w:hint="cs"/>
+          <w:rtl/>
+          <w:rPrChange w:id="20003" w:author="קלוד" w:date="2026-10-06T10:09:56Z">
+            <w:rPr>
+              <w:rStyle w:val="afffff"/>
+              <w:rFonts w:hint="cs"/>
+              <w:rtl/>
+            </w:rPr>
+          </w:rPrChange>
         </w:rPr>
         <w:t>א.</w:t>
       </w:r>
@@ -47516,9 +47948,16 @@
       </w:pPr>
       <w:r>
         <w:rPr>
-          <w:rStyle w:val="afffff"/>
-          <w:rFonts w:hint="cs"/>
-          <w:rtl/>
+          <w:rStyle w:val="TanaimMishna"/>
+          <w:rFonts w:hint="cs"/>
+          <w:rtl/>
+          <w:rPrChange w:id="20004" w:author="קלוד" w:date="2026-10-06T10:09:56Z">
+            <w:rPr>
+              <w:rStyle w:val="afffff"/>
+              <w:rFonts w:hint="cs"/>
+              <w:rtl/>
+            </w:rPr>
+          </w:rPrChange>
         </w:rPr>
         <w:t>ב.</w:t>
       </w:r>
@@ -48104,12 +48543,33 @@
     </w:p>
     <w:p>
       <w:pPr>
+        <w:pStyle w:val="MishnaBatzad"/>
+        <w:rPr>
+          <w:ins w:id="20031" w:author="קלוד" w:date="2026-10-06T10:09:56Z"/>
+        </w:rPr>
+      </w:pPr>
+      <w:ins w:id="20030" w:author="קלוד" w:date="2026-10-06T10:09:56Z">
+        <w:r>
+          <w:t xml:space="preserve">משנה ח</w:t>
+        </w:r>
+      </w:ins>
+    </w:p>
+    <w:p>
+      <w:pPr>
         <w:pStyle w:val="afff6"/>
         <w:rPr>
           <w:b/>
           <w:rtl/>
         </w:rPr>
       </w:pPr>
+      <w:ins w:id="9826" w:author="מספור קטעי משנה" w:date="2026-10-06T06:45:43Z">
+        <w:r>
+          <w:rPr>
+            <w:rStyle w:val="MisparKeta"/>
+          </w:rPr>
+          <w:t xml:space="preserve">ו. </w:t>
+        </w:r>
+      </w:ins>
       <w:r>
         <w:rPr>
           <w:b/>
@@ -49278,12 +49738,33 @@
     </w:p>
     <w:p>
       <w:pPr>
+        <w:pStyle w:val="MishnaBatzad"/>
+        <w:rPr>
+          <w:ins w:id="20033" w:author="קלוד" w:date="2026-10-06T10:09:56Z"/>
+        </w:rPr>
+      </w:pPr>
+      <w:ins w:id="20032" w:author="קלוד" w:date="2026-10-06T10:09:56Z">
+        <w:r>
+          <w:t xml:space="preserve">משנה ח</w:t>
+        </w:r>
+      </w:ins>
+    </w:p>
+    <w:p>
+      <w:pPr>
         <w:pStyle w:val="afff6"/>
         <w:rPr>
           <w:spacing w:val="0"/>
           <w:rtl/>
         </w:rPr>
       </w:pPr>
+      <w:ins w:id="9805" w:author="מספור קטעי משנה" w:date="2026-10-06T10:05:10Z">
+        <w:r>
+          <w:rPr>
+            <w:rStyle w:val="MisparKeta"/>
+          </w:rPr>
+          <w:t xml:space="preserve">א. </w:t>
+        </w:r>
+      </w:ins>
       <w:r>
         <w:rPr>
           <w:spacing w:val="0"/>
@@ -50554,6 +51035,14 @@
           <w:rtl/>
         </w:rPr>
       </w:pPr>
+      <w:ins w:id="9827" w:author="מספור קטעי משנה" w:date="2026-10-06T06:45:43Z">
+        <w:r>
+          <w:rPr>
+            <w:rStyle w:val="MisparKeta"/>
+          </w:rPr>
+          <w:t xml:space="preserve">ג. </w:t>
+        </w:r>
+      </w:ins>
       <w:r>
         <w:rPr>
           <w:rtl/>
@@ -50821,6 +51310,14 @@
           <w:rtl/>
         </w:rPr>
       </w:pPr>
+      <w:ins w:id="9828" w:author="מספור קטעי משנה" w:date="2026-10-06T06:45:43Z">
+        <w:r>
+          <w:rPr>
+            <w:rStyle w:val="MisparKeta"/>
+          </w:rPr>
+          <w:t xml:space="preserve">ד. </w:t>
+        </w:r>
+      </w:ins>
       <w:r>
         <w:rPr>
           <w:rtl/>
@@ -51344,6 +51841,14 @@
           <w:rtl/>
         </w:rPr>
       </w:pPr>
+      <w:ins w:id="9829" w:author="מספור קטעי משנה" w:date="2026-10-06T06:45:43Z">
+        <w:r>
+          <w:rPr>
+            <w:rStyle w:val="MisparKeta"/>
+          </w:rPr>
+          <w:t xml:space="preserve">א. </w:t>
+        </w:r>
+      </w:ins>
       <w:r>
         <w:rPr>
           <w:rFonts w:hint="cs"/>
@@ -51621,6 +52126,19 @@
     </w:p>
     <w:p>
       <w:pPr>
+        <w:pStyle w:val="MishnaBatzad"/>
+        <w:rPr>
+          <w:ins w:id="20035" w:author="קלוד" w:date="2026-10-06T10:09:56Z"/>
+        </w:rPr>
+      </w:pPr>
+      <w:ins w:id="20034" w:author="קלוד" w:date="2026-10-06T10:09:56Z">
+        <w:r>
+          <w:t xml:space="preserve">משנה א</w:t>
+        </w:r>
+      </w:ins>
+    </w:p>
+    <w:p>
+      <w:pPr>
         <w:pStyle w:val="afff6"/>
         <w:jc w:val="center"/>
         <w:rPr>
@@ -51628,6 +52146,14 @@
           <w:rtl/>
         </w:rPr>
       </w:pPr>
+      <w:ins w:id="9806" w:author="מספור קטעי משנה" w:date="2026-10-06T10:05:10Z">
+        <w:r>
+          <w:rPr>
+            <w:rStyle w:val="MisparKeta"/>
+          </w:rPr>
+          <w:t xml:space="preserve">א. </w:t>
+        </w:r>
+      </w:ins>
       <w:r>
         <w:rPr>
           <w:b/>
@@ -52035,6 +52561,14 @@
           <w:rtl/>
         </w:rPr>
       </w:pPr>
+      <w:ins w:id="9807" w:author="מספור קטעי משנה" w:date="2026-10-06T10:05:10Z">
+        <w:r>
+          <w:rPr>
+            <w:rStyle w:val="MisparKeta"/>
+          </w:rPr>
+          <w:t xml:space="preserve">א. </w:t>
+        </w:r>
+      </w:ins>
       <w:r>
         <w:rPr>
           <w:rtl/>
@@ -52085,6 +52619,14 @@
           <w:rtl/>
         </w:rPr>
       </w:pPr>
+      <w:ins w:id="9808" w:author="מספור קטעי משנה" w:date="2026-10-06T10:05:10Z">
+        <w:r>
+          <w:rPr>
+            <w:rStyle w:val="MisparKeta"/>
+          </w:rPr>
+          <w:t xml:space="preserve">ד. </w:t>
+        </w:r>
+      </w:ins>
       <w:r>
         <w:rPr>
           <w:rtl/>
@@ -52695,11 +53237,32 @@
     </w:p>
     <w:p>
       <w:pPr>
+        <w:pStyle w:val="MishnaBatzad"/>
+        <w:rPr>
+          <w:ins w:id="20037" w:author="קלוד" w:date="2026-10-06T10:09:56Z"/>
+        </w:rPr>
+      </w:pPr>
+      <w:ins w:id="20036" w:author="קלוד" w:date="2026-10-06T10:09:56Z">
+        <w:r>
+          <w:t xml:space="preserve">משנה ב</w:t>
+        </w:r>
+      </w:ins>
+    </w:p>
+    <w:p>
+      <w:pPr>
         <w:pStyle w:val="afff6"/>
         <w:rPr>
           <w:rtl/>
         </w:rPr>
       </w:pPr>
+      <w:ins w:id="9830" w:author="מספור קטעי משנה" w:date="2026-10-06T06:45:43Z">
+        <w:r>
+          <w:rPr>
+            <w:rStyle w:val="MisparKeta"/>
+          </w:rPr>
+          <w:t xml:space="preserve">א. </w:t>
+        </w:r>
+      </w:ins>
       <w:r>
         <w:rPr>
           <w:rtl/>
@@ -52722,6 +53285,19 @@
         </w:rPr>
         <w:t>(כה:- כט:)</w:t>
       </w:r>
+    </w:p>
+    <w:p>
+      <w:pPr>
+        <w:pStyle w:val="MishnaBatzad"/>
+        <w:rPr>
+          <w:ins w:id="20039" w:author="קלוד" w:date="2026-10-06T10:09:56Z"/>
+        </w:rPr>
+      </w:pPr>
+      <w:ins w:id="20038" w:author="קלוד" w:date="2026-10-06T10:09:56Z">
+        <w:r>
+          <w:t xml:space="preserve">משנה ב</w:t>
+        </w:r>
+      </w:ins>
     </w:p>
     <w:p>
       <w:pPr>
@@ -55063,11 +55639,32 @@
     </w:p>
     <w:p>
       <w:pPr>
+        <w:pStyle w:val="MishnaBatzad"/>
+        <w:rPr>
+          <w:ins w:id="20041" w:author="קלוד" w:date="2026-10-06T10:09:56Z"/>
+        </w:rPr>
+      </w:pPr>
+      <w:ins w:id="20040" w:author="קלוד" w:date="2026-10-06T10:09:56Z">
+        <w:r>
+          <w:t xml:space="preserve">משנה ג</w:t>
+        </w:r>
+      </w:ins>
+    </w:p>
+    <w:p>
+      <w:pPr>
         <w:pStyle w:val="afff6"/>
         <w:rPr>
           <w:rtl/>
         </w:rPr>
       </w:pPr>
+      <w:ins w:id="9831" w:author="מספור קטעי משנה" w:date="2026-10-06T06:45:43Z">
+        <w:r>
+          <w:rPr>
+            <w:rStyle w:val="MisparKeta"/>
+          </w:rPr>
+          <w:t xml:space="preserve">א. </w:t>
+        </w:r>
+      </w:ins>
       <w:r>
         <w:rPr>
           <w:rtl/>
@@ -55549,6 +56146,14 @@
           <w:rtl/>
         </w:rPr>
       </w:pPr>
+      <w:ins w:id="9832" w:author="מספור קטעי משנה" w:date="2026-10-06T06:45:43Z">
+        <w:r>
+          <w:rPr>
+            <w:rStyle w:val="MisparKeta"/>
+          </w:rPr>
+          <w:t xml:space="preserve">ב. </w:t>
+        </w:r>
+      </w:ins>
       <w:r>
         <w:rPr>
           <w:rtl/>
@@ -55803,6 +56408,14 @@
           <w:rtl/>
         </w:rPr>
       </w:pPr>
+      <w:ins w:id="9833" w:author="מספור קטעי משנה" w:date="2026-10-06T06:45:43Z">
+        <w:r>
+          <w:rPr>
+            <w:rStyle w:val="MisparKeta"/>
+          </w:rPr>
+          <w:t xml:space="preserve">א. </w:t>
+        </w:r>
+      </w:ins>
       <w:r>
         <w:rPr>
           <w:rFonts w:hint="cs"/>
@@ -56199,6 +56812,14 @@
           <w:rtl/>
         </w:rPr>
       </w:pPr>
+      <w:ins w:id="9834" w:author="מספור קטעי משנה" w:date="2026-10-06T06:45:43Z">
+        <w:r>
+          <w:rPr>
+            <w:rStyle w:val="MisparKeta"/>
+          </w:rPr>
+          <w:t xml:space="preserve">ד. </w:t>
+        </w:r>
+      </w:ins>
       <w:r>
         <w:rPr>
           <w:rtl/>
@@ -56560,12 +57181,33 @@
     </w:p>
     <w:p>
       <w:pPr>
+        <w:pStyle w:val="MishnaBatzad"/>
+        <w:rPr>
+          <w:ins w:id="20043" w:author="קלוד" w:date="2026-10-06T10:09:56Z"/>
+        </w:rPr>
+      </w:pPr>
+      <w:ins w:id="20042" w:author="קלוד" w:date="2026-10-06T10:09:56Z">
+        <w:r>
+          <w:t xml:space="preserve">משנה ו</w:t>
+        </w:r>
+      </w:ins>
+    </w:p>
+    <w:p>
+      <w:pPr>
         <w:pStyle w:val="afff6"/>
         <w:rPr>
           <w:b/>
           <w:rtl/>
         </w:rPr>
       </w:pPr>
+      <w:ins w:id="9809" w:author="מספור קטעי משנה" w:date="2026-10-06T10:05:10Z">
+        <w:r>
+          <w:rPr>
+            <w:rStyle w:val="MisparKeta"/>
+          </w:rPr>
+          <w:t xml:space="preserve">ה. </w:t>
+        </w:r>
+      </w:ins>
       <w:r>
         <w:rPr>
           <w:b/>
@@ -57758,6 +58400,14 @@
           <w:rtl/>
         </w:rPr>
       </w:pPr>
+      <w:ins w:id="9835" w:author="מספור קטעי משנה" w:date="2026-10-06T06:45:43Z">
+        <w:r>
+          <w:rPr>
+            <w:rStyle w:val="MisparKeta"/>
+          </w:rPr>
+          <w:t xml:space="preserve">ה. </w:t>
+        </w:r>
+      </w:ins>
       <w:r>
         <w:rPr>
           <w:rFonts w:hint="cs"/>
@@ -60614,6 +61264,19 @@
     </w:p>
     <w:p>
       <w:pPr>
+        <w:pStyle w:val="MishnaBatzad"/>
+        <w:rPr>
+          <w:ins w:id="20045" w:author="קלוד" w:date="2026-10-06T10:09:56Z"/>
+        </w:rPr>
+      </w:pPr>
+      <w:ins w:id="20044" w:author="קלוד" w:date="2026-10-06T10:09:56Z">
+        <w:r>
+          <w:t xml:space="preserve">משנה ח</w:t>
+        </w:r>
+      </w:ins>
+    </w:p>
+    <w:p>
+      <w:pPr>
         <w:pStyle w:val="afff6"/>
         <w:jc w:val="center"/>
         <w:rPr>
@@ -60621,6 +61284,14 @@
           <w:rtl/>
         </w:rPr>
       </w:pPr>
+      <w:ins w:id="9836" w:author="מספור קטעי משנה" w:date="2026-10-06T06:45:43Z">
+        <w:r>
+          <w:rPr>
+            <w:rStyle w:val="MisparKeta"/>
+          </w:rPr>
+          <w:t xml:space="preserve">א. </w:t>
+        </w:r>
+      </w:ins>
       <w:r>
         <w:rPr>
           <w:rFonts w:hint="cs"/>
@@ -61687,6 +62358,19 @@
     </w:p>
     <w:p>
       <w:pPr>
+        <w:pStyle w:val="MishnaBatzad"/>
+        <w:rPr>
+          <w:ins w:id="20047" w:author="קלוד" w:date="2026-10-06T10:09:56Z"/>
+        </w:rPr>
+      </w:pPr>
+      <w:ins w:id="20046" w:author="קלוד" w:date="2026-10-06T10:09:56Z">
+        <w:r>
+          <w:t xml:space="preserve">משנה א</w:t>
+        </w:r>
+      </w:ins>
+    </w:p>
+    <w:p>
+      <w:pPr>
         <w:pStyle w:val="afff6"/>
         <w:rPr>
           <w:b/>
@@ -61694,6 +62378,14 @@
           <w:rtl/>
         </w:rPr>
       </w:pPr>
+      <w:ins w:id="9837" w:author="מספור קטעי משנה" w:date="2026-10-06T06:45:43Z">
+        <w:r>
+          <w:rPr>
+            <w:rStyle w:val="MisparKeta"/>
+          </w:rPr>
+          <w:t xml:space="preserve">א. </w:t>
+        </w:r>
+      </w:ins>
       <w:r>
         <w:rPr>
           <w:b/>
@@ -62320,6 +63012,14 @@
           <w:rtl/>
         </w:rPr>
       </w:pPr>
+      <w:ins w:id="9838" w:author="מספור קטעי משנה" w:date="2026-10-06T06:45:43Z">
+        <w:r>
+          <w:rPr>
+            <w:rStyle w:val="MisparKeta"/>
+          </w:rPr>
+          <w:t xml:space="preserve">ג. </w:t>
+        </w:r>
+      </w:ins>
       <w:r>
         <w:rPr>
           <w:rtl/>
@@ -62594,6 +63294,14 @@
           <w:rtl/>
         </w:rPr>
       </w:pPr>
+      <w:ins w:id="9839" w:author="מספור קטעי משנה" w:date="2026-10-06T06:45:43Z">
+        <w:r>
+          <w:rPr>
+            <w:rStyle w:val="MisparKeta"/>
+          </w:rPr>
+          <w:t xml:space="preserve">ה. </w:t>
+        </w:r>
+      </w:ins>
       <w:r>
         <w:rPr>
           <w:rFonts w:hint="cs"/>
@@ -63319,6 +64027,14 @@
           <w:rtl/>
         </w:rPr>
       </w:pPr>
+      <w:ins w:id="9840" w:author="מספור קטעי משנה" w:date="2026-10-06T06:45:43Z">
+        <w:r>
+          <w:rPr>
+            <w:rStyle w:val="MisparKeta"/>
+          </w:rPr>
+          <w:t xml:space="preserve">א. </w:t>
+        </w:r>
+      </w:ins>
       <w:r>
         <w:rPr>
           <w:rtl/>
@@ -63555,6 +64271,19 @@
     </w:p>
     <w:p>
       <w:pPr>
+        <w:pStyle w:val="MishnaBatzad"/>
+        <w:rPr>
+          <w:ins w:id="20049" w:author="קלוד" w:date="2026-10-06T10:09:56Z"/>
+        </w:rPr>
+      </w:pPr>
+      <w:ins w:id="20048" w:author="קלוד" w:date="2026-10-06T10:09:56Z">
+        <w:r>
+          <w:t xml:space="preserve">משנה ג</w:t>
+        </w:r>
+      </w:ins>
+    </w:p>
+    <w:p>
+      <w:pPr>
         <w:pStyle w:val="afff6"/>
         <w:rPr>
           <w:b/>
@@ -63562,6 +64291,14 @@
           <w:rtl/>
         </w:rPr>
       </w:pPr>
+      <w:ins w:id="9841" w:author="מספור קטעי משנה" w:date="2026-10-06T06:45:43Z">
+        <w:r>
+          <w:rPr>
+            <w:rStyle w:val="MisparKeta"/>
+          </w:rPr>
+          <w:t xml:space="preserve">ב. </w:t>
+        </w:r>
+      </w:ins>
       <w:r>
         <w:rPr>
           <w:rStyle w:val="affffd"/>
@@ -63722,6 +64459,14 @@
           <w:rtl/>
         </w:rPr>
       </w:pPr>
+      <w:ins w:id="9842" w:author="מספור קטעי משנה" w:date="2026-10-06T06:45:43Z">
+        <w:r>
+          <w:rPr>
+            <w:rStyle w:val="MisparKeta"/>
+          </w:rPr>
+          <w:t xml:space="preserve">ב. </w:t>
+        </w:r>
+      </w:ins>
       <w:r>
         <w:rPr>
           <w:rtl/>
@@ -63955,11 +64700,32 @@
     </w:p>
     <w:p>
       <w:pPr>
+        <w:pStyle w:val="MishnaBatzad"/>
+        <w:rPr>
+          <w:ins w:id="20051" w:author="קלוד" w:date="2026-10-06T10:09:56Z"/>
+        </w:rPr>
+      </w:pPr>
+      <w:ins w:id="20050" w:author="קלוד" w:date="2026-10-06T10:09:56Z">
+        <w:r>
+          <w:t xml:space="preserve">משנה ד</w:t>
+        </w:r>
+      </w:ins>
+    </w:p>
+    <w:p>
+      <w:pPr>
         <w:pStyle w:val="afff6"/>
         <w:rPr>
           <w:rtl/>
         </w:rPr>
       </w:pPr>
+      <w:ins w:id="9810" w:author="מספור קטעי משנה" w:date="2026-10-06T10:05:10Z">
+        <w:r>
+          <w:rPr>
+            <w:rStyle w:val="MisparKeta"/>
+          </w:rPr>
+          <w:t xml:space="preserve">א. </w:t>
+        </w:r>
+      </w:ins>
       <w:r>
         <w:rPr>
           <w:rtl/>
@@ -64054,6 +64820,14 @@
           <w:rtl/>
         </w:rPr>
       </w:pPr>
+      <w:ins w:id="9811" w:author="מספור קטעי משנה" w:date="2026-10-06T10:05:10Z">
+        <w:r>
+          <w:rPr>
+            <w:rStyle w:val="MisparKeta"/>
+          </w:rPr>
+          <w:t xml:space="preserve">ב. </w:t>
+        </w:r>
+      </w:ins>
       <w:r>
         <w:rPr>
           <w:rtl/>
@@ -66565,6 +67339,19 @@
     </w:p>
     <w:p>
       <w:pPr>
+        <w:pStyle w:val="MishnaBatzad"/>
+        <w:rPr>
+          <w:ins w:id="20053" w:author="קלוד" w:date="2026-10-06T10:09:56Z"/>
+        </w:rPr>
+      </w:pPr>
+      <w:ins w:id="20052" w:author="קלוד" w:date="2026-10-06T10:09:56Z">
+        <w:r>
+          <w:t xml:space="preserve">משנה ד</w:t>
+        </w:r>
+      </w:ins>
+    </w:p>
+    <w:p>
+      <w:pPr>
         <w:pStyle w:val="afff6"/>
         <w:spacing w:after="60"/>
         <w:rPr>
@@ -66572,6 +67359,14 @@
           <w:rtl/>
         </w:rPr>
       </w:pPr>
+      <w:ins w:id="9843" w:author="מספור קטעי משנה" w:date="2026-10-06T06:45:43Z">
+        <w:r>
+          <w:rPr>
+            <w:rStyle w:val="MisparKeta"/>
+          </w:rPr>
+          <w:t xml:space="preserve">א. </w:t>
+        </w:r>
+      </w:ins>
       <w:r>
         <w:rPr>
           <w:rStyle w:val="affffd"/>
@@ -67408,12 +68203,33 @@
     </w:p>
     <w:p>
       <w:pPr>
+        <w:pStyle w:val="MishnaBatzad"/>
+        <w:rPr>
+          <w:ins w:id="20055" w:author="קלוד" w:date="2026-10-06T10:09:56Z"/>
+        </w:rPr>
+      </w:pPr>
+      <w:ins w:id="20054" w:author="קלוד" w:date="2026-10-06T10:09:56Z">
+        <w:r>
+          <w:t xml:space="preserve">משנה ה</w:t>
+        </w:r>
+      </w:ins>
+    </w:p>
+    <w:p>
+      <w:pPr>
         <w:pStyle w:val="afff6"/>
         <w:jc w:val="center"/>
         <w:rPr>
           <w:rtl/>
         </w:rPr>
       </w:pPr>
+      <w:ins w:id="9844" w:author="מספור קטעי משנה" w:date="2026-10-06T06:45:43Z">
+        <w:r>
+          <w:rPr>
+            <w:rStyle w:val="MisparKeta"/>
+          </w:rPr>
+          <w:t xml:space="preserve">א. </w:t>
+        </w:r>
+      </w:ins>
       <w:r>
         <w:rPr>
           <w:rtl/>
@@ -68337,6 +69153,14 @@
           <w:rtl/>
         </w:rPr>
       </w:pPr>
+      <w:ins w:id="9845" w:author="מספור קטעי משנה" w:date="2026-10-06T06:45:43Z">
+        <w:r>
+          <w:rPr>
+            <w:rStyle w:val="MisparKeta"/>
+          </w:rPr>
+          <w:t xml:space="preserve">ג. </w:t>
+        </w:r>
+      </w:ins>
       <w:r>
         <w:rPr>
           <w:rtl/>
@@ -68741,12 +69565,33 @@
     </w:p>
     <w:p>
       <w:pPr>
+        <w:pStyle w:val="MishnaBatzad"/>
+        <w:rPr>
+          <w:ins w:id="20057" w:author="קלוד" w:date="2026-10-06T10:09:56Z"/>
+        </w:rPr>
+      </w:pPr>
+      <w:ins w:id="20056" w:author="קלוד" w:date="2026-10-06T10:09:56Z">
+        <w:r>
+          <w:t xml:space="preserve">משנה ו</w:t>
+        </w:r>
+      </w:ins>
+    </w:p>
+    <w:p>
+      <w:pPr>
         <w:pStyle w:val="afff6"/>
         <w:rPr>
           <w:b/>
           <w:rtl/>
         </w:rPr>
       </w:pPr>
+      <w:ins w:id="9846" w:author="מספור קטעי משנה" w:date="2026-10-06T06:45:43Z">
+        <w:r>
+          <w:rPr>
+            <w:rStyle w:val="MisparKeta"/>
+          </w:rPr>
+          <w:t xml:space="preserve">ד. </w:t>
+        </w:r>
+      </w:ins>
       <w:r>
         <w:rPr>
           <w:b/>
@@ -68785,6 +69630,14 @@
           <w:rtl/>
         </w:rPr>
       </w:pPr>
+      <w:ins w:id="9847" w:author="מספור קטעי משנה" w:date="2026-10-06T06:45:43Z">
+        <w:r>
+          <w:rPr>
+            <w:rStyle w:val="MisparKeta"/>
+          </w:rPr>
+          <w:t xml:space="preserve">ה. </w:t>
+        </w:r>
+      </w:ins>
       <w:r>
         <w:rPr>
           <w:rtl/>
@@ -68883,6 +69736,14 @@
           <w:rtl/>
         </w:rPr>
       </w:pPr>
+      <w:ins w:id="9848" w:author="מספור קטעי משנה" w:date="2026-10-06T06:45:43Z">
+        <w:r>
+          <w:rPr>
+            <w:rStyle w:val="MisparKeta"/>
+          </w:rPr>
+          <w:t xml:space="preserve">ד. </w:t>
+        </w:r>
+      </w:ins>
       <w:r>
         <w:rPr>
           <w:rFonts w:hint="cs"/>
@@ -69180,12 +70041,33 @@
     </w:p>
     <w:p>
       <w:pPr>
+        <w:pStyle w:val="MishnaBatzad"/>
+        <w:rPr>
+          <w:ins w:id="20059" w:author="קלוד" w:date="2026-10-06T10:09:56Z"/>
+        </w:rPr>
+      </w:pPr>
+      <w:ins w:id="20058" w:author="קלוד" w:date="2026-10-06T10:09:56Z">
+        <w:r>
+          <w:t xml:space="preserve">משנה ו</w:t>
+        </w:r>
+      </w:ins>
+    </w:p>
+    <w:p>
+      <w:pPr>
         <w:pStyle w:val="afff6"/>
         <w:rPr>
           <w:b/>
           <w:rtl/>
         </w:rPr>
       </w:pPr>
+      <w:ins w:id="9849" w:author="מספור קטעי משנה" w:date="2026-10-06T06:45:43Z">
+        <w:r>
+          <w:rPr>
+            <w:rStyle w:val="MisparKeta"/>
+          </w:rPr>
+          <w:t xml:space="preserve">ז. </w:t>
+        </w:r>
+      </w:ins>
       <w:r>
         <w:rPr>
           <w:b/>
@@ -71092,12 +71974,33 @@
     </w:p>
     <w:p>
       <w:pPr>
+        <w:pStyle w:val="MishnaBatzad"/>
+        <w:rPr>
+          <w:ins w:id="20061" w:author="קלוד" w:date="2026-10-06T10:09:56Z"/>
+        </w:rPr>
+      </w:pPr>
+      <w:ins w:id="20060" w:author="קלוד" w:date="2026-10-06T10:09:56Z">
+        <w:r>
+          <w:t xml:space="preserve">משנה ז</w:t>
+        </w:r>
+      </w:ins>
+    </w:p>
+    <w:p>
+      <w:pPr>
         <w:pStyle w:val="afff6"/>
         <w:rPr>
           <w:b/>
           <w:rtl/>
         </w:rPr>
       </w:pPr>
+      <w:ins w:id="9850" w:author="מספור קטעי משנה" w:date="2026-10-06T06:45:43Z">
+        <w:r>
+          <w:rPr>
+            <w:rStyle w:val="MisparKeta"/>
+          </w:rPr>
+          <w:t xml:space="preserve">ג. </w:t>
+        </w:r>
+      </w:ins>
       <w:r>
         <w:rPr>
           <w:b/>
@@ -71449,6 +72352,19 @@
     </w:p>
     <w:p>
       <w:pPr>
+        <w:pStyle w:val="MishnaBatzad"/>
+        <w:rPr>
+          <w:ins w:id="20063" w:author="קלוד" w:date="2026-10-06T10:09:56Z"/>
+        </w:rPr>
+      </w:pPr>
+      <w:ins w:id="20062" w:author="קלוד" w:date="2026-10-06T10:09:56Z">
+        <w:r>
+          <w:t xml:space="preserve">משנה ח</w:t>
+        </w:r>
+      </w:ins>
+    </w:p>
+    <w:p>
+      <w:pPr>
         <w:pStyle w:val="afff6"/>
         <w:jc w:val="center"/>
         <w:rPr>
@@ -71456,6 +72372,14 @@
           <w:rtl/>
         </w:rPr>
       </w:pPr>
+      <w:ins w:id="9851" w:author="מספור קטעי משנה" w:date="2026-10-06T06:45:43Z">
+        <w:r>
+          <w:rPr>
+            <w:rStyle w:val="MisparKeta"/>
+          </w:rPr>
+          <w:t xml:space="preserve">ה. </w:t>
+        </w:r>
+      </w:ins>
       <w:r>
         <w:rPr>
           <w:b/>
@@ -71659,6 +72583,14 @@
           <w:rtl/>
         </w:rPr>
       </w:pPr>
+      <w:ins w:id="9813" w:author="מספור קטעי משנה" w:date="2026-10-06T10:05:10Z">
+        <w:r>
+          <w:rPr>
+            <w:rStyle w:val="MisparKeta"/>
+          </w:rPr>
+          <w:t xml:space="preserve">א. </w:t>
+        </w:r>
+      </w:ins>
       <w:r>
         <w:rPr>
           <w:rFonts w:hint="cs"/>
@@ -71857,6 +72789,14 @@
           <w:rtl/>
         </w:rPr>
       </w:pPr>
+      <w:ins w:id="9852" w:author="מספור קטעי משנה" w:date="2026-10-06T06:45:43Z">
+        <w:r>
+          <w:rPr>
+            <w:rStyle w:val="MisparKeta"/>
+          </w:rPr>
+          <w:t xml:space="preserve">ג. </w:t>
+        </w:r>
+      </w:ins>
       <w:r>
         <w:rPr>
           <w:rtl/>
@@ -72077,6 +73017,14 @@
           <w:rtl/>
         </w:rPr>
       </w:pPr>
+      <w:ins w:id="9853" w:author="מספור קטעי משנה" w:date="2026-10-06T06:45:43Z">
+        <w:r>
+          <w:rPr>
+            <w:rStyle w:val="MisparKeta"/>
+          </w:rPr>
+          <w:t xml:space="preserve">ד. </w:t>
+        </w:r>
+      </w:ins>
       <w:r>
         <w:rPr>
           <w:rtl/>
@@ -72284,6 +73232,14 @@
           <w:rtl/>
         </w:rPr>
       </w:pPr>
+      <w:ins w:id="9854" w:author="מספור קטעי משנה" w:date="2026-10-06T06:45:43Z">
+        <w:r>
+          <w:rPr>
+            <w:rStyle w:val="MisparKeta"/>
+          </w:rPr>
+          <w:t xml:space="preserve">א. </w:t>
+        </w:r>
+      </w:ins>
       <w:r>
         <w:rPr>
           <w:rtl/>
@@ -72372,6 +73328,14 @@
           <w:rtl/>
         </w:rPr>
       </w:pPr>
+      <w:ins w:id="9855" w:author="מספור קטעי משנה" w:date="2026-10-06T06:45:43Z">
+        <w:r>
+          <w:rPr>
+            <w:rStyle w:val="MisparKeta"/>
+          </w:rPr>
+          <w:t xml:space="preserve">ב. </w:t>
+        </w:r>
+      </w:ins>
       <w:r>
         <w:rPr>
           <w:rtl/>
@@ -72490,12 +73454,33 @@
     </w:p>
     <w:p>
       <w:pPr>
+        <w:pStyle w:val="MishnaBatzad"/>
+        <w:rPr>
+          <w:ins w:id="20065" w:author="קלוד" w:date="2026-10-06T10:09:56Z"/>
+        </w:rPr>
+      </w:pPr>
+      <w:ins w:id="20064" w:author="קלוד" w:date="2026-10-06T10:09:56Z">
+        <w:r>
+          <w:t xml:space="preserve">משנה ט</w:t>
+        </w:r>
+      </w:ins>
+    </w:p>
+    <w:p>
+      <w:pPr>
         <w:pStyle w:val="afff6"/>
         <w:rPr>
           <w:b/>
           <w:rtl/>
         </w:rPr>
       </w:pPr>
+      <w:ins w:id="9856" w:author="מספור קטעי משנה" w:date="2026-10-06T06:45:43Z">
+        <w:r>
+          <w:rPr>
+            <w:rStyle w:val="MisparKeta"/>
+          </w:rPr>
+          <w:t xml:space="preserve">ג. </w:t>
+        </w:r>
+      </w:ins>
       <w:r>
         <w:rPr>
           <w:bCs/>
@@ -74514,6 +75499,14 @@
           <w:rtl/>
         </w:rPr>
       </w:pPr>
+      <w:ins w:id="9857" w:author="מספור קטעי משנה" w:date="2026-10-06T06:45:43Z">
+        <w:r>
+          <w:rPr>
+            <w:rStyle w:val="MisparKeta"/>
+          </w:rPr>
+          <w:t xml:space="preserve">ב. </w:t>
+        </w:r>
+      </w:ins>
       <w:r>
         <w:rPr>
           <w:rtl/>
@@ -75200,6 +76193,14 @@
           <w:rtl/>
         </w:rPr>
       </w:pPr>
+      <w:ins w:id="9858" w:author="מספור קטעי משנה" w:date="2026-10-06T06:45:43Z">
+        <w:r>
+          <w:rPr>
+            <w:rStyle w:val="MisparKeta"/>
+          </w:rPr>
+          <w:t xml:space="preserve">ב. </w:t>
+        </w:r>
+      </w:ins>
       <w:r>
         <w:rPr>
           <w:rtl/>
@@ -75532,6 +76533,14 @@
           <w:rtl/>
         </w:rPr>
       </w:pPr>
+      <w:ins w:id="9859" w:author="מספור קטעי משנה" w:date="2026-10-06T06:45:43Z">
+        <w:r>
+          <w:rPr>
+            <w:rStyle w:val="MisparKeta"/>
+          </w:rPr>
+          <w:t xml:space="preserve">ג. </w:t>
+        </w:r>
+      </w:ins>
       <w:r>
         <w:rPr>
           <w:rFonts w:hint="cs"/>
@@ -81101,6 +82110,7 @@
     <w:rsid w:val="008500CC"/>
     <w:pPr>
       <w:spacing w:before="120"/>
+      <w:ind w:end="320"/>
       <w:contextualSpacing/>
       <w:jc w:val="center"/>
     </w:pPr>
@@ -81614,6 +82624,77 @@
       <w:szCs w:val="14"/>
     </w:rPr>
   </w:style>
+  <w:style w:type="character" w:customStyle="1" w:styleId="MisparKeta">
+    <w:name w:val="מספר קטע"/>
+    <w:basedOn w:val="a0"/>
+    <w:uiPriority w:val="1"/>
+    <w:qFormat/>
+    <w:rPr>
+      <w:rFonts w:cs="BA Vilna Bold"/>
+      <w:bCs/>
+      <w:color w:val="7A5A14"/>
+      <w:szCs w:val="14"/>
+    </w:rPr>
+  </w:style>
+  <w:style w:type="character" w:customStyle="1" w:styleId="NoseMishna">
+    <w:name w:val="נושא משנה"/>
+    <w:basedOn w:val="a0"/>
+    <w:uiPriority w:val="1"/>
+    <w:qFormat/>
+    <w:rPr>
+      <w:rFonts w:cs="BA TM • Vilna Extra-Bold"/>
+      <w:spacing w:val="4"/>
+      <w:szCs w:val="18"/>
+    </w:rPr>
+  </w:style>
+  <w:style w:type="character" w:customStyle="1" w:styleId="TanaimMishna">
+    <w:name w:val="תנאים במשנה"/>
+    <w:basedOn w:val="a0"/>
+    <w:uiPriority w:val="1"/>
+    <w:qFormat/>
+    <w:rPr>
+      <w:rFonts w:ascii="BA Vilna Bold" w:hAnsi="BA Vilna Bold" w:cs="BA Vilna Bold"/>
+      <w:b/>
+      <w:bCs/>
+      <w:spacing w:val="4"/>
+      <w:sz w:val="20"/>
+      <w:szCs w:val="20"/>
+    </w:rPr>
+  </w:style>
+  <w:style w:type="character" w:customStyle="1" w:styleId="HesberMishna">
+    <w:name w:val="הסבר במשנה"/>
+    <w:basedOn w:val="a0"/>
+    <w:uiPriority w:val="1"/>
+    <w:qFormat/>
+    <w:rPr>
+      <w:rFonts w:ascii="Fb Fontext" w:hAnsi="Fb Fontext" w:cs="FrankRuehl"/>
+      <w:sz w:val="17"/>
+      <w:szCs w:val="17"/>
+    </w:rPr>
+  </w:style>
+  <w:style w:type="paragraph" w:customStyle="1" w:styleId="MishnaBatzad">
+    <w:name w:val="משנה בצד"/>
+    <w:basedOn w:val="a"/>
+    <w:qFormat/>
+    <w:pPr>
+      <w:framePr w:w="700" w:hSpace="57" w:wrap="around" w:vAnchor="text" w:hAnchor="text" w:x="3516" w:y="1"/>
+      <w:pBdr>
+        <w:top w:val="single" w:sz="4" w:space="1" w:color="8A7D66"/>
+        <w:left w:val="single" w:sz="4" w:space="1" w:color="8A7D66"/>
+        <w:bottom w:val="single" w:sz="4" w:space="1" w:color="8A7D66"/>
+        <w:right w:val="single" w:sz="4" w:space="1" w:color="8A7D66"/>
+      </w:pBdr>
+      <w:spacing w:line="200" w:lineRule="exact"/>
+      <w:jc w:val="center"/>
+    </w:pPr>
+    <w:rPr>
+      <w:rFonts w:ascii="BA Vilna Bold" w:hAnsi="BA Vilna Bold" w:cs="BA Vilna Bold"/>
+      <w:bCs/>
+      <w:color w:val="7A6A45"/>
+      <w:sz w:val="14"/>
+      <w:szCs w:val="14"/>
+    </w:rPr>
+  </w:style>
 </w:styles>
 </file>
 

--- a/input/docx/שיננא ראש השנה.docx
+++ b/input/docx/שיננא ראש השנה.docx
@@ -42927,8 +42927,14 @@
       <w:r>
         <w:rPr>
           <w:b/>
-          <w:sz w:val="20"/>
-          <w:rtl/>
+          <w:rtl/>
+          <w:rPrChange w:id="40001" w:author="Claude" w:date="2026-10-06T13:34:55Z">
+            <w:rPr>
+              <w:b/>
+              <w:sz w:val="20"/>
+              <w:rtl/>
+            </w:rPr>
+          </w:rPrChange>
         </w:rPr>
         <w:t>אם אינן מכירין אותו - משלחין עמו אחר</w:t>
       </w:r>
@@ -42936,16 +42942,29 @@
         <w:rPr>
           <w:rFonts w:hint="cs"/>
           <w:b/>
-          <w:sz w:val="20"/>
-          <w:rtl/>
+          <w:rtl/>
+          <w:rPrChange w:id="40002" w:author="Claude" w:date="2026-10-06T13:34:55Z">
+            <w:rPr>
+              <w:rFonts w:hint="cs"/>
+              <w:b/>
+              <w:sz w:val="20"/>
+              <w:rtl/>
+            </w:rPr>
+          </w:rPrChange>
         </w:rPr>
         <w:t xml:space="preserve"> </w:t>
       </w:r>
       <w:r>
         <w:rPr>
           <w:b/>
-          <w:sz w:val="20"/>
-          <w:rtl/>
+          <w:rtl/>
+          <w:rPrChange w:id="40003" w:author="Claude" w:date="2026-10-06T13:34:55Z">
+            <w:rPr>
+              <w:b/>
+              <w:sz w:val="20"/>
+              <w:rtl/>
+            </w:rPr>
+          </w:rPrChange>
         </w:rPr>
         <w:t>להעידו.</w:t>
       </w:r>
@@ -47204,8 +47223,14 @@
       <w:r>
         <w:rPr>
           <w:b/>
-          <w:sz w:val="20"/>
-          <w:rtl/>
+          <w:rtl/>
+          <w:rPrChange w:id="40004" w:author="Claude" w:date="2026-10-06T13:34:55Z">
+            <w:rPr>
+              <w:b/>
+              <w:sz w:val="20"/>
+              <w:rtl/>
+            </w:rPr>
+          </w:rPrChange>
         </w:rPr>
         <w:t>ושאר כל הזוגות שואלין אותן ראשי דברים.</w:t>
       </w:r>
@@ -64758,8 +64783,14 @@
       <w:r>
         <w:rPr>
           <w:b/>
-          <w:sz w:val="20"/>
-          <w:rtl/>
+          <w:rtl/>
+          <w:rPrChange w:id="40005" w:author="Claude" w:date="2026-10-06T13:34:55Z">
+            <w:rPr>
+              <w:b/>
+              <w:sz w:val="20"/>
+              <w:rtl/>
+            </w:rPr>
+          </w:rPrChange>
         </w:rPr>
         <w:t>התקינו שלא יהו מקבלין אלא עד המנחה.</w:t>
       </w:r>
@@ -81968,6 +81999,8 @@
     <w:rPr>
       <w:rFonts w:cs="BA Vilna Bold"/>
       <w:spacing w:val="4"/>
+      <w:sz w:val="22"/>
+      <w:szCs w:val="22"/>
     </w:rPr>
   </w:style>
   <w:style w:type="character" w:customStyle="1" w:styleId="afff7">
@@ -81978,8 +82011,8 @@
     <w:rPr>
       <w:rFonts w:ascii="BA Fontov Regular" w:hAnsi="BA Fontov Regular" w:cs="BA Vilna Bold"/>
       <w:spacing w:val="4"/>
-      <w:sz w:val="18"/>
-      <w:szCs w:val="18"/>
+      <w:sz w:val="22"/>
+      <w:szCs w:val="22"/>
       <w:shd w:val="clear" w:color="auto" w:fill="F2F2F2" w:themeFill="background1" w:themeFillShade="F2"/>
     </w:rPr>
   </w:style>
@@ -82117,7 +82150,8 @@
     <w:rPr>
       <w:rFonts w:cs="BA Vilna Bold"/>
       <w:spacing w:val="4"/>
-      <w:sz w:val="32"/>
+      <w:sz w:val="22"/>
+      <w:szCs w:val="22"/>
     </w:rPr>
   </w:style>
   <w:style w:type="character" w:customStyle="1" w:styleId="affff">
@@ -82128,8 +82162,8 @@
     <w:rPr>
       <w:rFonts w:ascii="BA Fontov Regular" w:hAnsi="BA Fontov Regular" w:cs="BA Vilna Bold"/>
       <w:spacing w:val="4"/>
-      <w:sz w:val="32"/>
-      <w:szCs w:val="18"/>
+      <w:sz w:val="22"/>
+      <w:szCs w:val="22"/>
     </w:rPr>
   </w:style>
   <w:style w:type="paragraph" w:customStyle="1" w:styleId="affff0">
@@ -82252,7 +82286,8 @@
     <w:rPr>
       <w:b/>
       <w:spacing w:val="-4"/>
-      <w:sz w:val="20"/>
+      <w:sz w:val="22"/>
+      <w:szCs w:val="22"/>
     </w:rPr>
   </w:style>
   <w:style w:type="character" w:customStyle="1" w:styleId="010">
@@ -82280,6 +82315,8 @@
       <w:rFonts w:ascii="Fb Fontext" w:hAnsi="Fb Fontext"/>
       <w:b/>
       <w:spacing w:val="-8"/>
+      <w:sz w:val="22"/>
+      <w:szCs w:val="22"/>
     </w:rPr>
   </w:style>
   <w:style w:type="character" w:customStyle="1" w:styleId="030">
@@ -82475,8 +82512,8 @@
     <w:rsid w:val="00361E58"/>
     <w:rPr>
       <w:b/>
-      <w:sz w:val="14"/>
-      <w:szCs w:val="16"/>
+      <w:sz w:val="18"/>
+      <w:szCs w:val="18"/>
     </w:rPr>
   </w:style>
   <w:style w:type="paragraph" w:customStyle="1" w:styleId="affffe">
@@ -82501,8 +82538,8 @@
       <w:rFonts w:ascii="BA Fontov Regular" w:hAnsi="BA Fontov Regular" w:cs="BA Vilna Bold"/>
       <w:b/>
       <w:spacing w:val="8"/>
-      <w:sz w:val="14"/>
-      <w:szCs w:val="16"/>
+      <w:sz w:val="18"/>
+      <w:szCs w:val="18"/>
       <w:shd w:val="clear" w:color="auto" w:fill="F2F2F2" w:themeFill="background1" w:themeFillShade="F2"/>
     </w:rPr>
   </w:style>
@@ -82644,11 +82681,12 @@
     <w:rPr>
       <w:rFonts w:cs="BA TM • Vilna Extra-Bold"/>
       <w:spacing w:val="4"/>
-      <w:szCs w:val="18"/>
+      <w:sz w:val="22"/>
+      <w:szCs w:val="22"/>
     </w:rPr>
   </w:style>
   <w:style w:type="character" w:customStyle="1" w:styleId="TanaimMishna">
-    <w:name w:val="תנאים במשנה"/>
+    <w:name w:val="תנאי המשנה"/>
     <w:basedOn w:val="a0"/>
     <w:uiPriority w:val="1"/>
     <w:qFormat/>
@@ -82657,8 +82695,8 @@
       <w:b/>
       <w:bCs/>
       <w:spacing w:val="4"/>
-      <w:sz w:val="20"/>
-      <w:szCs w:val="20"/>
+      <w:sz w:val="18"/>
+      <w:szCs w:val="18"/>
     </w:rPr>
   </w:style>
   <w:style w:type="character" w:customStyle="1" w:styleId="HesberMishna">
@@ -82668,8 +82706,8 @@
     <w:qFormat/>
     <w:rPr>
       <w:rFonts w:ascii="Fb Fontext" w:hAnsi="Fb Fontext" w:cs="FrankRuehl"/>
-      <w:sz w:val="17"/>
-      <w:szCs w:val="17"/>
+      <w:sz w:val="20"/>
+      <w:szCs w:val="20"/>
     </w:rPr>
   </w:style>
   <w:style w:type="paragraph" w:customStyle="1" w:styleId="MishnaBatzad">

--- a/input/docx/שיננא ראש השנה.docx
+++ b/input/docx/שיננא ראש השנה.docx
@@ -27,17 +27,20 @@
         <w:pStyle w:val="afff4"/>
         <w:framePr w:wrap="around"/>
         <w:rPr>
-          <w:rtl/>
-        </w:rPr>
-      </w:pPr>
-      <w:r>
-        <w:rPr>
-          <w:rFonts w:hint="cs"/>
-          <w:rtl/>
-        </w:rPr>
-        <w:lastRenderedPageBreak/>
-        <w:t>ארבעה ראשי שנים</w:t>
-      </w:r>
+          <w:del w:id="41016" w:author="Claude" w:date="2026-10-07T09:25:19Z"/>
+          <w:rtl/>
+        </w:rPr>
+      </w:pPr>
+      <w:del w:id="41015" w:author="Claude" w:date="2026-10-07T09:25:19Z">
+        <w:r>
+          <w:rPr>
+            <w:rFonts w:hint="cs"/>
+            <w:rtl/>
+          </w:rPr>
+          <w:lastRenderedPageBreak/>
+          <w:delText xml:space="preserve">ארבעה ראשי שנים</w:delText>
+        </w:r>
+      </w:del>
     </w:p>
     <w:p>
       <w:pPr>
@@ -103,16 +106,50 @@
         <w:pStyle w:val="afff3"/>
         <w:framePr w:wrap="around"/>
         <w:rPr>
-          <w:rtl/>
-        </w:rPr>
-      </w:pPr>
-      <w:r>
-        <w:rPr>
-          <w:rFonts w:hint="cs"/>
-          <w:rtl/>
-        </w:rPr>
-        <w:t>פרק ראשון</w:t>
-      </w:r>
+          <w:del w:id="41014" w:author="Claude" w:date="2026-10-07T09:25:19Z"/>
+          <w:rtl/>
+        </w:rPr>
+      </w:pPr>
+      <w:del w:id="41013" w:author="Claude" w:date="2026-10-07T09:25:19Z">
+        <w:r>
+          <w:rPr>
+            <w:rFonts w:hint="cs"/>
+            <w:rtl/>
+          </w:rPr>
+          <w:delText xml:space="preserve">פרק ראשון</w:delText>
+        </w:r>
+      </w:del>
+    </w:p>
+    <w:p>
+      <w:pPr>
+        <w:pStyle w:val="PetichatPerek"/>
+        <w:rPr>
+          <w:ins w:id="41012" w:author="Claude" w:date="2026-10-07T09:25:19Z"/>
+        </w:rPr>
+      </w:pPr>
+      <w:ins w:id="41011" w:author="Claude" w:date="2026-10-07T09:25:19Z">
+        <w:r>
+          <w:rPr>
+            <w:rFonts w:hint="cs"/>
+            <w:rtl/>
+          </w:rPr>
+          <w:t xml:space="preserve">פרק ראשון</w:t>
+        </w:r>
+        <w:r>
+          <w:rPr>
+            <w:rFonts w:hint="cs"/>
+            <w:rtl/>
+          </w:rPr>
+          <w:t xml:space="preserve"> - </w:t>
+        </w:r>
+        <w:r>
+          <w:rPr>
+            <w:rFonts w:hint="cs"/>
+            <w:rtl/>
+          </w:rPr>
+          <w:t xml:space="preserve">ארבעה ראשי שנים</w:t>
+        </w:r>
+      </w:ins>
     </w:p>
     <w:p>
       <w:pPr>
@@ -26358,14 +26395,6 @@
           <w:rtl/>
         </w:rPr>
       </w:pPr>
-      <w:ins w:id="9808" w:author="מספור קטעי משנה" w:date="2026-10-06T06:45:43Z">
-        <w:r>
-          <w:rPr>
-            <w:rStyle w:val="MisparKeta"/>
-          </w:rPr>
-          <w:t xml:space="preserve">א. </w:t>
-        </w:r>
-      </w:ins>
       <w:r>
         <w:rPr>
           <w:rtl/>
@@ -34312,14 +34341,6 @@
           <w:rtl/>
         </w:rPr>
       </w:pPr>
-      <w:ins w:id="9811" w:author="מספור קטעי משנה" w:date="2026-10-06T06:45:43Z">
-        <w:r>
-          <w:rPr>
-            <w:rStyle w:val="MisparKeta"/>
-          </w:rPr>
-          <w:t xml:space="preserve">ב. </w:t>
-        </w:r>
-      </w:ins>
       <w:r>
         <w:rPr>
           <w:b/>
@@ -40590,14 +40611,6 @@
           <w:rtl/>
         </w:rPr>
       </w:pPr>
-      <w:ins w:id="9812" w:author="מספור קטעי משנה" w:date="2026-10-06T06:45:43Z">
-        <w:r>
-          <w:rPr>
-            <w:rStyle w:val="MisparKeta"/>
-          </w:rPr>
-          <w:t xml:space="preserve">א. </w:t>
-        </w:r>
-      </w:ins>
       <w:r>
         <w:rPr>
           <w:b/>
@@ -41096,14 +41109,6 @@
           <w:rtl/>
         </w:rPr>
       </w:pPr>
-      <w:ins w:id="9813" w:author="מספור קטעי משנה" w:date="2026-10-06T06:45:43Z">
-        <w:r>
-          <w:rPr>
-            <w:rStyle w:val="MisparKeta"/>
-          </w:rPr>
-          <w:t xml:space="preserve">ד. </w:t>
-        </w:r>
-      </w:ins>
       <w:r>
         <w:rPr>
           <w:b/>
@@ -41857,14 +41862,6 @@
           <w:rtl/>
         </w:rPr>
       </w:pPr>
-      <w:ins w:id="9815" w:author="מספור קטעי משנה" w:date="2026-10-06T06:45:43Z">
-        <w:r>
-          <w:rPr>
-            <w:rStyle w:val="MisparKeta"/>
-          </w:rPr>
-          <w:t xml:space="preserve">ב. </w:t>
-        </w:r>
-      </w:ins>
       <w:r>
         <w:rPr>
           <w:b/>
@@ -42522,14 +42519,6 @@
           <w:rtl/>
         </w:rPr>
       </w:pPr>
-      <w:ins w:id="9816" w:author="מספור קטעי משנה" w:date="2026-10-06T06:45:43Z">
-        <w:r>
-          <w:rPr>
-            <w:rStyle w:val="MisparKeta"/>
-          </w:rPr>
-          <w:t xml:space="preserve">ה. </w:t>
-        </w:r>
-      </w:ins>
       <w:r>
         <w:rPr>
           <w:rtl/>
@@ -42699,14 +42688,6 @@
           <w:rtl/>
         </w:rPr>
       </w:pPr>
-      <w:ins w:id="9817" w:author="מספור קטעי משנה" w:date="2026-10-06T06:45:43Z">
-        <w:r>
-          <w:rPr>
-            <w:rStyle w:val="MisparKeta"/>
-          </w:rPr>
-          <w:t xml:space="preserve">ז. </w:t>
-        </w:r>
-      </w:ins>
       <w:r>
         <w:rPr>
           <w:rtl/>
@@ -42897,6 +42878,37 @@
     </w:p>
     <w:p>
       <w:pPr>
+        <w:pStyle w:val="PetichatPerek"/>
+        <w:rPr>
+          <w:ins w:id="41018" w:author="Claude" w:date="2026-10-07T09:25:19Z"/>
+        </w:rPr>
+      </w:pPr>
+      <w:ins w:id="41017" w:author="Claude" w:date="2026-10-07T09:25:19Z">
+        <w:r>
+          <w:rPr>
+            <w:rFonts w:hint="cs"/>
+            <w:rtl/>
+          </w:rPr>
+          <w:t xml:space="preserve">פרק שני</w:t>
+        </w:r>
+        <w:r>
+          <w:rPr>
+            <w:rFonts w:hint="cs"/>
+            <w:rtl/>
+          </w:rPr>
+          <w:t xml:space="preserve"> - </w:t>
+        </w:r>
+        <w:r>
+          <w:rPr>
+            <w:rFonts w:hint="cs"/>
+            <w:rtl/>
+          </w:rPr>
+          <w:t xml:space="preserve">אם אינן מכירין</w:t>
+        </w:r>
+      </w:ins>
+    </w:p>
+    <w:p>
+      <w:pPr>
         <w:pStyle w:val="MishnaBatzad"/>
         <w:rPr>
           <w:ins w:id="20021" w:author="קלוד" w:date="2026-10-06T10:09:56Z"/>
@@ -42916,14 +42928,6 @@
           <w:rtl/>
         </w:rPr>
       </w:pPr>
-      <w:ins w:id="9818" w:author="מספור קטעי משנה" w:date="2026-10-06T06:45:43Z">
-        <w:r>
-          <w:rPr>
-            <w:rStyle w:val="MisparKeta"/>
-          </w:rPr>
-          <w:t xml:space="preserve">א. </w:t>
-        </w:r>
-      </w:ins>
       <w:r>
         <w:rPr>
           <w:b/>
@@ -43967,83 +43971,81 @@
           <w:rtl/>
         </w:rPr>
       </w:pPr>
-      <w:ins w:id="9820" w:author="מספור קטעי משנה" w:date="2026-10-06T06:45:43Z">
+      <w:r>
+        <w:rPr>
+          <w:rStyle w:val="affffd"/>
+          <w:rtl/>
+        </w:rPr>
+        <w:t>בראשונה</w:t>
+      </w:r>
+      <w:r>
+        <w:rPr>
+          <w:rStyle w:val="affffd"/>
+          <w:rFonts w:hint="cs"/>
+          <w:rtl/>
+        </w:rPr>
+        <w:t>:</w:t>
+      </w:r>
+      <w:r>
+        <w:rPr>
+          <w:b/>
+          <w:rtl/>
+        </w:rPr>
+        <w:t xml:space="preserve"> ה</w:t>
+      </w:r>
+      <w:r>
+        <w:rPr>
+          <w:rFonts w:hint="cs"/>
+          <w:b/>
+          <w:rtl/>
+        </w:rPr>
+        <w:t>שיאו</w:t>
+      </w:r>
+      <w:r>
+        <w:rPr>
+          <w:b/>
+          <w:rtl/>
+        </w:rPr>
+        <w:t xml:space="preserve"> משואות,</w:t>
+      </w:r>
+    </w:p>
+    <w:p>
+      <w:pPr>
+        <w:pStyle w:val="afff3"/>
+        <w:framePr w:wrap="around"/>
+        <w:rPr>
+          <w:del w:id="41020" w:author="Claude" w:date="2026-10-07T09:25:19Z"/>
+          <w:rtl/>
+        </w:rPr>
+      </w:pPr>
+      <w:del w:id="41019" w:author="Claude" w:date="2026-10-07T09:25:19Z">
         <w:r>
           <w:rPr>
-            <w:rStyle w:val="MisparKeta"/>
+            <w:rFonts w:hint="cs"/>
+            <w:rtl/>
           </w:rPr>
-          <w:t xml:space="preserve">ג. </w:t>
+          <w:delText xml:space="preserve">פרק שני</w:delText>
         </w:r>
-      </w:ins>
-      <w:r>
-        <w:rPr>
-          <w:rStyle w:val="affffd"/>
-          <w:rtl/>
-        </w:rPr>
-        <w:t>בראשונה</w:t>
-      </w:r>
-      <w:r>
-        <w:rPr>
-          <w:rStyle w:val="affffd"/>
-          <w:rFonts w:hint="cs"/>
-          <w:rtl/>
-        </w:rPr>
-        <w:t>:</w:t>
-      </w:r>
-      <w:r>
-        <w:rPr>
-          <w:b/>
-          <w:rtl/>
-        </w:rPr>
-        <w:t xml:space="preserve"> ה</w:t>
-      </w:r>
-      <w:r>
-        <w:rPr>
-          <w:rFonts w:hint="cs"/>
-          <w:b/>
-          <w:rtl/>
-        </w:rPr>
-        <w:t>שיאו</w:t>
-      </w:r>
-      <w:r>
-        <w:rPr>
-          <w:b/>
-          <w:rtl/>
-        </w:rPr>
-        <w:t xml:space="preserve"> משואות,</w:t>
-      </w:r>
-    </w:p>
-    <w:p>
-      <w:pPr>
-        <w:pStyle w:val="afff3"/>
-        <w:framePr w:wrap="around"/>
-        <w:rPr>
-          <w:rtl/>
-        </w:rPr>
-      </w:pPr>
-      <w:r>
-        <w:rPr>
-          <w:rFonts w:hint="cs"/>
-          <w:rtl/>
-        </w:rPr>
-        <w:t>פרק שני</w:t>
-      </w:r>
+      </w:del>
     </w:p>
     <w:p>
       <w:pPr>
         <w:pStyle w:val="afff4"/>
         <w:framePr w:wrap="around"/>
         <w:rPr>
-          <w:rtl/>
-        </w:rPr>
-      </w:pPr>
-      <w:r>
-        <w:rPr>
-          <w:rFonts w:hint="cs"/>
-          <w:rtl/>
-        </w:rPr>
-        <w:t>אם אינן מכירין</w:t>
-      </w:r>
+          <w:del w:id="41022" w:author="Claude" w:date="2026-10-07T09:25:19Z"/>
+          <w:rtl/>
+        </w:rPr>
+      </w:pPr>
+      <w:del w:id="41021" w:author="Claude" w:date="2026-10-07T09:25:19Z">
+        <w:r>
+          <w:rPr>
+            <w:rFonts w:hint="cs"/>
+            <w:rtl/>
+          </w:rPr>
+          <w:delText xml:space="preserve">אם אינן מכירין</w:delText>
+        </w:r>
+      </w:del>
     </w:p>
     <w:p>
       <w:pPr>
@@ -46490,14 +46492,6 @@
           <w:rtl/>
         </w:rPr>
       </w:pPr>
-      <w:ins w:id="9804" w:author="מספור קטעי משנה" w:date="2026-10-06T10:05:10Z">
-        <w:r>
-          <w:rPr>
-            <w:rStyle w:val="MisparKeta"/>
-          </w:rPr>
-          <w:t xml:space="preserve">א. </w:t>
-        </w:r>
-      </w:ins>
       <w:r>
         <w:rPr>
           <w:b/>
@@ -46981,14 +46975,6 @@
           <w:rtl/>
         </w:rPr>
       </w:pPr>
-      <w:ins w:id="9823" w:author="מספור קטעי משנה" w:date="2026-10-06T06:45:43Z">
-        <w:r>
-          <w:rPr>
-            <w:rStyle w:val="MisparKeta"/>
-          </w:rPr>
-          <w:t xml:space="preserve">ג. </w:t>
-        </w:r>
-      </w:ins>
       <w:r>
         <w:rPr>
           <w:b/>
@@ -47908,52 +47894,48 @@
           <w:rtl/>
         </w:rPr>
       </w:pPr>
-      <w:ins w:id="9825" w:author="מספור קטעי משנה" w:date="2026-10-06T06:45:43Z">
+      <w:r>
+        <w:rPr>
+          <w:rtl/>
+        </w:rPr>
+        <w:t>ראש ב"ד אומר מקודש וכל העם עונין אחריו מקודש מקודש.</w:t>
+      </w:r>
+    </w:p>
+    <w:p>
+      <w:pPr>
+        <w:pStyle w:val="afff6"/>
+        <w:rPr>
+          <w:b/>
+          <w:rtl/>
+        </w:rPr>
+      </w:pPr>
+      <w:del w:id="41006" w:author="Claude" w:date="2026-10-07T09:25:19Z">
         <w:r>
           <w:rPr>
-            <w:rStyle w:val="MisparKeta"/>
+            <w:rStyle w:val="TanaimMishna"/>
+            <w:rFonts w:hint="cs"/>
+            <w:rtl/>
+            <w:rPrChange w:id="20003" w:author="קלוד" w:date="2026-10-06T10:09:56Z">
+              <w:rPr>
+                <w:rStyle w:val="afffff"/>
+                <w:rFonts w:hint="cs"/>
+                <w:rtl/>
+              </w:rPr>
+            </w:rPrChange>
           </w:rPr>
-          <w:t xml:space="preserve">ב. </w:t>
+          <w:delText xml:space="preserve">א.</w:delText>
         </w:r>
-      </w:ins>
-      <w:r>
-        <w:rPr>
-          <w:rtl/>
-        </w:rPr>
-        <w:t>ראש ב"ד אומר מקודש וכל העם עונין אחריו מקודש מקודש.</w:t>
-      </w:r>
-    </w:p>
-    <w:p>
-      <w:pPr>
-        <w:pStyle w:val="afff6"/>
-        <w:rPr>
-          <w:b/>
-          <w:rtl/>
-        </w:rPr>
-      </w:pPr>
-      <w:r>
-        <w:rPr>
-          <w:rStyle w:val="TanaimMishna"/>
-          <w:rFonts w:hint="cs"/>
-          <w:rtl/>
-          <w:rPrChange w:id="20003" w:author="קלוד" w:date="2026-10-06T10:09:56Z">
-            <w:rPr>
-              <w:rStyle w:val="afffff"/>
-              <w:rFonts w:hint="cs"/>
-              <w:rtl/>
-            </w:rPr>
-          </w:rPrChange>
-        </w:rPr>
-        <w:t>א.</w:t>
-      </w:r>
-      <w:r>
-        <w:rPr>
-          <w:rFonts w:hint="cs"/>
-          <w:b/>
-          <w:rtl/>
-        </w:rPr>
-        <w:t xml:space="preserve"> </w:t>
-      </w:r>
+      </w:del>
+      <w:del w:id="41007" w:author="Claude" w:date="2026-10-07T09:25:19Z">
+        <w:r>
+          <w:rPr>
+            <w:rFonts w:hint="cs"/>
+            <w:b/>
+            <w:rtl/>
+          </w:rPr>
+          <w:delText xml:space="preserve"> </w:delText>
+        </w:r>
+      </w:del>
       <w:r>
         <w:rPr>
           <w:b/>
@@ -47971,29 +47953,33 @@
           <w:rtl/>
         </w:rPr>
       </w:pPr>
-      <w:r>
-        <w:rPr>
-          <w:rStyle w:val="TanaimMishna"/>
-          <w:rFonts w:hint="cs"/>
-          <w:rtl/>
-          <w:rPrChange w:id="20004" w:author="קלוד" w:date="2026-10-06T10:09:56Z">
-            <w:rPr>
-              <w:rStyle w:val="afffff"/>
-              <w:rFonts w:hint="cs"/>
-              <w:rtl/>
-            </w:rPr>
-          </w:rPrChange>
-        </w:rPr>
-        <w:t>ב.</w:t>
-      </w:r>
-      <w:r>
-        <w:rPr>
-          <w:rStyle w:val="affffd"/>
-          <w:rFonts w:hint="cs"/>
-          <w:rtl/>
-        </w:rPr>
-        <w:t xml:space="preserve"> </w:t>
-      </w:r>
+      <w:del w:id="41008" w:author="Claude" w:date="2026-10-07T09:25:19Z">
+        <w:r>
+          <w:rPr>
+            <w:rStyle w:val="TanaimMishna"/>
+            <w:rFonts w:hint="cs"/>
+            <w:rtl/>
+            <w:rPrChange w:id="20004" w:author="קלוד" w:date="2026-10-06T10:09:56Z">
+              <w:rPr>
+                <w:rStyle w:val="afffff"/>
+                <w:rFonts w:hint="cs"/>
+                <w:rtl/>
+              </w:rPr>
+            </w:rPrChange>
+          </w:rPr>
+          <w:delText xml:space="preserve">ב.</w:delText>
+        </w:r>
+      </w:del>
+      <w:del w:id="41009" w:author="Claude" w:date="2026-10-07T09:25:19Z">
+        <w:r>
+          <w:rPr>
+            <w:rStyle w:val="affffd"/>
+            <w:rFonts w:hint="cs"/>
+            <w:rtl/>
+          </w:rPr>
+          <w:delText xml:space="preserve"> </w:delText>
+        </w:r>
+      </w:del>
       <w:r>
         <w:rPr>
           <w:rStyle w:val="affffd"/>
@@ -48587,14 +48573,6 @@
           <w:rtl/>
         </w:rPr>
       </w:pPr>
-      <w:ins w:id="9826" w:author="מספור קטעי משנה" w:date="2026-10-06T06:45:43Z">
-        <w:r>
-          <w:rPr>
-            <w:rStyle w:val="MisparKeta"/>
-          </w:rPr>
-          <w:t xml:space="preserve">ו. </w:t>
-        </w:r>
-      </w:ins>
       <w:r>
         <w:rPr>
           <w:b/>
@@ -49782,14 +49760,6 @@
           <w:rtl/>
         </w:rPr>
       </w:pPr>
-      <w:ins w:id="9805" w:author="מספור קטעי משנה" w:date="2026-10-06T10:05:10Z">
-        <w:r>
-          <w:rPr>
-            <w:rStyle w:val="MisparKeta"/>
-          </w:rPr>
-          <w:t xml:space="preserve">א. </w:t>
-        </w:r>
-      </w:ins>
       <w:r>
         <w:rPr>
           <w:spacing w:val="0"/>
@@ -49919,10 +49889,24 @@
       </w:r>
       <w:r>
         <w:rPr>
-          <w:rFonts w:hint="cs"/>
-          <w:rtl/>
-        </w:rPr>
-        <w:t xml:space="preserve">: </w:t>
+          <w:rStyle w:val="TanaimMishna"/>
+          <w:rFonts w:hint="cs"/>
+          <w:rtl/>
+          <w:rPrChange w:id="43039" w:author="Claude" w:date="2026-10-07T09:49:13Z">
+            <w:rPr>
+              <w:rFonts w:hint="cs"/>
+              <w:rtl/>
+            </w:rPr>
+          </w:rPrChange>
+        </w:rPr>
+        <w:t xml:space="preserve">:</w:t>
+      </w:r>
+      <w:r>
+        <w:rPr>
+          <w:rFonts w:hint="cs"/>
+          <w:rtl/>
+        </w:rPr>
+        <w:t xml:space="preserve"> </w:t>
       </w:r>
       <w:r>
         <w:rPr>
@@ -50144,7 +50128,25 @@
         <w:rPr>
           <w:rtl/>
         </w:rPr>
-        <w:t xml:space="preserve"> כל מה שעשה ר"ג עשוי,</w:t>
+        <w:t xml:space="preserve"> כל מה שעשה </w:t>
+      </w:r>
+      <w:r>
+        <w:rPr>
+          <w:rStyle w:val="TanaimMishna"/>
+          <w:rtl/>
+          <w:rPrChange w:id="43040" w:author="Claude" w:date="2026-10-07T09:49:13Z">
+            <w:rPr>
+              <w:rtl/>
+            </w:rPr>
+          </w:rPrChange>
+        </w:rPr>
+        <w:t xml:space="preserve">ר"ג</w:t>
+      </w:r>
+      <w:r>
+        <w:rPr>
+          <w:rtl/>
+        </w:rPr>
+        <w:t xml:space="preserve"> עשוי,</w:t>
       </w:r>
     </w:p>
     <w:p>
@@ -50225,7 +50227,19 @@
         <w:rPr>
           <w:rtl/>
         </w:rPr>
-        <w:t>של ר"ג</w:t>
+        <w:t xml:space="preserve">של </w:t>
+      </w:r>
+      <w:r>
+        <w:rPr>
+          <w:rStyle w:val="TanaimMishna"/>
+          <w:rtl/>
+          <w:rPrChange w:id="43041" w:author="Claude" w:date="2026-10-07T09:49:13Z">
+            <w:rPr>
+              <w:rtl/>
+            </w:rPr>
+          </w:rPrChange>
+        </w:rPr>
+        <w:t xml:space="preserve">ר"ג</w:t>
       </w:r>
       <w:r>
         <w:rPr>
@@ -50332,10 +50346,24 @@
       </w:r>
       <w:r>
         <w:rPr>
-          <w:rFonts w:hint="cs"/>
-          <w:rtl/>
-        </w:rPr>
-        <w:t>ר''ג ב</w:t>
+          <w:rStyle w:val="TanaimMishna"/>
+          <w:rFonts w:hint="cs"/>
+          <w:rtl/>
+          <w:rPrChange w:id="43042" w:author="Claude" w:date="2026-10-07T09:49:13Z">
+            <w:rPr>
+              <w:rFonts w:hint="cs"/>
+              <w:rtl/>
+            </w:rPr>
+          </w:rPrChange>
+        </w:rPr>
+        <w:t xml:space="preserve">ר''ג</w:t>
+      </w:r>
+      <w:r>
+        <w:rPr>
+          <w:rFonts w:hint="cs"/>
+          <w:rtl/>
+        </w:rPr>
+        <w:t xml:space="preserve"> ב</w:t>
       </w:r>
       <w:r>
         <w:rPr>
@@ -52061,17 +52089,20 @@
         <w:pStyle w:val="afff3"/>
         <w:framePr w:wrap="around"/>
         <w:rPr>
-          <w:rtl/>
-        </w:rPr>
-      </w:pPr>
-      <w:r>
-        <w:rPr>
-          <w:rFonts w:hint="cs"/>
-          <w:rtl/>
-        </w:rPr>
-        <w:lastRenderedPageBreak/>
-        <w:t>פרק שלישי</w:t>
-      </w:r>
+          <w:del w:id="41026" w:author="Claude" w:date="2026-10-07T09:25:19Z"/>
+          <w:rtl/>
+        </w:rPr>
+      </w:pPr>
+      <w:del w:id="41025" w:author="Claude" w:date="2026-10-07T09:25:19Z">
+        <w:r>
+          <w:rPr>
+            <w:rFonts w:hint="cs"/>
+            <w:rtl/>
+          </w:rPr>
+          <w:lastRenderedPageBreak/>
+          <w:delText xml:space="preserve">פרק שלישי</w:delText>
+        </w:r>
+      </w:del>
     </w:p>
     <w:p>
       <w:pPr>
@@ -52125,29 +52156,67 @@
         <w:pStyle w:val="afff4"/>
         <w:framePr w:wrap="around"/>
         <w:rPr>
-          <w:rtl/>
-        </w:rPr>
-      </w:pPr>
-      <w:r>
-        <w:rPr>
-          <w:rFonts w:hint="cs"/>
-          <w:rtl/>
-        </w:rPr>
-        <w:t>ראוהו ב</w:t>
-      </w:r>
-      <w:r>
-        <w:rPr>
-          <w:rtl/>
-        </w:rPr>
-        <w:t>"</w:t>
-      </w:r>
-      <w:r>
-        <w:rPr>
-          <w:rFonts w:hint="cs"/>
-          <w:rtl/>
-        </w:rPr>
-        <w:t>ד</w:t>
-      </w:r>
+          <w:del w:id="41030" w:author="Claude" w:date="2026-10-07T09:25:19Z"/>
+          <w:rtl/>
+        </w:rPr>
+      </w:pPr>
+      <w:del w:id="41027" w:author="Claude" w:date="2026-10-07T09:25:19Z">
+        <w:r>
+          <w:rPr>
+            <w:rFonts w:hint="cs"/>
+            <w:rtl/>
+          </w:rPr>
+          <w:delText xml:space="preserve">ראוהו ב</w:delText>
+        </w:r>
+      </w:del>
+      <w:del w:id="41028" w:author="Claude" w:date="2026-10-07T09:25:19Z">
+        <w:r>
+          <w:rPr>
+            <w:rtl/>
+          </w:rPr>
+          <w:delText xml:space="preserve">"</w:delText>
+        </w:r>
+      </w:del>
+      <w:del w:id="41029" w:author="Claude" w:date="2026-10-07T09:25:19Z">
+        <w:r>
+          <w:rPr>
+            <w:rFonts w:hint="cs"/>
+            <w:rtl/>
+          </w:rPr>
+          <w:delText xml:space="preserve">ד</w:delText>
+        </w:r>
+      </w:del>
+    </w:p>
+    <w:p>
+      <w:pPr>
+        <w:pStyle w:val="PetichatPerek"/>
+        <w:rPr>
+          <w:ins w:id="41024" w:author="Claude" w:date="2026-10-07T09:25:19Z"/>
+        </w:rPr>
+      </w:pPr>
+      <w:ins w:id="41023" w:author="Claude" w:date="2026-10-07T09:25:19Z">
+        <w:r>
+          <w:rPr>
+            <w:rFonts w:hint="cs"/>
+            <w:rtl/>
+          </w:rPr>
+          <w:t xml:space="preserve">פרק שלישי</w:t>
+        </w:r>
+        <w:r>
+          <w:rPr>
+            <w:rFonts w:hint="cs"/>
+            <w:rtl/>
+          </w:rPr>
+          <w:t xml:space="preserve"> - </w:t>
+        </w:r>
+        <w:r>
+          <w:rPr>
+            <w:rFonts w:hint="cs"/>
+            <w:rtl/>
+          </w:rPr>
+          <w:t xml:space="preserve">ראוהו ב"ד</w:t>
+        </w:r>
+      </w:ins>
     </w:p>
     <w:p>
       <w:pPr>
@@ -52171,14 +52240,6 @@
           <w:rtl/>
         </w:rPr>
       </w:pPr>
-      <w:ins w:id="9806" w:author="מספור קטעי משנה" w:date="2026-10-06T10:05:10Z">
-        <w:r>
-          <w:rPr>
-            <w:rStyle w:val="MisparKeta"/>
-          </w:rPr>
-          <w:t xml:space="preserve">א. </w:t>
-        </w:r>
-      </w:ins>
       <w:r>
         <w:rPr>
           <w:b/>
@@ -53280,14 +53341,6 @@
           <w:rtl/>
         </w:rPr>
       </w:pPr>
-      <w:ins w:id="9830" w:author="מספור קטעי משנה" w:date="2026-10-06T06:45:43Z">
-        <w:r>
-          <w:rPr>
-            <w:rStyle w:val="MisparKeta"/>
-          </w:rPr>
-          <w:t xml:space="preserve">א. </w:t>
-        </w:r>
-      </w:ins>
       <w:r>
         <w:rPr>
           <w:rtl/>
@@ -55175,8 +55228,17 @@
           <w:rFonts w:hint="cs"/>
           <w:rtl/>
         </w:rPr>
-        <w:t xml:space="preserve">אמתו של רבי </w:t>
-      </w:r>
+        <w:t xml:space="preserve">אמתו של רבי</w:t>
+      </w:r>
+      <w:del w:id="41010" w:author="Claude" w:date="2026-10-07T09:25:19Z">
+        <w:r>
+          <w:rPr>
+            <w:rFonts w:hint="cs"/>
+            <w:rtl/>
+          </w:rPr>
+          <w:delText xml:space="preserve"> </w:delText>
+        </w:r>
+      </w:del>
       <w:r>
         <w:rPr>
           <w:rFonts w:hint="cs"/>
@@ -55682,14 +55744,6 @@
           <w:rtl/>
         </w:rPr>
       </w:pPr>
-      <w:ins w:id="9831" w:author="מספור קטעי משנה" w:date="2026-10-06T06:45:43Z">
-        <w:r>
-          <w:rPr>
-            <w:rStyle w:val="MisparKeta"/>
-          </w:rPr>
-          <w:t xml:space="preserve">א. </w:t>
-        </w:r>
-      </w:ins>
       <w:r>
         <w:rPr>
           <w:rtl/>
@@ -57225,14 +57279,6 @@
           <w:rtl/>
         </w:rPr>
       </w:pPr>
-      <w:ins w:id="9809" w:author="מספור קטעי משנה" w:date="2026-10-06T10:05:10Z">
-        <w:r>
-          <w:rPr>
-            <w:rStyle w:val="MisparKeta"/>
-          </w:rPr>
-          <w:t xml:space="preserve">ה. </w:t>
-        </w:r>
-      </w:ins>
       <w:r>
         <w:rPr>
           <w:b/>
@@ -61309,14 +61355,6 @@
           <w:rtl/>
         </w:rPr>
       </w:pPr>
-      <w:ins w:id="9836" w:author="מספור קטעי משנה" w:date="2026-10-06T06:45:43Z">
-        <w:r>
-          <w:rPr>
-            <w:rStyle w:val="MisparKeta"/>
-          </w:rPr>
-          <w:t xml:space="preserve">א. </w:t>
-        </w:r>
-      </w:ins>
       <w:r>
         <w:rPr>
           <w:rFonts w:hint="cs"/>
@@ -62307,33 +62345,39 @@
         <w:pStyle w:val="afff3"/>
         <w:framePr w:wrap="around"/>
         <w:rPr>
-          <w:rtl/>
-        </w:rPr>
-      </w:pPr>
-      <w:r>
-        <w:rPr>
-          <w:rFonts w:hint="cs"/>
-          <w:rtl/>
-        </w:rPr>
-        <w:lastRenderedPageBreak/>
-        <w:t>פרק רביעי</w:t>
-      </w:r>
+          <w:del w:id="41034" w:author="Claude" w:date="2026-10-07T09:25:19Z"/>
+          <w:rtl/>
+        </w:rPr>
+      </w:pPr>
+      <w:del w:id="41033" w:author="Claude" w:date="2026-10-07T09:25:19Z">
+        <w:r>
+          <w:rPr>
+            <w:rFonts w:hint="cs"/>
+            <w:rtl/>
+          </w:rPr>
+          <w:lastRenderedPageBreak/>
+          <w:delText xml:space="preserve">פרק רביעי</w:delText>
+        </w:r>
+      </w:del>
     </w:p>
     <w:p>
       <w:pPr>
         <w:pStyle w:val="afff4"/>
         <w:framePr w:wrap="around"/>
         <w:rPr>
-          <w:rtl/>
-        </w:rPr>
-      </w:pPr>
-      <w:r>
-        <w:rPr>
-          <w:rFonts w:hint="cs"/>
-          <w:rtl/>
-        </w:rPr>
-        <w:t>יום טוב</w:t>
-      </w:r>
+          <w:del w:id="41036" w:author="Claude" w:date="2026-10-07T09:25:19Z"/>
+          <w:rtl/>
+        </w:rPr>
+      </w:pPr>
+      <w:del w:id="41035" w:author="Claude" w:date="2026-10-07T09:25:19Z">
+        <w:r>
+          <w:rPr>
+            <w:rFonts w:hint="cs"/>
+            <w:rtl/>
+          </w:rPr>
+          <w:delText xml:space="preserve">יום טוב</w:delText>
+        </w:r>
+      </w:del>
     </w:p>
     <w:p>
       <w:pPr>
@@ -62370,16 +62414,50 @@
         <w:pStyle w:val="afff4"/>
         <w:framePr w:wrap="around"/>
         <w:rPr>
-          <w:rtl/>
-        </w:rPr>
-      </w:pPr>
-      <w:r>
-        <w:rPr>
-          <w:rFonts w:hint="cs"/>
-          <w:rtl/>
-        </w:rPr>
-        <w:t>יום טוב</w:t>
-      </w:r>
+          <w:del w:id="42038" w:author="Claude" w:date="2026-10-07T09:44:05Z"/>
+          <w:rtl/>
+        </w:rPr>
+      </w:pPr>
+      <w:del w:id="42037" w:author="Claude" w:date="2026-10-07T09:44:05Z">
+        <w:r>
+          <w:rPr>
+            <w:rFonts w:hint="cs"/>
+            <w:rtl/>
+          </w:rPr>
+          <w:delText xml:space="preserve">יום טוב</w:delText>
+        </w:r>
+      </w:del>
+    </w:p>
+    <w:p>
+      <w:pPr>
+        <w:pStyle w:val="PetichatPerek"/>
+        <w:rPr>
+          <w:ins w:id="41032" w:author="Claude" w:date="2026-10-07T09:25:19Z"/>
+        </w:rPr>
+      </w:pPr>
+      <w:ins w:id="41031" w:author="Claude" w:date="2026-10-07T09:25:19Z">
+        <w:r>
+          <w:rPr>
+            <w:rFonts w:hint="cs"/>
+            <w:rtl/>
+          </w:rPr>
+          <w:t xml:space="preserve">פרק רביעי</w:t>
+        </w:r>
+        <w:r>
+          <w:rPr>
+            <w:rFonts w:hint="cs"/>
+            <w:rtl/>
+          </w:rPr>
+          <w:t xml:space="preserve"> - </w:t>
+        </w:r>
+        <w:r>
+          <w:rPr>
+            <w:rFonts w:hint="cs"/>
+            <w:rtl/>
+          </w:rPr>
+          <w:t xml:space="preserve">יום טוב</w:t>
+        </w:r>
+      </w:ins>
     </w:p>
     <w:p>
       <w:pPr>
@@ -62403,14 +62481,6 @@
           <w:rtl/>
         </w:rPr>
       </w:pPr>
-      <w:ins w:id="9837" w:author="מספור קטעי משנה" w:date="2026-10-06T06:45:43Z">
-        <w:r>
-          <w:rPr>
-            <w:rStyle w:val="MisparKeta"/>
-          </w:rPr>
-          <w:t xml:space="preserve">א. </w:t>
-        </w:r>
-      </w:ins>
       <w:r>
         <w:rPr>
           <w:b/>
@@ -64316,14 +64386,6 @@
           <w:rtl/>
         </w:rPr>
       </w:pPr>
-      <w:ins w:id="9841" w:author="מספור קטעי משנה" w:date="2026-10-06T06:45:43Z">
-        <w:r>
-          <w:rPr>
-            <w:rStyle w:val="MisparKeta"/>
-          </w:rPr>
-          <w:t xml:space="preserve">ב. </w:t>
-        </w:r>
-      </w:ins>
       <w:r>
         <w:rPr>
           <w:rStyle w:val="affffd"/>
@@ -64743,14 +64805,6 @@
           <w:rtl/>
         </w:rPr>
       </w:pPr>
-      <w:ins w:id="9810" w:author="מספור קטעי משנה" w:date="2026-10-06T10:05:10Z">
-        <w:r>
-          <w:rPr>
-            <w:rStyle w:val="MisparKeta"/>
-          </w:rPr>
-          <w:t xml:space="preserve">א. </w:t>
-        </w:r>
-      </w:ins>
       <w:r>
         <w:rPr>
           <w:rtl/>
@@ -67390,14 +67444,6 @@
           <w:rtl/>
         </w:rPr>
       </w:pPr>
-      <w:ins w:id="9843" w:author="מספור קטעי משנה" w:date="2026-10-06T06:45:43Z">
-        <w:r>
-          <w:rPr>
-            <w:rStyle w:val="MisparKeta"/>
-          </w:rPr>
-          <w:t xml:space="preserve">א. </w:t>
-        </w:r>
-      </w:ins>
       <w:r>
         <w:rPr>
           <w:rStyle w:val="affffd"/>
@@ -68253,14 +68299,6 @@
           <w:rtl/>
         </w:rPr>
       </w:pPr>
-      <w:ins w:id="9844" w:author="מספור קטעי משנה" w:date="2026-10-06T06:45:43Z">
-        <w:r>
-          <w:rPr>
-            <w:rStyle w:val="MisparKeta"/>
-          </w:rPr>
-          <w:t xml:space="preserve">א. </w:t>
-        </w:r>
-      </w:ins>
       <w:r>
         <w:rPr>
           <w:rtl/>
@@ -69615,14 +69653,6 @@
           <w:rtl/>
         </w:rPr>
       </w:pPr>
-      <w:ins w:id="9846" w:author="מספור קטעי משנה" w:date="2026-10-06T06:45:43Z">
-        <w:r>
-          <w:rPr>
-            <w:rStyle w:val="MisparKeta"/>
-          </w:rPr>
-          <w:t xml:space="preserve">ד. </w:t>
-        </w:r>
-      </w:ins>
       <w:r>
         <w:rPr>
           <w:b/>
@@ -69648,10 +69678,24 @@
       </w:r>
       <w:r>
         <w:rPr>
-          <w:b/>
-          <w:rtl/>
-        </w:rPr>
-        <w:t>: אם אמר שלש שלש מכולן - יצא.</w:t>
+          <w:rStyle w:val="TanaimMishna"/>
+          <w:b/>
+          <w:rtl/>
+          <w:rPrChange w:id="43043" w:author="Claude" w:date="2026-10-07T09:49:13Z">
+            <w:rPr>
+              <w:b/>
+              <w:rtl/>
+            </w:rPr>
+          </w:rPrChange>
+        </w:rPr>
+        <w:t xml:space="preserve">:</w:t>
+      </w:r>
+      <w:r>
+        <w:rPr>
+          <w:b/>
+          <w:rtl/>
+        </w:rPr>
+        <w:t xml:space="preserve"> אם אמר שלש שלש מכולן - יצא.</w:t>
       </w:r>
     </w:p>
     <w:p>
@@ -70091,14 +70135,6 @@
           <w:rtl/>
         </w:rPr>
       </w:pPr>
-      <w:ins w:id="9849" w:author="מספור קטעי משנה" w:date="2026-10-06T06:45:43Z">
-        <w:r>
-          <w:rPr>
-            <w:rStyle w:val="MisparKeta"/>
-          </w:rPr>
-          <w:t xml:space="preserve">ז. </w:t>
-        </w:r>
-      </w:ins>
       <w:r>
         <w:rPr>
           <w:b/>
@@ -72024,14 +72060,6 @@
           <w:rtl/>
         </w:rPr>
       </w:pPr>
-      <w:ins w:id="9850" w:author="מספור קטעי משנה" w:date="2026-10-06T06:45:43Z">
-        <w:r>
-          <w:rPr>
-            <w:rStyle w:val="MisparKeta"/>
-          </w:rPr>
-          <w:t xml:space="preserve">ג. </w:t>
-        </w:r>
-      </w:ins>
       <w:r>
         <w:rPr>
           <w:b/>
@@ -72403,14 +72431,6 @@
           <w:rtl/>
         </w:rPr>
       </w:pPr>
-      <w:ins w:id="9851" w:author="מספור קטעי משנה" w:date="2026-10-06T06:45:43Z">
-        <w:r>
-          <w:rPr>
-            <w:rStyle w:val="MisparKeta"/>
-          </w:rPr>
-          <w:t xml:space="preserve">ה. </w:t>
-        </w:r>
-      </w:ins>
       <w:r>
         <w:rPr>
           <w:b/>
@@ -73504,14 +73524,6 @@
           <w:rtl/>
         </w:rPr>
       </w:pPr>
-      <w:ins w:id="9856" w:author="מספור קטעי משנה" w:date="2026-10-06T06:45:43Z">
-        <w:r>
-          <w:rPr>
-            <w:rStyle w:val="MisparKeta"/>
-          </w:rPr>
-          <w:t xml:space="preserve">ג. </w:t>
-        </w:r>
-      </w:ins>
       <w:r>
         <w:rPr>
           <w:bCs/>
@@ -82706,8 +82718,8 @@
     <w:qFormat/>
     <w:rPr>
       <w:rFonts w:ascii="Fb Fontext" w:hAnsi="Fb Fontext" w:cs="FrankRuehl"/>
-      <w:sz w:val="20"/>
-      <w:szCs w:val="20"/>
+      <w:sz w:val="16"/>
+      <w:szCs w:val="16"/>
     </w:rPr>
   </w:style>
   <w:style w:type="paragraph" w:customStyle="1" w:styleId="MishnaBatzad">
@@ -82731,6 +82743,24 @@
       <w:color w:val="7A6A45"/>
       <w:sz w:val="14"/>
       <w:szCs w:val="14"/>
+    </w:rPr>
+  </w:style>
+  <w:style w:type="paragraph" w:customStyle="1" w:styleId="PetichatPerek">
+    <w:name w:val="פתיחת פרק"/>
+    <w:basedOn w:val="a"/>
+    <w:next w:val="a"/>
+    <w:qFormat/>
+    <w:pPr>
+      <w:keepNext/>
+      <w:keepLines/>
+      <w:jc w:val="center"/>
+    </w:pPr>
+    <w:rPr>
+      <w:rFonts w:ascii="BA Fontov Regular" w:hAnsi="BA Fontov Regular" w:cs="BA TM • Vilna Extra-Bold"/>
+      <w:color w:val="000000"/>
+      <w:spacing w:val="4"/>
+      <w:sz w:val="22"/>
+      <w:szCs w:val="22"/>
     </w:rPr>
   </w:style>
 </w:styles>

--- a/input/docx/שיננא ראש השנה.docx
+++ b/input/docx/שיננא ראש השנה.docx
@@ -6138,16 +6138,19 @@
       <w:pPr>
         <w:pStyle w:val="afff"/>
         <w:rPr>
-          <w:rtl/>
-        </w:rPr>
-      </w:pPr>
-      <w:r>
-        <w:rPr>
-          <w:rFonts w:hint="cs"/>
-          <w:rtl/>
-        </w:rPr>
-        <w:t>***</w:t>
-      </w:r>
+          <w:del w:id="90002" w:author="מנוע עיצוב" w:date="2026-10-08T11:01:28Z"/>
+          <w:rtl/>
+        </w:rPr>
+      </w:pPr>
+      <w:del w:id="90001" w:author="מנוע עיצוב" w:date="2026-10-08T11:01:28Z">
+        <w:r>
+          <w:rPr>
+            <w:rFonts w:hint="cs"/>
+            <w:rtl/>
+          </w:rPr>
+          <w:delText xml:space="preserve">***</w:delText>
+        </w:r>
+      </w:del>
     </w:p>
     <w:p>
       <w:pPr>
@@ -9246,16 +9249,19 @@
       <w:pPr>
         <w:pStyle w:val="afff"/>
         <w:rPr>
-          <w:rtl/>
-        </w:rPr>
-      </w:pPr>
-      <w:r>
-        <w:rPr>
-          <w:rFonts w:hint="cs"/>
-          <w:rtl/>
-        </w:rPr>
-        <w:t>***</w:t>
-      </w:r>
+          <w:del w:id="90004" w:author="מנוע עיצוב" w:date="2026-10-08T11:01:28Z"/>
+          <w:rtl/>
+        </w:rPr>
+      </w:pPr>
+      <w:del w:id="90003" w:author="מנוע עיצוב" w:date="2026-10-08T11:01:28Z">
+        <w:r>
+          <w:rPr>
+            <w:rFonts w:hint="cs"/>
+            <w:rtl/>
+          </w:rPr>
+          <w:delText xml:space="preserve">***</w:delText>
+        </w:r>
+      </w:del>
     </w:p>
     <w:p>
       <w:pPr>
@@ -9727,16 +9733,19 @@
       <w:pPr>
         <w:pStyle w:val="afff"/>
         <w:rPr>
-          <w:rtl/>
-        </w:rPr>
-      </w:pPr>
-      <w:r>
-        <w:rPr>
-          <w:rFonts w:hint="cs"/>
-          <w:rtl/>
-        </w:rPr>
-        <w:t>***</w:t>
-      </w:r>
+          <w:del w:id="90006" w:author="מנוע עיצוב" w:date="2026-10-08T11:01:28Z"/>
+          <w:rtl/>
+        </w:rPr>
+      </w:pPr>
+      <w:del w:id="90005" w:author="מנוע עיצוב" w:date="2026-10-08T11:01:28Z">
+        <w:r>
+          <w:rPr>
+            <w:rFonts w:hint="cs"/>
+            <w:rtl/>
+          </w:rPr>
+          <w:delText xml:space="preserve">***</w:delText>
+        </w:r>
+      </w:del>
     </w:p>
     <w:p>
       <w:pPr>
@@ -15441,18 +15450,21 @@
       <w:pPr>
         <w:pStyle w:val="afff"/>
         <w:rPr>
+          <w:del w:id="90008" w:author="מנוע עיצוב" w:date="2026-10-08T11:01:28Z"/>
           <w:sz w:val="4"/>
           <w:szCs w:val="16"/>
           <w:rtl/>
         </w:rPr>
       </w:pPr>
-      <w:r>
-        <w:rPr>
-          <w:rFonts w:hint="cs"/>
-          <w:rtl/>
-        </w:rPr>
-        <w:t>***</w:t>
-      </w:r>
+      <w:del w:id="90007" w:author="מנוע עיצוב" w:date="2026-10-08T11:01:28Z">
+        <w:r>
+          <w:rPr>
+            <w:rFonts w:hint="cs"/>
+            <w:rtl/>
+          </w:rPr>
+          <w:delText xml:space="preserve">***</w:delText>
+        </w:r>
+      </w:del>
     </w:p>
     <w:p>
       <w:pPr>
@@ -17169,16 +17181,19 @@
       <w:pPr>
         <w:pStyle w:val="afff"/>
         <w:rPr>
-          <w:rtl/>
-        </w:rPr>
-      </w:pPr>
-      <w:r>
-        <w:rPr>
-          <w:rFonts w:hint="cs"/>
-          <w:rtl/>
-        </w:rPr>
-        <w:t>***</w:t>
-      </w:r>
+          <w:del w:id="90010" w:author="מנוע עיצוב" w:date="2026-10-08T11:01:28Z"/>
+          <w:rtl/>
+        </w:rPr>
+      </w:pPr>
+      <w:del w:id="90009" w:author="מנוע עיצוב" w:date="2026-10-08T11:01:28Z">
+        <w:r>
+          <w:rPr>
+            <w:rFonts w:hint="cs"/>
+            <w:rtl/>
+          </w:rPr>
+          <w:delText xml:space="preserve">***</w:delText>
+        </w:r>
+      </w:del>
     </w:p>
     <w:p>
       <w:pPr>
@@ -18127,16 +18142,19 @@
       <w:pPr>
         <w:pStyle w:val="afff"/>
         <w:rPr>
-          <w:rtl/>
-        </w:rPr>
-      </w:pPr>
-      <w:r>
-        <w:rPr>
-          <w:rFonts w:hint="cs"/>
-          <w:rtl/>
-        </w:rPr>
-        <w:t>***</w:t>
-      </w:r>
+          <w:del w:id="90012" w:author="מנוע עיצוב" w:date="2026-10-08T11:01:28Z"/>
+          <w:rtl/>
+        </w:rPr>
+      </w:pPr>
+      <w:del w:id="90011" w:author="מנוע עיצוב" w:date="2026-10-08T11:01:28Z">
+        <w:r>
+          <w:rPr>
+            <w:rFonts w:hint="cs"/>
+            <w:rtl/>
+          </w:rPr>
+          <w:delText xml:space="preserve">***</w:delText>
+        </w:r>
+      </w:del>
     </w:p>
     <w:p>
       <w:pPr>
@@ -23417,16 +23435,19 @@
       <w:pPr>
         <w:pStyle w:val="afff"/>
         <w:rPr>
-          <w:rtl/>
-        </w:rPr>
-      </w:pPr>
-      <w:r>
-        <w:rPr>
-          <w:rFonts w:hint="cs"/>
-          <w:rtl/>
-        </w:rPr>
-        <w:t>***</w:t>
-      </w:r>
+          <w:del w:id="90014" w:author="מנוע עיצוב" w:date="2026-10-08T11:01:28Z"/>
+          <w:rtl/>
+        </w:rPr>
+      </w:pPr>
+      <w:del w:id="90013" w:author="מנוע עיצוב" w:date="2026-10-08T11:01:28Z">
+        <w:r>
+          <w:rPr>
+            <w:rFonts w:hint="cs"/>
+            <w:rtl/>
+          </w:rPr>
+          <w:delText xml:space="preserve">***</w:delText>
+        </w:r>
+      </w:del>
     </w:p>
     <w:p>
       <w:pPr>
@@ -25861,16 +25882,19 @@
       <w:pPr>
         <w:pStyle w:val="afff"/>
         <w:rPr>
-          <w:rtl/>
-        </w:rPr>
-      </w:pPr>
-      <w:r>
-        <w:rPr>
-          <w:rFonts w:hint="cs"/>
-          <w:rtl/>
-        </w:rPr>
-        <w:t>***</w:t>
-      </w:r>
+          <w:del w:id="90016" w:author="מנוע עיצוב" w:date="2026-10-08T11:01:28Z"/>
+          <w:rtl/>
+        </w:rPr>
+      </w:pPr>
+      <w:del w:id="90015" w:author="מנוע עיצוב" w:date="2026-10-08T11:01:28Z">
+        <w:r>
+          <w:rPr>
+            <w:rFonts w:hint="cs"/>
+            <w:rtl/>
+          </w:rPr>
+          <w:delText xml:space="preserve">***</w:delText>
+        </w:r>
+      </w:del>
     </w:p>
     <w:p>
       <w:pPr>
@@ -27903,16 +27927,19 @@
       <w:pPr>
         <w:pStyle w:val="afff"/>
         <w:rPr>
-          <w:rtl/>
-        </w:rPr>
-      </w:pPr>
-      <w:r>
-        <w:rPr>
-          <w:rFonts w:hint="cs"/>
-          <w:rtl/>
-        </w:rPr>
-        <w:t>***</w:t>
-      </w:r>
+          <w:del w:id="90018" w:author="מנוע עיצוב" w:date="2026-10-08T11:01:28Z"/>
+          <w:rtl/>
+        </w:rPr>
+      </w:pPr>
+      <w:del w:id="90017" w:author="מנוע עיצוב" w:date="2026-10-08T11:01:28Z">
+        <w:r>
+          <w:rPr>
+            <w:rFonts w:hint="cs"/>
+            <w:rtl/>
+          </w:rPr>
+          <w:delText xml:space="preserve">***</w:delText>
+        </w:r>
+      </w:del>
     </w:p>
     <w:p>
       <w:pPr>
@@ -28317,16 +28344,19 @@
       <w:pPr>
         <w:pStyle w:val="afff"/>
         <w:rPr>
-          <w:rtl/>
-        </w:rPr>
-      </w:pPr>
-      <w:r>
-        <w:rPr>
-          <w:rFonts w:hint="cs"/>
-          <w:rtl/>
-        </w:rPr>
-        <w:t>***</w:t>
-      </w:r>
+          <w:del w:id="90020" w:author="מנוע עיצוב" w:date="2026-10-08T11:01:28Z"/>
+          <w:rtl/>
+        </w:rPr>
+      </w:pPr>
+      <w:del w:id="90019" w:author="מנוע עיצוב" w:date="2026-10-08T11:01:28Z">
+        <w:r>
+          <w:rPr>
+            <w:rFonts w:hint="cs"/>
+            <w:rtl/>
+          </w:rPr>
+          <w:delText xml:space="preserve">***</w:delText>
+        </w:r>
+      </w:del>
     </w:p>
     <w:p>
       <w:pPr>
@@ -32058,16 +32088,19 @@
       <w:pPr>
         <w:pStyle w:val="afff"/>
         <w:rPr>
-          <w:rtl/>
-        </w:rPr>
-      </w:pPr>
-      <w:r>
-        <w:rPr>
-          <w:rFonts w:hint="cs"/>
-          <w:rtl/>
-        </w:rPr>
-        <w:t>***</w:t>
-      </w:r>
+          <w:del w:id="90022" w:author="מנוע עיצוב" w:date="2026-10-08T11:01:28Z"/>
+          <w:rtl/>
+        </w:rPr>
+      </w:pPr>
+      <w:del w:id="90021" w:author="מנוע עיצוב" w:date="2026-10-08T11:01:28Z">
+        <w:r>
+          <w:rPr>
+            <w:rFonts w:hint="cs"/>
+            <w:rtl/>
+          </w:rPr>
+          <w:delText xml:space="preserve">***</w:delText>
+        </w:r>
+      </w:del>
     </w:p>
     <w:p>
       <w:pPr>
@@ -32982,15 +33015,18 @@
       <w:pPr>
         <w:pStyle w:val="afff"/>
         <w:rPr>
-          <w:rtl/>
-        </w:rPr>
-      </w:pPr>
-      <w:r>
-        <w:rPr>
-          <w:rtl/>
-        </w:rPr>
-        <w:t>***</w:t>
-      </w:r>
+          <w:del w:id="90024" w:author="מנוע עיצוב" w:date="2026-10-08T11:01:28Z"/>
+          <w:rtl/>
+        </w:rPr>
+      </w:pPr>
+      <w:del w:id="90023" w:author="מנוע עיצוב" w:date="2026-10-08T11:01:28Z">
+        <w:r>
+          <w:rPr>
+            <w:rtl/>
+          </w:rPr>
+          <w:delText xml:space="preserve">***</w:delText>
+        </w:r>
+      </w:del>
     </w:p>
     <w:p>
       <w:pPr>
@@ -33624,15 +33660,18 @@
       <w:pPr>
         <w:pStyle w:val="afff"/>
         <w:rPr>
-          <w:rtl/>
-        </w:rPr>
-      </w:pPr>
-      <w:r>
-        <w:rPr>
-          <w:rtl/>
-        </w:rPr>
-        <w:t>***</w:t>
-      </w:r>
+          <w:del w:id="90026" w:author="מנוע עיצוב" w:date="2026-10-08T11:01:28Z"/>
+          <w:rtl/>
+        </w:rPr>
+      </w:pPr>
+      <w:del w:id="90025" w:author="מנוע עיצוב" w:date="2026-10-08T11:01:28Z">
+        <w:r>
+          <w:rPr>
+            <w:rtl/>
+          </w:rPr>
+          <w:delText xml:space="preserve">***</w:delText>
+        </w:r>
+      </w:del>
     </w:p>
     <w:p>
       <w:pPr>
@@ -42803,18 +42842,21 @@
       <w:pPr>
         <w:pStyle w:val="afff"/>
         <w:rPr>
+          <w:del w:id="90028" w:author="מנוע עיצוב" w:date="2026-10-08T11:01:28Z"/>
           <w:rStyle w:val="afffb"/>
           <w:sz w:val="20"/>
           <w:rtl/>
         </w:rPr>
       </w:pPr>
-      <w:r>
-        <w:rPr>
-          <w:rFonts w:hint="cs"/>
-          <w:rtl/>
-        </w:rPr>
-        <w:t>****</w:t>
-      </w:r>
+      <w:del w:id="90027" w:author="מנוע עיצוב" w:date="2026-10-08T11:01:28Z">
+        <w:r>
+          <w:rPr>
+            <w:rFonts w:hint="cs"/>
+            <w:rtl/>
+          </w:rPr>
+          <w:delText xml:space="preserve">****</w:delText>
+        </w:r>
+      </w:del>
     </w:p>
     <w:p>
       <w:pPr>
@@ -43906,16 +43948,19 @@
       <w:pPr>
         <w:pStyle w:val="afff"/>
         <w:rPr>
-          <w:rtl/>
-        </w:rPr>
-      </w:pPr>
-      <w:r>
-        <w:rPr>
-          <w:rFonts w:hint="cs"/>
-          <w:rtl/>
-        </w:rPr>
-        <w:t>****</w:t>
-      </w:r>
+          <w:del w:id="90030" w:author="מנוע עיצוב" w:date="2026-10-08T11:01:28Z"/>
+          <w:rtl/>
+        </w:rPr>
+      </w:pPr>
+      <w:del w:id="90029" w:author="מנוע עיצוב" w:date="2026-10-08T11:01:28Z">
+        <w:r>
+          <w:rPr>
+            <w:rFonts w:hint="cs"/>
+            <w:rtl/>
+          </w:rPr>
+          <w:delText xml:space="preserve">****</w:delText>
+        </w:r>
+      </w:del>
     </w:p>
     <w:p>
       <w:pPr>
@@ -52929,16 +52974,19 @@
       <w:pPr>
         <w:pStyle w:val="afff"/>
         <w:rPr>
-          <w:rtl/>
-        </w:rPr>
-      </w:pPr>
-      <w:r>
-        <w:rPr>
-          <w:rFonts w:hint="cs"/>
-          <w:rtl/>
-        </w:rPr>
-        <w:t>***</w:t>
-      </w:r>
+          <w:del w:id="90032" w:author="מנוע עיצוב" w:date="2026-10-08T11:01:28Z"/>
+          <w:rtl/>
+        </w:rPr>
+      </w:pPr>
+      <w:del w:id="90031" w:author="מנוע עיצוב" w:date="2026-10-08T11:01:28Z">
+        <w:r>
+          <w:rPr>
+            <w:rFonts w:hint="cs"/>
+            <w:rtl/>
+          </w:rPr>
+          <w:delText xml:space="preserve">***</w:delText>
+        </w:r>
+      </w:del>
     </w:p>
     <w:p>
       <w:pPr>
@@ -66912,17 +66960,20 @@
       <w:pPr>
         <w:pStyle w:val="afff"/>
         <w:rPr>
-          <w:rtl/>
-        </w:rPr>
-      </w:pPr>
-      <w:r>
-        <w:rPr>
-          <w:rFonts w:hint="cs"/>
-          <w:rtl/>
-        </w:rPr>
-        <w:lastRenderedPageBreak/>
-        <w:t>***</w:t>
-      </w:r>
+          <w:del w:id="90034" w:author="מנוע עיצוב" w:date="2026-10-08T11:01:28Z"/>
+          <w:rtl/>
+        </w:rPr>
+      </w:pPr>
+      <w:del w:id="90033" w:author="מנוע עיצוב" w:date="2026-10-08T11:01:28Z">
+        <w:r>
+          <w:rPr>
+            <w:rFonts w:hint="cs"/>
+            <w:rtl/>
+          </w:rPr>
+          <w:lastRenderedPageBreak/>
+          <w:delText xml:space="preserve">***</w:delText>
+        </w:r>
+      </w:del>
     </w:p>
     <w:p>
       <w:pPr>
@@ -67620,16 +67671,19 @@
       <w:pPr>
         <w:pStyle w:val="afff"/>
         <w:rPr>
-          <w:rtl/>
-        </w:rPr>
-      </w:pPr>
-      <w:r>
-        <w:rPr>
-          <w:rFonts w:hint="cs"/>
-          <w:rtl/>
-        </w:rPr>
-        <w:t>***</w:t>
-      </w:r>
+          <w:del w:id="90036" w:author="מנוע עיצוב" w:date="2026-10-08T11:01:28Z"/>
+          <w:rtl/>
+        </w:rPr>
+      </w:pPr>
+      <w:del w:id="90035" w:author="מנוע עיצוב" w:date="2026-10-08T11:01:28Z">
+        <w:r>
+          <w:rPr>
+            <w:rFonts w:hint="cs"/>
+            <w:rtl/>
+          </w:rPr>
+          <w:delText xml:space="preserve">***</w:delText>
+        </w:r>
+      </w:del>
     </w:p>
     <w:p>
       <w:pPr>
@@ -75265,16 +75319,19 @@
       <w:pPr>
         <w:pStyle w:val="afff"/>
         <w:rPr>
-          <w:rtl/>
-        </w:rPr>
-      </w:pPr>
-      <w:r>
-        <w:rPr>
-          <w:rFonts w:hint="cs"/>
-          <w:rtl/>
-        </w:rPr>
-        <w:t>***</w:t>
-      </w:r>
+          <w:del w:id="90038" w:author="מנוע עיצוב" w:date="2026-10-08T11:01:28Z"/>
+          <w:rtl/>
+        </w:rPr>
+      </w:pPr>
+      <w:del w:id="90037" w:author="מנוע עיצוב" w:date="2026-10-08T11:01:28Z">
+        <w:r>
+          <w:rPr>
+            <w:rFonts w:hint="cs"/>
+            <w:rtl/>
+          </w:rPr>
+          <w:delText xml:space="preserve">***</w:delText>
+        </w:r>
+      </w:del>
     </w:p>
     <w:p>
       <w:pPr>
@@ -75972,16 +76029,19 @@
       <w:pPr>
         <w:pStyle w:val="afff"/>
         <w:rPr>
-          <w:rtl/>
-        </w:rPr>
-      </w:pPr>
-      <w:r>
-        <w:rPr>
-          <w:rFonts w:hint="cs"/>
-          <w:rtl/>
-        </w:rPr>
-        <w:t>***</w:t>
-      </w:r>
+          <w:del w:id="90040" w:author="מנוע עיצוב" w:date="2026-10-08T11:01:28Z"/>
+          <w:rtl/>
+        </w:rPr>
+      </w:pPr>
+      <w:del w:id="90039" w:author="מנוע עיצוב" w:date="2026-10-08T11:01:28Z">
+        <w:r>
+          <w:rPr>
+            <w:rFonts w:hint="cs"/>
+            <w:rtl/>
+          </w:rPr>
+          <w:delText xml:space="preserve">***</w:delText>
+        </w:r>
+      </w:del>
     </w:p>
     <w:p>
       <w:pPr>

--- a/input/docx/שיננא ראש השנה.docx
+++ b/input/docx/שיננא ראש השנה.docx
@@ -42860,7 +42860,7 @@
     </w:p>
     <w:p>
       <w:pPr>
-        <w:pStyle w:val="afffc"/>
+        <w:pStyle w:val="Hadran"/>
         <w:rPr>
           <w:rtl/>
         </w:rPr>
@@ -42875,6 +42875,25 @@
           <w:rtlGutter/>
           <w:docGrid w:linePitch="360"/>
         </w:sectPr>
+        <w:pPrChange w:id="91041" w:author="Claude" w:date="2026-10-08T08:35:36Z">
+          <w:pPr>
+            <w:pStyle w:val="afffc"/>
+            <w:rPr>
+              <w:rtl/>
+            </w:rPr>
+            <w:sectPr>
+              <w:headerReference w:type="even" r:id="rId9"/>
+              <w:headerReference w:type="default" r:id="rId10"/>
+              <w:type w:val="nextColumn"/>
+              <w:pgSz w:w="5103" w:h="7371" w:code="8"/>
+              <w:pgMar w:top="567" w:right="1134" w:bottom="284" w:left="567" w:header="284" w:footer="170" w:gutter="0"/>
+              <w:cols w:space="720"/>
+              <w:bidi/>
+              <w:rtlGutter/>
+              <w:docGrid w:linePitch="360"/>
+            </w:sectPr>
+          </w:pPr>
+        </w:pPrChange>
       </w:pPr>
       <w:r>
         <w:rPr>
@@ -52084,10 +52103,18 @@
     </w:p>
     <w:p>
       <w:pPr>
-        <w:pStyle w:val="afff"/>
-        <w:rPr>
-          <w:rtl/>
-        </w:rPr>
+        <w:pStyle w:val="Hadran"/>
+        <w:rPr>
+          <w:rtl/>
+        </w:rPr>
+        <w:pPrChange w:id="91042" w:author="Claude" w:date="2026-10-08T08:35:36Z">
+          <w:pPr>
+            <w:pStyle w:val="afff"/>
+            <w:rPr>
+              <w:rtl/>
+            </w:rPr>
+          </w:pPr>
+        </w:pPrChange>
       </w:pPr>
       <w:r>
         <w:rPr>
@@ -62360,7 +62387,7 @@
     </w:p>
     <w:p>
       <w:pPr>
-        <w:pStyle w:val="afffc"/>
+        <w:pStyle w:val="Hadran"/>
         <w:rPr>
           <w:rtl/>
         </w:rPr>
@@ -62373,6 +62400,23 @@
           <w:rtlGutter/>
           <w:docGrid w:linePitch="360"/>
         </w:sectPr>
+        <w:pPrChange w:id="91043" w:author="Claude" w:date="2026-10-08T08:35:36Z">
+          <w:pPr>
+            <w:pStyle w:val="afffc"/>
+            <w:rPr>
+              <w:rtl/>
+            </w:rPr>
+            <w:sectPr>
+              <w:type w:val="nextColumn"/>
+              <w:pgSz w:w="5103" w:h="7371" w:code="8"/>
+              <w:pgMar w:top="567" w:right="1134" w:bottom="284" w:left="567" w:header="284" w:footer="170" w:gutter="0"/>
+              <w:cols w:space="284"/>
+              <w:bidi/>
+              <w:rtlGutter/>
+              <w:docGrid w:linePitch="360"/>
+            </w:sectPr>
+          </w:pPr>
+        </w:pPrChange>
       </w:pPr>
       <w:r>
         <w:rPr>
@@ -78083,7 +78127,7 @@
     </w:p>
     <w:p>
       <w:pPr>
-        <w:pStyle w:val="afffc"/>
+        <w:pStyle w:val="Hadran"/>
         <w:rPr>
           <w:rFonts w:cs="BA Vilna Bold"/>
           <w:b/>
@@ -78092,6 +78136,19 @@
           <w:sz w:val="20"/>
           <w:szCs w:val="22"/>
         </w:rPr>
+        <w:pPrChange w:id="91044" w:author="Claude" w:date="2026-10-08T08:35:36Z">
+          <w:pPr>
+            <w:pStyle w:val="afffc"/>
+            <w:rPr>
+              <w:rFonts w:cs="BA Vilna Bold"/>
+              <w:b/>
+              <w:bCs w:val="0"/>
+              <w:spacing w:val="8"/>
+              <w:sz w:val="20"/>
+              <w:szCs w:val="22"/>
+            </w:rPr>
+          </w:pPr>
+        </w:pPrChange>
       </w:pPr>
       <w:r>
         <w:rPr>
@@ -82823,6 +82880,25 @@
       <w:szCs w:val="22"/>
     </w:rPr>
   </w:style>
+  <w:style w:type="paragraph" w:customStyle="1" w:styleId="Hadran">
+    <w:name w:val="הדרן"/>
+    <w:basedOn w:val="a"/>
+    <w:next w:val="a"/>
+    <w:qFormat/>
+    <w:pPr>
+      <w:keepLines/>
+      <w:spacing w:before="120" w:after="120"/>
+      <w:ind w:left="0" w:hanging="0"/>
+      <w:jc w:val="center"/>
+    </w:pPr>
+    <w:rPr>
+      <w:rFonts w:ascii="BA Fontov Regular" w:hAnsi="BA Fontov Regular" w:cs="BA TM • Vilna Extra-Bold"/>
+      <w:color w:val="000000"/>
+      <w:spacing w:val="4"/>
+      <w:sz w:val="20"/>
+      <w:szCs w:val="20"/>
+    </w:rPr>
+  </w:style>
 </w:styles>
 </file>
 

--- a/input/docx/שיננא ראש השנה.docx
+++ b/input/docx/שיננא ראש השנה.docx
@@ -2755,17 +2755,32 @@
     </w:p>
     <w:p>
       <w:pPr>
-        <w:pStyle w:val="afff"/>
-        <w:rPr>
-          <w:rtl/>
-        </w:rPr>
-      </w:pPr>
-      <w:r>
-        <w:rPr>
-          <w:rtl/>
-        </w:rPr>
-        <w:t>***</w:t>
-      </w:r>
+        <w:pStyle w:val="afffff2"/>
+        <w:rPr>
+          <w:rtl/>
+        </w:rPr>
+        <w:pPrChange w:id="90054" w:author="קלוד" w:date="2026-10-08T12:07:40Z">
+          <w:pPr>
+            <w:pStyle w:val="afff"/>
+          </w:pPr>
+        </w:pPrChange>
+      </w:pPr>
+      <w:del w:id="90052" w:author="קלוד" w:date="2026-10-08T12:07:40Z">
+        <w:r>
+          <w:rPr>
+            <w:rtl/>
+          </w:rPr>
+          <w:delText xml:space="preserve">***</w:delText>
+        </w:r>
+      </w:del>
+      <w:ins w:id="90053" w:author="קלוד" w:date="2026-10-08T12:07:40Z">
+        <w:r>
+          <w:rPr>
+            <w:color w:val="7B3F00"/>
+          </w:rPr>
+          <w:t xml:space="preserve">ספירת מלכים מניסן</w:t>
+        </w:r>
+      </w:ins>
     </w:p>
     <w:p>
       <w:pPr>
@@ -5398,19 +5413,34 @@
     </w:p>
     <w:p>
       <w:pPr>
-        <w:pStyle w:val="afff"/>
-        <w:rPr>
-          <w:rStyle w:val="afffff"/>
-          <w:rtl/>
-        </w:rPr>
-      </w:pPr>
-      <w:r>
-        <w:rPr>
-          <w:rFonts w:hint="cs"/>
-          <w:rtl/>
-        </w:rPr>
-        <w:t>***</w:t>
-      </w:r>
+        <w:pStyle w:val="afffff2"/>
+        <w:rPr>
+          <w:rStyle w:val="afffff"/>
+          <w:rtl/>
+        </w:rPr>
+        <w:pPrChange w:id="90051" w:author="קלוד" w:date="2026-10-08T12:07:40Z">
+          <w:pPr>
+            <w:pStyle w:val="afff"/>
+          </w:pPr>
+        </w:pPrChange>
+      </w:pPr>
+      <w:del w:id="90049" w:author="קלוד" w:date="2026-10-08T12:07:40Z">
+        <w:r>
+          <w:rPr>
+            <w:rFonts w:hint="cs"/>
+            <w:rtl/>
+          </w:rPr>
+          <w:delText xml:space="preserve">***</w:delText>
+        </w:r>
+      </w:del>
+      <w:ins w:id="90050" w:author="קלוד" w:date="2026-10-08T12:07:40Z">
+        <w:r>
+          <w:rPr>
+            <w:color w:val="7B3F00"/>
+          </w:rPr>
+          <w:t xml:space="preserve">תשלומי המועדות</w:t>
+        </w:r>
+      </w:ins>
     </w:p>
     <w:p>
       <w:pPr>
@@ -13324,19 +13354,34 @@
     </w:p>
     <w:p>
       <w:pPr>
-        <w:pStyle w:val="afff"/>
-        <w:rPr>
-          <w:rtl/>
-        </w:rPr>
-      </w:pPr>
-      <w:r>
-        <w:rPr>
-          <w:rFonts w:hint="cs"/>
-          <w:rtl/>
-        </w:rPr>
-        <w:lastRenderedPageBreak/>
-        <w:t>***</w:t>
-      </w:r>
+        <w:pStyle w:val="afffff2"/>
+        <w:rPr>
+          <w:rtl/>
+        </w:rPr>
+        <w:pPrChange w:id="90048" w:author="קלוד" w:date="2026-10-08T12:07:40Z">
+          <w:pPr>
+            <w:pStyle w:val="afff"/>
+          </w:pPr>
+        </w:pPrChange>
+      </w:pPr>
+      <w:del w:id="90046" w:author="קלוד" w:date="2026-10-08T12:07:40Z">
+        <w:r>
+          <w:rPr>
+            <w:rFonts w:hint="cs"/>
+            <w:rtl/>
+          </w:rPr>
+          <w:lastRenderedPageBreak/>
+          <w:delText xml:space="preserve">***</w:delText>
+        </w:r>
+      </w:del>
+      <w:ins w:id="90047" w:author="קלוד" w:date="2026-10-08T12:07:40Z">
+        <w:r>
+          <w:rPr>
+            <w:color w:val="7B3F00"/>
+          </w:rPr>
+          <w:t xml:space="preserve">קידוש החודש</w:t>
+        </w:r>
+      </w:ins>
     </w:p>
     <w:p>
       <w:pPr>
@@ -14671,18 +14716,33 @@
     </w:p>
     <w:p>
       <w:pPr>
-        <w:pStyle w:val="afff"/>
-        <w:rPr>
-          <w:rtl/>
-        </w:rPr>
-      </w:pPr>
-      <w:r>
-        <w:rPr>
-          <w:rFonts w:hint="cs"/>
-          <w:rtl/>
-        </w:rPr>
-        <w:t>***</w:t>
-      </w:r>
+        <w:pStyle w:val="afffff2"/>
+        <w:rPr>
+          <w:rtl/>
+        </w:rPr>
+        <w:pPrChange w:id="90045" w:author="קלוד" w:date="2026-10-08T12:07:40Z">
+          <w:pPr>
+            <w:pStyle w:val="afff"/>
+          </w:pPr>
+        </w:pPrChange>
+      </w:pPr>
+      <w:del w:id="90043" w:author="קלוד" w:date="2026-10-08T12:07:40Z">
+        <w:r>
+          <w:rPr>
+            <w:rFonts w:hint="cs"/>
+            <w:rtl/>
+          </w:rPr>
+          <w:delText xml:space="preserve">***</w:delText>
+        </w:r>
+      </w:del>
+      <w:ins w:id="90044" w:author="קלוד" w:date="2026-10-08T12:07:40Z">
+        <w:r>
+          <w:rPr>
+            <w:color w:val="7B3F00"/>
+          </w:rPr>
+          <w:t xml:space="preserve">תקיעה בשנה היובל</w:t>
+        </w:r>
+      </w:ins>
     </w:p>
     <w:p>
       <w:pPr>
@@ -18940,18 +19000,33 @@
     </w:p>
     <w:p>
       <w:pPr>
-        <w:pStyle w:val="afff"/>
-        <w:rPr>
-          <w:rtl/>
-        </w:rPr>
-      </w:pPr>
-      <w:r>
-        <w:rPr>
-          <w:rFonts w:hint="cs"/>
-          <w:rtl/>
-        </w:rPr>
-        <w:t>***</w:t>
-      </w:r>
+        <w:pStyle w:val="afffff2"/>
+        <w:rPr>
+          <w:rtl/>
+        </w:rPr>
+        <w:pPrChange w:id="90042" w:author="קלוד" w:date="2026-10-08T12:07:40Z">
+          <w:pPr>
+            <w:pStyle w:val="afff"/>
+          </w:pPr>
+        </w:pPrChange>
+      </w:pPr>
+      <w:del w:id="90040" w:author="קלוד" w:date="2026-10-08T12:07:40Z">
+        <w:r>
+          <w:rPr>
+            <w:rFonts w:hint="cs"/>
+            <w:rtl/>
+          </w:rPr>
+          <w:delText xml:space="preserve">***</w:delText>
+        </w:r>
+      </w:del>
+      <w:ins w:id="90041" w:author="קלוד" w:date="2026-10-08T12:07:40Z">
+        <w:r>
+          <w:rPr>
+            <w:color w:val="7B3F00"/>
+          </w:rPr>
+          <w:t xml:space="preserve">זכירה וקידוש בר"ה</w:t>
+        </w:r>
+      </w:ins>
     </w:p>
     <w:p>
       <w:pPr>
@@ -21688,18 +21763,33 @@
     </w:p>
     <w:p>
       <w:pPr>
-        <w:pStyle w:val="afff"/>
-        <w:rPr>
-          <w:rtl/>
-        </w:rPr>
-      </w:pPr>
-      <w:r>
-        <w:rPr>
-          <w:rFonts w:hint="cs"/>
-          <w:rtl/>
-        </w:rPr>
-        <w:t>***</w:t>
-      </w:r>
+        <w:pStyle w:val="afffff2"/>
+        <w:rPr>
+          <w:rtl/>
+        </w:rPr>
+        <w:pPrChange w:id="90039" w:author="קלוד" w:date="2026-10-08T12:07:40Z">
+          <w:pPr>
+            <w:pStyle w:val="afff"/>
+          </w:pPr>
+        </w:pPrChange>
+      </w:pPr>
+      <w:del w:id="90037" w:author="קלוד" w:date="2026-10-08T12:07:40Z">
+        <w:r>
+          <w:rPr>
+            <w:rFonts w:hint="cs"/>
+            <w:rtl/>
+          </w:rPr>
+          <w:delText xml:space="preserve">***</w:delText>
+        </w:r>
+      </w:del>
+      <w:ins w:id="90038" w:author="קלוד" w:date="2026-10-08T12:07:40Z">
+        <w:r>
+          <w:rPr>
+            <w:color w:val="7B3F00"/>
+          </w:rPr>
+          <w:t xml:space="preserve">עומר וגידול בארץ</w:t>
+        </w:r>
+      </w:ins>
     </w:p>
     <w:p>
       <w:pPr>
@@ -23109,18 +23199,33 @@
     </w:p>
     <w:p>
       <w:pPr>
-        <w:pStyle w:val="afff"/>
-        <w:rPr>
-          <w:rtl/>
-        </w:rPr>
-      </w:pPr>
-      <w:r>
-        <w:rPr>
-          <w:rFonts w:hint="cs"/>
-          <w:rtl/>
-        </w:rPr>
-        <w:t>***</w:t>
-      </w:r>
+        <w:pStyle w:val="afffff2"/>
+        <w:rPr>
+          <w:rtl/>
+        </w:rPr>
+        <w:pPrChange w:id="90036" w:author="קלוד" w:date="2026-10-08T12:07:40Z">
+          <w:pPr>
+            <w:pStyle w:val="afff"/>
+          </w:pPr>
+        </w:pPrChange>
+      </w:pPr>
+      <w:del w:id="90034" w:author="קלוד" w:date="2026-10-08T12:07:40Z">
+        <w:r>
+          <w:rPr>
+            <w:rFonts w:hint="cs"/>
+            <w:rtl/>
+          </w:rPr>
+          <w:delText xml:space="preserve">***</w:delText>
+        </w:r>
+      </w:del>
+      <w:ins w:id="90035" w:author="קלוד" w:date="2026-10-08T12:07:40Z">
+        <w:r>
+          <w:rPr>
+            <w:color w:val="7B3F00"/>
+          </w:rPr>
+          <w:t xml:space="preserve">מעשור פירות</w:t>
+        </w:r>
+      </w:ins>
     </w:p>
     <w:p>
       <w:pPr>
@@ -24433,18 +24538,33 @@
     </w:p>
     <w:p>
       <w:pPr>
-        <w:pStyle w:val="afff"/>
-        <w:rPr>
-          <w:rtl/>
-        </w:rPr>
-      </w:pPr>
-      <w:r>
-        <w:rPr>
-          <w:rFonts w:hint="cs"/>
-          <w:rtl/>
-        </w:rPr>
-        <w:t>***</w:t>
-      </w:r>
+        <w:pStyle w:val="afffff2"/>
+        <w:rPr>
+          <w:rtl/>
+        </w:rPr>
+        <w:pPrChange w:id="90033" w:author="קלוד" w:date="2026-10-08T12:07:40Z">
+          <w:pPr>
+            <w:pStyle w:val="afff"/>
+          </w:pPr>
+        </w:pPrChange>
+      </w:pPr>
+      <w:del w:id="90031" w:author="קלוד" w:date="2026-10-08T12:07:40Z">
+        <w:r>
+          <w:rPr>
+            <w:rFonts w:hint="cs"/>
+            <w:rtl/>
+          </w:rPr>
+          <w:delText xml:space="preserve">***</w:delText>
+        </w:r>
+      </w:del>
+      <w:ins w:id="90032" w:author="קלוד" w:date="2026-10-08T12:07:40Z">
+        <w:r>
+          <w:rPr>
+            <w:color w:val="7B3F00"/>
+          </w:rPr>
+          <w:t xml:space="preserve">תרוג וגידול</w:t>
+        </w:r>
+      </w:ins>
     </w:p>
     <w:p>
       <w:pPr>
@@ -25157,18 +25277,33 @@
     </w:p>
     <w:p>
       <w:pPr>
-        <w:pStyle w:val="afff"/>
-        <w:rPr>
-          <w:rtl/>
-        </w:rPr>
-      </w:pPr>
-      <w:r>
-        <w:rPr>
-          <w:rFonts w:hint="cs"/>
-          <w:rtl/>
-        </w:rPr>
-        <w:t>***</w:t>
-      </w:r>
+        <w:pStyle w:val="afffff2"/>
+        <w:rPr>
+          <w:rtl/>
+        </w:rPr>
+        <w:pPrChange w:id="90030" w:author="קלוד" w:date="2026-10-08T12:07:40Z">
+          <w:pPr>
+            <w:pStyle w:val="afff"/>
+          </w:pPr>
+        </w:pPrChange>
+      </w:pPr>
+      <w:del w:id="90028" w:author="קלוד" w:date="2026-10-08T12:07:40Z">
+        <w:r>
+          <w:rPr>
+            <w:rFonts w:hint="cs"/>
+            <w:rtl/>
+          </w:rPr>
+          <w:delText xml:space="preserve">***</w:delText>
+        </w:r>
+      </w:del>
+      <w:ins w:id="90029" w:author="קלוד" w:date="2026-10-08T12:07:40Z">
+        <w:r>
+          <w:rPr>
+            <w:color w:val="7B3F00"/>
+          </w:rPr>
+          <w:t xml:space="preserve">תרוג בשנים החוקיות</w:t>
+        </w:r>
+      </w:ins>
     </w:p>
     <w:p>
       <w:pPr>
@@ -26791,18 +26926,33 @@
     </w:p>
     <w:p>
       <w:pPr>
-        <w:pStyle w:val="afff"/>
-        <w:rPr>
-          <w:rtl/>
-        </w:rPr>
-      </w:pPr>
-      <w:r>
-        <w:rPr>
-          <w:rFonts w:hint="cs"/>
-          <w:rtl/>
-        </w:rPr>
-        <w:t>***</w:t>
-      </w:r>
+        <w:pStyle w:val="afffff2"/>
+        <w:rPr>
+          <w:rtl/>
+        </w:rPr>
+        <w:pPrChange w:id="90027" w:author="קלוד" w:date="2026-10-08T12:07:40Z">
+          <w:pPr>
+            <w:pStyle w:val="afff"/>
+          </w:pPr>
+        </w:pPrChange>
+      </w:pPr>
+      <w:del w:id="90025" w:author="קלוד" w:date="2026-10-08T12:07:40Z">
+        <w:r>
+          <w:rPr>
+            <w:rFonts w:hint="cs"/>
+            <w:rtl/>
+          </w:rPr>
+          <w:delText xml:space="preserve">***</w:delText>
+        </w:r>
+      </w:del>
+      <w:ins w:id="90026" w:author="קלוד" w:date="2026-10-08T12:07:40Z">
+        <w:r>
+          <w:rPr>
+            <w:color w:val="7B3F00"/>
+          </w:rPr>
+          <w:t xml:space="preserve">ארבע דינים בשנה</w:t>
+        </w:r>
+      </w:ins>
     </w:p>
     <w:p>
       <w:pPr>
@@ -30842,18 +30992,33 @@
     </w:p>
     <w:p>
       <w:pPr>
-        <w:pStyle w:val="afff"/>
-        <w:rPr>
-          <w:rtl/>
-        </w:rPr>
-      </w:pPr>
-      <w:r>
-        <w:rPr>
-          <w:rFonts w:hint="cs"/>
-          <w:rtl/>
-        </w:rPr>
-        <w:t>***</w:t>
-      </w:r>
+        <w:pStyle w:val="afffff2"/>
+        <w:rPr>
+          <w:rtl/>
+        </w:rPr>
+        <w:pPrChange w:id="90024" w:author="קלוד" w:date="2026-10-08T12:07:40Z">
+          <w:pPr>
+            <w:pStyle w:val="afff"/>
+          </w:pPr>
+        </w:pPrChange>
+      </w:pPr>
+      <w:del w:id="90022" w:author="קלוד" w:date="2026-10-08T12:07:40Z">
+        <w:r>
+          <w:rPr>
+            <w:rFonts w:hint="cs"/>
+            <w:rtl/>
+          </w:rPr>
+          <w:delText xml:space="preserve">***</w:delText>
+        </w:r>
+      </w:del>
+      <w:ins w:id="90023" w:author="קלוד" w:date="2026-10-08T12:07:40Z">
+        <w:r>
+          <w:rPr>
+            <w:color w:val="7B3F00"/>
+          </w:rPr>
+          <w:t xml:space="preserve">מעביר על מדותיו</w:t>
+        </w:r>
+      </w:ins>
     </w:p>
     <w:p>
       <w:pPr>
@@ -35492,18 +35657,33 @@
     </w:p>
     <w:p>
       <w:pPr>
-        <w:pStyle w:val="afff"/>
-        <w:rPr>
-          <w:rtl/>
-        </w:rPr>
-      </w:pPr>
-      <w:r>
-        <w:rPr>
-          <w:rFonts w:hint="cs"/>
-          <w:rtl/>
-        </w:rPr>
-        <w:t>***</w:t>
-      </w:r>
+        <w:pStyle w:val="afffff2"/>
+        <w:rPr>
+          <w:rtl/>
+        </w:rPr>
+        <w:pPrChange w:id="90021" w:author="קלוד" w:date="2026-10-08T12:07:40Z">
+          <w:pPr>
+            <w:pStyle w:val="afff"/>
+          </w:pPr>
+        </w:pPrChange>
+      </w:pPr>
+      <w:del w:id="90019" w:author="קלוד" w:date="2026-10-08T12:07:40Z">
+        <w:r>
+          <w:rPr>
+            <w:rFonts w:hint="cs"/>
+            <w:rtl/>
+          </w:rPr>
+          <w:delText xml:space="preserve">***</w:delText>
+        </w:r>
+      </w:del>
+      <w:ins w:id="90020" w:author="קלוד" w:date="2026-10-08T12:07:40Z">
+        <w:r>
+          <w:rPr>
+            <w:color w:val="7B3F00"/>
+          </w:rPr>
+          <w:t xml:space="preserve">ביטול ימי תענית</w:t>
+        </w:r>
+      </w:ins>
     </w:p>
     <w:p>
       <w:pPr>
@@ -38024,17 +38204,32 @@
     </w:p>
     <w:p>
       <w:pPr>
-        <w:pStyle w:val="afff"/>
-        <w:rPr>
-          <w:rtl/>
-        </w:rPr>
-      </w:pPr>
-      <w:r>
-        <w:rPr>
-          <w:rtl/>
-        </w:rPr>
-        <w:t>***</w:t>
-      </w:r>
+        <w:pStyle w:val="afffff2"/>
+        <w:rPr>
+          <w:rtl/>
+        </w:rPr>
+        <w:pPrChange w:id="90018" w:author="קלוד" w:date="2026-10-08T12:07:40Z">
+          <w:pPr>
+            <w:pStyle w:val="afff"/>
+          </w:pPr>
+        </w:pPrChange>
+      </w:pPr>
+      <w:del w:id="90016" w:author="קלוד" w:date="2026-10-08T12:07:40Z">
+        <w:r>
+          <w:rPr>
+            <w:rtl/>
+          </w:rPr>
+          <w:delText xml:space="preserve">***</w:delText>
+        </w:r>
+      </w:del>
+      <w:ins w:id="90017" w:author="קלוד" w:date="2026-10-08T12:07:40Z">
+        <w:r>
+          <w:rPr>
+            <w:color w:val="7B3F00"/>
+          </w:rPr>
+          <w:t xml:space="preserve">שנה מעוברת</w:t>
+        </w:r>
+      </w:ins>
     </w:p>
     <w:p>
       <w:pPr>
@@ -39900,18 +40095,33 @@
     </w:p>
     <w:p>
       <w:pPr>
-        <w:pStyle w:val="afff"/>
-        <w:rPr>
-          <w:rtl/>
-        </w:rPr>
-      </w:pPr>
-      <w:r>
-        <w:rPr>
-          <w:rFonts w:hint="cs"/>
-          <w:rtl/>
-        </w:rPr>
-        <w:t>***</w:t>
-      </w:r>
+        <w:pStyle w:val="afffff2"/>
+        <w:rPr>
+          <w:rtl/>
+        </w:rPr>
+        <w:pPrChange w:id="90015" w:author="קלוד" w:date="2026-10-08T12:07:40Z">
+          <w:pPr>
+            <w:pStyle w:val="afff"/>
+          </w:pPr>
+        </w:pPrChange>
+      </w:pPr>
+      <w:del w:id="90013" w:author="קלוד" w:date="2026-10-08T12:07:40Z">
+        <w:r>
+          <w:rPr>
+            <w:rFonts w:hint="cs"/>
+            <w:rtl/>
+          </w:rPr>
+          <w:delText xml:space="preserve">***</w:delText>
+        </w:r>
+      </w:del>
+      <w:ins w:id="90014" w:author="קלוד" w:date="2026-10-08T12:07:40Z">
+        <w:r>
+          <w:rPr>
+            <w:color w:val="7B3F00"/>
+          </w:rPr>
+          <w:t xml:space="preserve">יוה"כ בעדויות</w:t>
+        </w:r>
+      </w:ins>
     </w:p>
     <w:p>
       <w:pPr>
@@ -45794,18 +46004,33 @@
     </w:p>
     <w:p>
       <w:pPr>
-        <w:pStyle w:val="afff"/>
-        <w:rPr>
-          <w:rtl/>
-        </w:rPr>
-      </w:pPr>
-      <w:r>
-        <w:rPr>
-          <w:rFonts w:hint="cs"/>
-          <w:rtl/>
-        </w:rPr>
-        <w:t>***</w:t>
-      </w:r>
+        <w:pStyle w:val="afffff2"/>
+        <w:rPr>
+          <w:rtl/>
+        </w:rPr>
+        <w:pPrChange w:id="90012" w:author="קלוד" w:date="2026-10-08T12:07:40Z">
+          <w:pPr>
+            <w:pStyle w:val="afff"/>
+          </w:pPr>
+        </w:pPrChange>
+      </w:pPr>
+      <w:del w:id="90010" w:author="קלוד" w:date="2026-10-08T12:07:40Z">
+        <w:r>
+          <w:rPr>
+            <w:rFonts w:hint="cs"/>
+            <w:rtl/>
+          </w:rPr>
+          <w:delText xml:space="preserve">***</w:delText>
+        </w:r>
+      </w:del>
+      <w:ins w:id="90011" w:author="קלוד" w:date="2026-10-08T12:07:40Z">
+        <w:r>
+          <w:rPr>
+            <w:color w:val="7B3F00"/>
+          </w:rPr>
+          <w:t xml:space="preserve">שיקום ירושלים</w:t>
+        </w:r>
+      </w:ins>
     </w:p>
     <w:p>
       <w:pPr>
@@ -54277,18 +54502,33 @@
     </w:p>
     <w:p>
       <w:pPr>
-        <w:pStyle w:val="afff"/>
-        <w:rPr>
-          <w:rtl/>
-        </w:rPr>
-      </w:pPr>
-      <w:r>
-        <w:rPr>
-          <w:rFonts w:hint="cs"/>
-          <w:rtl/>
-        </w:rPr>
-        <w:t>***</w:t>
-      </w:r>
+        <w:pStyle w:val="afffff2"/>
+        <w:rPr>
+          <w:rtl/>
+        </w:rPr>
+        <w:pPrChange w:id="90009" w:author="קלוד" w:date="2026-10-08T12:07:40Z">
+          <w:pPr>
+            <w:pStyle w:val="afff"/>
+          </w:pPr>
+        </w:pPrChange>
+      </w:pPr>
+      <w:del w:id="90007" w:author="קלוד" w:date="2026-10-08T12:07:40Z">
+        <w:r>
+          <w:rPr>
+            <w:rFonts w:hint="cs"/>
+            <w:rtl/>
+          </w:rPr>
+          <w:delText xml:space="preserve">***</w:delText>
+        </w:r>
+      </w:del>
+      <w:ins w:id="90008" w:author="קלוד" w:date="2026-10-08T12:07:40Z">
+        <w:r>
+          <w:rPr>
+            <w:color w:val="7B3F00"/>
+          </w:rPr>
+          <w:t xml:space="preserve">קרוא לאיל בלשונות</w:t>
+        </w:r>
+      </w:ins>
     </w:p>
     <w:p>
       <w:pPr>
@@ -59145,18 +59385,33 @@
     </w:p>
     <w:p>
       <w:pPr>
-        <w:pStyle w:val="afff"/>
-        <w:rPr>
-          <w:rtl/>
-        </w:rPr>
-      </w:pPr>
-      <w:r>
-        <w:rPr>
-          <w:rFonts w:hint="cs"/>
-          <w:rtl/>
-        </w:rPr>
-        <w:t>***</w:t>
-      </w:r>
+        <w:pStyle w:val="afffff2"/>
+        <w:rPr>
+          <w:rtl/>
+        </w:rPr>
+        <w:pPrChange w:id="90006" w:author="קלוד" w:date="2026-10-08T12:07:40Z">
+          <w:pPr>
+            <w:pStyle w:val="afff"/>
+          </w:pPr>
+        </w:pPrChange>
+      </w:pPr>
+      <w:del w:id="90004" w:author="קלוד" w:date="2026-10-08T12:07:40Z">
+        <w:r>
+          <w:rPr>
+            <w:rFonts w:hint="cs"/>
+            <w:rtl/>
+          </w:rPr>
+          <w:delText xml:space="preserve">***</w:delText>
+        </w:r>
+      </w:del>
+      <w:ins w:id="90005" w:author="קלוד" w:date="2026-10-08T12:07:40Z">
+        <w:r>
+          <w:rPr>
+            <w:color w:val="7B3F00"/>
+          </w:rPr>
+          <w:t xml:space="preserve">תקיעה בשופרות</w:t>
+        </w:r>
+      </w:ins>
     </w:p>
     <w:p>
       <w:pPr>
@@ -65803,18 +66058,33 @@
     </w:p>
     <w:p>
       <w:pPr>
-        <w:pStyle w:val="afff"/>
-        <w:rPr>
-          <w:rtl/>
-        </w:rPr>
-      </w:pPr>
-      <w:r>
-        <w:rPr>
-          <w:rFonts w:hint="cs"/>
-          <w:rtl/>
-        </w:rPr>
-        <w:t>***</w:t>
-      </w:r>
+        <w:pStyle w:val="afffff2"/>
+        <w:rPr>
+          <w:rtl/>
+        </w:rPr>
+        <w:pPrChange w:id="90003" w:author="קלוד" w:date="2026-10-08T12:07:40Z">
+          <w:pPr>
+            <w:pStyle w:val="afff"/>
+          </w:pPr>
+        </w:pPrChange>
+      </w:pPr>
+      <w:del w:id="90001" w:author="קלוד" w:date="2026-10-08T12:07:40Z">
+        <w:r>
+          <w:rPr>
+            <w:rFonts w:hint="cs"/>
+            <w:rtl/>
+          </w:rPr>
+          <w:delText xml:space="preserve">***</w:delText>
+        </w:r>
+      </w:del>
+      <w:ins w:id="90002" w:author="קלוד" w:date="2026-10-08T12:07:40Z">
+        <w:r>
+          <w:rPr>
+            <w:color w:val="7B3F00"/>
+          </w:rPr>
+          <w:t xml:space="preserve">שיר קביעה בביהמ"ק</w:t>
+        </w:r>
+      </w:ins>
     </w:p>
     <w:p>
       <w:pPr>

--- a/input/docx/שיננא ראש השנה.docx
+++ b/input/docx/שיננא ראש השנה.docx
@@ -154,11 +154,18 @@
     <w:p>
       <w:pPr>
         <w:pStyle w:val="afff6"/>
+        <w:spacing w:before="120"/>
         <w:jc w:val="center"/>
         <w:rPr>
           <w:bCs/>
           <w:rtl/>
         </w:rPr>
+        <w:pPrChange w:id="90001" w:author="קלוד" w:date="2026-10-08T12:08:16Z">
+          <w:pPr>
+            <w:pStyle w:val="afff6"/>
+            <w:jc w:val="center"/>
+          </w:pPr>
+        </w:pPrChange>
       </w:pPr>
       <w:r>
         <w:rPr>
@@ -26549,10 +26556,17 @@
     <w:p>
       <w:pPr>
         <w:pStyle w:val="afff6"/>
+        <w:spacing w:before="120"/>
         <w:jc w:val="center"/>
         <w:rPr>
           <w:rtl/>
         </w:rPr>
+        <w:pPrChange w:id="90002" w:author="קלוד" w:date="2026-10-08T12:08:16Z">
+          <w:pPr>
+            <w:pStyle w:val="afff6"/>
+            <w:jc w:val="center"/>
+          </w:pPr>
+        </w:pPrChange>
       </w:pPr>
       <w:r>
         <w:rPr>
@@ -34539,11 +34553,18 @@
     <w:p>
       <w:pPr>
         <w:pStyle w:val="afff6"/>
+        <w:spacing w:before="120"/>
         <w:jc w:val="center"/>
         <w:rPr>
           <w:b/>
           <w:rtl/>
         </w:rPr>
+        <w:pPrChange w:id="90003" w:author="קלוד" w:date="2026-10-08T12:08:16Z">
+          <w:pPr>
+            <w:pStyle w:val="afff6"/>
+            <w:jc w:val="center"/>
+          </w:pPr>
+        </w:pPrChange>
       </w:pPr>
       <w:r>
         <w:rPr>
@@ -40854,11 +40875,18 @@
     <w:p>
       <w:pPr>
         <w:pStyle w:val="afff6"/>
+        <w:spacing w:before="120"/>
         <w:jc w:val="center"/>
         <w:rPr>
           <w:b/>
           <w:rtl/>
         </w:rPr>
+        <w:pPrChange w:id="90004" w:author="קלוד" w:date="2026-10-08T12:08:16Z">
+          <w:pPr>
+            <w:pStyle w:val="afff6"/>
+            <w:jc w:val="center"/>
+          </w:pPr>
+        </w:pPrChange>
       </w:pPr>
       <w:r>
         <w:rPr>
@@ -41352,11 +41380,17 @@
     <w:p>
       <w:pPr>
         <w:pStyle w:val="afff6"/>
+        <w:spacing w:before="120"/>
         <w:rPr>
           <w:b/>
           <w:spacing w:val="-2"/>
           <w:rtl/>
         </w:rPr>
+        <w:pPrChange w:id="90005" w:author="קלוד" w:date="2026-10-08T12:08:16Z">
+          <w:pPr>
+            <w:pStyle w:val="afff6"/>
+          </w:pPr>
+        </w:pPrChange>
       </w:pPr>
       <w:r>
         <w:rPr>
@@ -42106,10 +42140,16 @@
     <w:p>
       <w:pPr>
         <w:pStyle w:val="afff6"/>
-        <w:rPr>
-          <w:b/>
-          <w:rtl/>
-        </w:rPr>
+        <w:spacing w:before="120"/>
+        <w:rPr>
+          <w:b/>
+          <w:rtl/>
+        </w:rPr>
+        <w:pPrChange w:id="90006" w:author="קלוד" w:date="2026-10-08T12:08:16Z">
+          <w:pPr>
+            <w:pStyle w:val="afff6"/>
+          </w:pPr>
+        </w:pPrChange>
       </w:pPr>
       <w:r>
         <w:rPr>
@@ -42763,10 +42803,17 @@
     <w:p>
       <w:pPr>
         <w:pStyle w:val="afff6"/>
+        <w:spacing w:before="120"/>
         <w:jc w:val="center"/>
         <w:rPr>
           <w:rtl/>
         </w:rPr>
+        <w:pPrChange w:id="90007" w:author="קלוד" w:date="2026-10-08T12:08:16Z">
+          <w:pPr>
+            <w:pStyle w:val="afff6"/>
+            <w:jc w:val="center"/>
+          </w:pPr>
+        </w:pPrChange>
       </w:pPr>
       <w:r>
         <w:rPr>
@@ -42932,10 +42979,17 @@
     <w:p>
       <w:pPr>
         <w:pStyle w:val="afff6"/>
+        <w:spacing w:before="120"/>
         <w:jc w:val="center"/>
         <w:rPr>
           <w:rtl/>
         </w:rPr>
+        <w:pPrChange w:id="90008" w:author="קלוד" w:date="2026-10-08T12:08:16Z">
+          <w:pPr>
+            <w:pStyle w:val="afff6"/>
+            <w:jc w:val="center"/>
+          </w:pPr>
+        </w:pPrChange>
       </w:pPr>
       <w:r>
         <w:rPr>
@@ -43194,10 +43248,16 @@
     <w:p>
       <w:pPr>
         <w:pStyle w:val="afff6"/>
-        <w:rPr>
-          <w:b/>
-          <w:rtl/>
-        </w:rPr>
+        <w:spacing w:before="120"/>
+        <w:rPr>
+          <w:b/>
+          <w:rtl/>
+        </w:rPr>
+        <w:pPrChange w:id="90009" w:author="קלוד" w:date="2026-10-08T12:08:16Z">
+          <w:pPr>
+            <w:pStyle w:val="afff6"/>
+          </w:pPr>
+        </w:pPrChange>
       </w:pPr>
       <w:r>
         <w:rPr>
@@ -46775,11 +46835,18 @@
     <w:p>
       <w:pPr>
         <w:pStyle w:val="afff6"/>
+        <w:spacing w:before="120"/>
         <w:jc w:val="center"/>
         <w:rPr>
           <w:b/>
           <w:rtl/>
         </w:rPr>
+        <w:pPrChange w:id="90010" w:author="קלוד" w:date="2026-10-08T12:08:16Z">
+          <w:pPr>
+            <w:pStyle w:val="afff6"/>
+            <w:jc w:val="center"/>
+          </w:pPr>
+        </w:pPrChange>
       </w:pPr>
       <w:r>
         <w:rPr>
@@ -47258,11 +47325,18 @@
     <w:p>
       <w:pPr>
         <w:pStyle w:val="afff6"/>
+        <w:spacing w:before="120"/>
         <w:jc w:val="center"/>
         <w:rPr>
           <w:b/>
           <w:rtl/>
         </w:rPr>
+        <w:pPrChange w:id="90011" w:author="קלוד" w:date="2026-10-08T12:08:16Z">
+          <w:pPr>
+            <w:pStyle w:val="afff6"/>
+            <w:jc w:val="center"/>
+          </w:pPr>
+        </w:pPrChange>
       </w:pPr>
       <w:r>
         <w:rPr>
@@ -48179,9 +48253,15 @@
     <w:p>
       <w:pPr>
         <w:pStyle w:val="afff6"/>
-        <w:rPr>
-          <w:rtl/>
-        </w:rPr>
+        <w:spacing w:before="120"/>
+        <w:rPr>
+          <w:rtl/>
+        </w:rPr>
+        <w:pPrChange w:id="90012" w:author="קלוד" w:date="2026-10-08T12:08:16Z">
+          <w:pPr>
+            <w:pStyle w:val="afff6"/>
+          </w:pPr>
+        </w:pPrChange>
       </w:pPr>
       <w:r>
         <w:rPr>
@@ -48857,10 +48937,16 @@
     <w:p>
       <w:pPr>
         <w:pStyle w:val="afff6"/>
-        <w:rPr>
-          <w:b/>
-          <w:rtl/>
-        </w:rPr>
+        <w:spacing w:before="120"/>
+        <w:rPr>
+          <w:b/>
+          <w:rtl/>
+        </w:rPr>
+        <w:pPrChange w:id="90013" w:author="קלוד" w:date="2026-10-08T12:08:16Z">
+          <w:pPr>
+            <w:pStyle w:val="afff6"/>
+          </w:pPr>
+        </w:pPrChange>
       </w:pPr>
       <w:r>
         <w:rPr>
@@ -50044,10 +50130,16 @@
     <w:p>
       <w:pPr>
         <w:pStyle w:val="afff6"/>
+        <w:spacing w:before="120"/>
         <w:rPr>
           <w:spacing w:val="0"/>
           <w:rtl/>
         </w:rPr>
+        <w:pPrChange w:id="90014" w:author="קלוד" w:date="2026-10-08T12:08:16Z">
+          <w:pPr>
+            <w:pStyle w:val="afff6"/>
+          </w:pPr>
+        </w:pPrChange>
       </w:pPr>
       <w:r>
         <w:rPr>
@@ -52531,11 +52623,18 @@
     <w:p>
       <w:pPr>
         <w:pStyle w:val="afff6"/>
+        <w:spacing w:before="120"/>
         <w:jc w:val="center"/>
         <w:rPr>
           <w:b/>
           <w:rtl/>
         </w:rPr>
+        <w:pPrChange w:id="90015" w:author="קלוד" w:date="2026-10-08T12:08:16Z">
+          <w:pPr>
+            <w:pStyle w:val="afff6"/>
+            <w:jc w:val="center"/>
+          </w:pPr>
+        </w:pPrChange>
       </w:pPr>
       <w:r>
         <w:rPr>
@@ -53637,9 +53736,15 @@
     <w:p>
       <w:pPr>
         <w:pStyle w:val="afff6"/>
-        <w:rPr>
-          <w:rtl/>
-        </w:rPr>
+        <w:spacing w:before="120"/>
+        <w:rPr>
+          <w:rtl/>
+        </w:rPr>
+        <w:pPrChange w:id="90016" w:author="קלוד" w:date="2026-10-08T12:08:16Z">
+          <w:pPr>
+            <w:pStyle w:val="afff6"/>
+          </w:pPr>
+        </w:pPrChange>
       </w:pPr>
       <w:r>
         <w:rPr>
@@ -56055,9 +56160,15 @@
     <w:p>
       <w:pPr>
         <w:pStyle w:val="afff6"/>
-        <w:rPr>
-          <w:rtl/>
-        </w:rPr>
+        <w:spacing w:before="120"/>
+        <w:rPr>
+          <w:rtl/>
+        </w:rPr>
+        <w:pPrChange w:id="90017" w:author="קלוד" w:date="2026-10-08T12:08:16Z">
+          <w:pPr>
+            <w:pStyle w:val="afff6"/>
+          </w:pPr>
+        </w:pPrChange>
       </w:pPr>
       <w:r>
         <w:rPr>
@@ -57589,10 +57700,16 @@
     <w:p>
       <w:pPr>
         <w:pStyle w:val="afff6"/>
-        <w:rPr>
-          <w:b/>
-          <w:rtl/>
-        </w:rPr>
+        <w:spacing w:before="120"/>
+        <w:rPr>
+          <w:b/>
+          <w:rtl/>
+        </w:rPr>
+        <w:pPrChange w:id="90018" w:author="קלוד" w:date="2026-10-08T12:08:16Z">
+          <w:pPr>
+            <w:pStyle w:val="afff6"/>
+          </w:pPr>
+        </w:pPrChange>
       </w:pPr>
       <w:r>
         <w:rPr>
@@ -61679,11 +61796,18 @@
     <w:p>
       <w:pPr>
         <w:pStyle w:val="afff6"/>
+        <w:spacing w:before="120"/>
         <w:jc w:val="center"/>
         <w:rPr>
           <w:b/>
           <w:rtl/>
         </w:rPr>
+        <w:pPrChange w:id="90019" w:author="קלוד" w:date="2026-10-08T12:08:16Z">
+          <w:pPr>
+            <w:pStyle w:val="afff6"/>
+            <w:jc w:val="center"/>
+          </w:pPr>
+        </w:pPrChange>
       </w:pPr>
       <w:r>
         <w:rPr>
@@ -62822,11 +62946,17 @@
     <w:p>
       <w:pPr>
         <w:pStyle w:val="afff6"/>
+        <w:spacing w:before="120"/>
         <w:rPr>
           <w:b/>
           <w:spacing w:val="0"/>
           <w:rtl/>
         </w:rPr>
+        <w:pPrChange w:id="90020" w:author="קלוד" w:date="2026-10-08T12:08:16Z">
+          <w:pPr>
+            <w:pStyle w:val="afff6"/>
+          </w:pPr>
+        </w:pPrChange>
       </w:pPr>
       <w:r>
         <w:rPr>
@@ -64727,11 +64857,17 @@
     <w:p>
       <w:pPr>
         <w:pStyle w:val="afff6"/>
+        <w:spacing w:before="120"/>
         <w:rPr>
           <w:b/>
           <w:spacing w:val="6"/>
           <w:rtl/>
         </w:rPr>
+        <w:pPrChange w:id="90021" w:author="קלוד" w:date="2026-10-08T12:08:16Z">
+          <w:pPr>
+            <w:pStyle w:val="afff6"/>
+          </w:pPr>
+        </w:pPrChange>
       </w:pPr>
       <w:r>
         <w:rPr>
@@ -65148,9 +65284,15 @@
     <w:p>
       <w:pPr>
         <w:pStyle w:val="afff6"/>
-        <w:rPr>
-          <w:rtl/>
-        </w:rPr>
+        <w:spacing w:before="120"/>
+        <w:rPr>
+          <w:rtl/>
+        </w:rPr>
+        <w:pPrChange w:id="90022" w:author="קלוד" w:date="2026-10-08T12:08:16Z">
+          <w:pPr>
+            <w:pStyle w:val="afff6"/>
+          </w:pPr>
+        </w:pPrChange>
       </w:pPr>
       <w:r>
         <w:rPr>
@@ -67803,11 +67945,17 @@
     <w:p>
       <w:pPr>
         <w:pStyle w:val="afff6"/>
-        <w:spacing w:after="60"/>
-        <w:rPr>
-          <w:b/>
-          <w:rtl/>
-        </w:rPr>
+        <w:spacing w:after="60" w:before="120"/>
+        <w:rPr>
+          <w:b/>
+          <w:rtl/>
+        </w:rPr>
+        <w:pPrChange w:id="90023" w:author="קלוד" w:date="2026-10-08T12:08:16Z">
+          <w:pPr>
+            <w:pStyle w:val="afff6"/>
+            <w:spacing w:after="60"/>
+          </w:pPr>
+        </w:pPrChange>
       </w:pPr>
       <w:r>
         <w:rPr>
@@ -68662,10 +68810,17 @@
     <w:p>
       <w:pPr>
         <w:pStyle w:val="afff6"/>
+        <w:spacing w:before="120"/>
         <w:jc w:val="center"/>
         <w:rPr>
           <w:rtl/>
         </w:rPr>
+        <w:pPrChange w:id="90024" w:author="קלוד" w:date="2026-10-08T12:08:16Z">
+          <w:pPr>
+            <w:pStyle w:val="afff6"/>
+            <w:jc w:val="center"/>
+          </w:pPr>
+        </w:pPrChange>
       </w:pPr>
       <w:r>
         <w:rPr>
@@ -70016,10 +70171,16 @@
     <w:p>
       <w:pPr>
         <w:pStyle w:val="afff6"/>
-        <w:rPr>
-          <w:b/>
-          <w:rtl/>
-        </w:rPr>
+        <w:spacing w:before="120"/>
+        <w:rPr>
+          <w:b/>
+          <w:rtl/>
+        </w:rPr>
+        <w:pPrChange w:id="90025" w:author="קלוד" w:date="2026-10-08T12:08:16Z">
+          <w:pPr>
+            <w:pStyle w:val="afff6"/>
+          </w:pPr>
+        </w:pPrChange>
       </w:pPr>
       <w:r>
         <w:rPr>
@@ -70498,10 +70659,16 @@
     <w:p>
       <w:pPr>
         <w:pStyle w:val="afff6"/>
-        <w:rPr>
-          <w:b/>
-          <w:rtl/>
-        </w:rPr>
+        <w:spacing w:before="120"/>
+        <w:rPr>
+          <w:b/>
+          <w:rtl/>
+        </w:rPr>
+        <w:pPrChange w:id="90026" w:author="קלוד" w:date="2026-10-08T12:08:16Z">
+          <w:pPr>
+            <w:pStyle w:val="afff6"/>
+          </w:pPr>
+        </w:pPrChange>
       </w:pPr>
       <w:r>
         <w:rPr>
@@ -72423,10 +72590,16 @@
     <w:p>
       <w:pPr>
         <w:pStyle w:val="afff6"/>
-        <w:rPr>
-          <w:b/>
-          <w:rtl/>
-        </w:rPr>
+        <w:spacing w:before="120"/>
+        <w:rPr>
+          <w:b/>
+          <w:rtl/>
+        </w:rPr>
+        <w:pPrChange w:id="90027" w:author="קלוד" w:date="2026-10-08T12:08:16Z">
+          <w:pPr>
+            <w:pStyle w:val="afff6"/>
+          </w:pPr>
+        </w:pPrChange>
       </w:pPr>
       <w:r>
         <w:rPr>
@@ -72793,11 +72966,18 @@
     <w:p>
       <w:pPr>
         <w:pStyle w:val="afff6"/>
+        <w:spacing w:before="120"/>
         <w:jc w:val="center"/>
         <w:rPr>
           <w:b/>
           <w:rtl/>
         </w:rPr>
+        <w:pPrChange w:id="90028" w:author="קלוד" w:date="2026-10-08T12:08:16Z">
+          <w:pPr>
+            <w:pStyle w:val="afff6"/>
+            <w:jc w:val="center"/>
+          </w:pPr>
+        </w:pPrChange>
       </w:pPr>
       <w:r>
         <w:rPr>
@@ -73887,10 +74067,16 @@
     <w:p>
       <w:pPr>
         <w:pStyle w:val="afff6"/>
-        <w:rPr>
-          <w:b/>
-          <w:rtl/>
-        </w:rPr>
+        <w:spacing w:before="120"/>
+        <w:rPr>
+          <w:b/>
+          <w:rtl/>
+        </w:rPr>
+        <w:pPrChange w:id="90029" w:author="קלוד" w:date="2026-10-08T12:08:16Z">
+          <w:pPr>
+            <w:pStyle w:val="afff6"/>
+          </w:pPr>
+        </w:pPrChange>
       </w:pPr>
       <w:r>
         <w:rPr>
@@ -82983,7 +83169,7 @@
     <w:qFormat/>
     <w:rsid w:val="00E54E34"/>
     <w:pPr>
-      <w:spacing w:before="60"/>
+      <w:spacing w:before="120"/>
       <w:jc w:val="center"/>
     </w:pPr>
     <w:rPr>

--- a/input/docx/שיננא ראש השנה.docx
+++ b/input/docx/שיננא ראש השנה.docx
@@ -24569,7 +24569,7 @@
           <w:rPr>
             <w:color w:val="7B3F00"/>
           </w:rPr>
-          <w:t xml:space="preserve">תרוג וגידול</w:t>
+          <w:t xml:space="preserve">עישור אתרוג לפי לקיטה - ראש השנה שלו</w:t>
         </w:r>
       </w:ins>
     </w:p>
@@ -25308,7 +25308,7 @@
           <w:rPr>
             <w:color w:val="7B3F00"/>
           </w:rPr>
-          <w:t xml:space="preserve">תרוג בשנים החוקיות</w:t>
+          <w:t xml:space="preserve">אתרוג בשישית ושביעית - מעשר והפקר</w:t>
         </w:r>
       </w:ins>
     </w:p>
